--- a/Лабораторная работа №1(ЛиОАвИЗ).docx
+++ b/Лабораторная работа №1(ЛиОАвИЗ).docx
@@ -452,7 +452,25 @@
           <w:szCs w:val="28"/>
         </w:rPr>
         <w:tab/>
-        <w:t xml:space="preserve">         Мелюшев М.М.</w:t>
+        <w:t xml:space="preserve">         </w:t>
+      </w:r>
+      <w:proofErr w:type="spellStart"/>
+      <w:r>
+        <w:rPr>
+          <w:rFonts w:ascii="Times New Roman" w:hAnsi="Times New Roman" w:cs="Times New Roman"/>
+          <w:sz w:val="28"/>
+          <w:szCs w:val="28"/>
+        </w:rPr>
+        <w:t>Мелюшев</w:t>
+      </w:r>
+      <w:proofErr w:type="spellEnd"/>
+      <w:r>
+        <w:rPr>
+          <w:rFonts w:ascii="Times New Roman" w:hAnsi="Times New Roman" w:cs="Times New Roman"/>
+          <w:sz w:val="28"/>
+          <w:szCs w:val="28"/>
+        </w:rPr>
+        <w:t xml:space="preserve"> М.М.</w:t>
       </w:r>
     </w:p>
     <w:p>
@@ -1119,6 +1137,7 @@
         </w:rPr>
         <w:t xml:space="preserve"> элементов и заполняет его случайными значениями от 0 до 100 с использованием функции </w:t>
       </w:r>
+      <w:proofErr w:type="spellStart"/>
       <w:r>
         <w:rPr>
           <w:rFonts w:ascii="Times New Roman" w:hAnsi="Times New Roman" w:cs="Times New Roman"/>
@@ -1128,6 +1147,7 @@
         </w:rPr>
         <w:t>srand</w:t>
       </w:r>
+      <w:proofErr w:type="spellEnd"/>
       <w:r>
         <w:rPr>
           <w:rFonts w:ascii="Times New Roman" w:hAnsi="Times New Roman" w:cs="Times New Roman"/>
@@ -1413,6 +1433,7 @@
         </w:rPr>
         <w:t>1 Рис. - Результат работы программы 1-</w:t>
       </w:r>
+      <w:proofErr w:type="spellStart"/>
       <w:r>
         <w:rPr>
           <w:rFonts w:ascii="Times New Roman" w:hAnsi="Times New Roman" w:cs="Times New Roman"/>
@@ -1422,6 +1443,7 @@
         </w:rPr>
         <w:t>zadan</w:t>
       </w:r>
+      <w:proofErr w:type="spellEnd"/>
       <w:r>
         <w:rPr>
           <w:rFonts w:ascii="Times New Roman" w:hAnsi="Times New Roman" w:cs="Times New Roman"/>
@@ -1430,6 +1452,7 @@
         </w:rPr>
         <w:t>.</w:t>
       </w:r>
+      <w:proofErr w:type="spellStart"/>
       <w:r>
         <w:rPr>
           <w:rFonts w:ascii="Times New Roman" w:hAnsi="Times New Roman" w:cs="Times New Roman"/>
@@ -1439,6 +1462,7 @@
         </w:rPr>
         <w:t>cpp</w:t>
       </w:r>
+      <w:proofErr w:type="spellEnd"/>
     </w:p>
     <w:p>
       <w:pPr>
@@ -1524,6 +1548,7 @@
         </w:rPr>
         <w:t>2 Рис. - Результат работы программы 2-</w:t>
       </w:r>
+      <w:proofErr w:type="spellStart"/>
       <w:r>
         <w:rPr>
           <w:rFonts w:ascii="Times New Roman" w:hAnsi="Times New Roman" w:cs="Times New Roman"/>
@@ -1533,6 +1558,7 @@
         </w:rPr>
         <w:t>zadan</w:t>
       </w:r>
+      <w:proofErr w:type="spellEnd"/>
       <w:r>
         <w:rPr>
           <w:rFonts w:ascii="Times New Roman" w:hAnsi="Times New Roman" w:cs="Times New Roman"/>
@@ -1541,6 +1567,7 @@
         </w:rPr>
         <w:t>.</w:t>
       </w:r>
+      <w:proofErr w:type="spellStart"/>
       <w:r>
         <w:rPr>
           <w:rFonts w:ascii="Times New Roman" w:hAnsi="Times New Roman" w:cs="Times New Roman"/>
@@ -1550,6 +1577,7 @@
         </w:rPr>
         <w:t>cpp</w:t>
       </w:r>
+      <w:proofErr w:type="spellEnd"/>
     </w:p>
     <w:p>
       <w:pPr>
@@ -1635,6 +1663,7 @@
         </w:rPr>
         <w:t>3 Рис. - Результат работы программы 3-</w:t>
       </w:r>
+      <w:proofErr w:type="spellStart"/>
       <w:r>
         <w:rPr>
           <w:rFonts w:ascii="Times New Roman" w:hAnsi="Times New Roman" w:cs="Times New Roman"/>
@@ -1644,6 +1673,7 @@
         </w:rPr>
         <w:t>zadan</w:t>
       </w:r>
+      <w:proofErr w:type="spellEnd"/>
       <w:r>
         <w:rPr>
           <w:rFonts w:ascii="Times New Roman" w:hAnsi="Times New Roman" w:cs="Times New Roman"/>
@@ -1652,6 +1682,7 @@
         </w:rPr>
         <w:t>.</w:t>
       </w:r>
+      <w:proofErr w:type="spellStart"/>
       <w:r>
         <w:rPr>
           <w:rFonts w:ascii="Times New Roman" w:hAnsi="Times New Roman" w:cs="Times New Roman"/>
@@ -1661,6 +1692,7 @@
         </w:rPr>
         <w:t>cpp</w:t>
       </w:r>
+      <w:proofErr w:type="spellEnd"/>
     </w:p>
     <w:p>
       <w:pPr>
@@ -1735,6 +1767,7 @@
         </w:rPr>
         <w:t>4 Рис. - Результат работы программы 4-</w:t>
       </w:r>
+      <w:proofErr w:type="spellStart"/>
       <w:r>
         <w:rPr>
           <w:rFonts w:ascii="Times New Roman" w:hAnsi="Times New Roman" w:cs="Times New Roman"/>
@@ -1744,6 +1777,7 @@
         </w:rPr>
         <w:t>zadan</w:t>
       </w:r>
+      <w:proofErr w:type="spellEnd"/>
       <w:r>
         <w:rPr>
           <w:rFonts w:ascii="Times New Roman" w:hAnsi="Times New Roman" w:cs="Times New Roman"/>
@@ -1752,6 +1786,7 @@
         </w:rPr>
         <w:t>.</w:t>
       </w:r>
+      <w:proofErr w:type="spellStart"/>
       <w:r>
         <w:rPr>
           <w:rFonts w:ascii="Times New Roman" w:hAnsi="Times New Roman" w:cs="Times New Roman"/>
@@ -1761,6 +1796,7 @@
         </w:rPr>
         <w:t>cpp</w:t>
       </w:r>
+      <w:proofErr w:type="spellEnd"/>
     </w:p>
     <w:p>
       <w:pPr>
@@ -1835,6 +1871,7 @@
         </w:rPr>
         <w:t>5 Рис. - Результат работы программы 5-</w:t>
       </w:r>
+      <w:proofErr w:type="spellStart"/>
       <w:r>
         <w:rPr>
           <w:rFonts w:ascii="Times New Roman" w:hAnsi="Times New Roman" w:cs="Times New Roman"/>
@@ -1844,6 +1881,7 @@
         </w:rPr>
         <w:t>zadan</w:t>
       </w:r>
+      <w:proofErr w:type="spellEnd"/>
       <w:r>
         <w:rPr>
           <w:rFonts w:ascii="Times New Roman" w:hAnsi="Times New Roman" w:cs="Times New Roman"/>
@@ -1852,6 +1890,7 @@
         </w:rPr>
         <w:t>.</w:t>
       </w:r>
+      <w:proofErr w:type="spellStart"/>
       <w:r>
         <w:rPr>
           <w:rFonts w:ascii="Times New Roman" w:hAnsi="Times New Roman" w:cs="Times New Roman"/>
@@ -1861,6 +1900,7 @@
         </w:rPr>
         <w:t>cpp</w:t>
       </w:r>
+      <w:proofErr w:type="spellEnd"/>
     </w:p>
     <w:p>
       <w:pPr>
@@ -1943,6 +1983,7 @@
         </w:rPr>
         <w:t xml:space="preserve"> Рис. - Результат работы программы 5-</w:t>
       </w:r>
+      <w:proofErr w:type="spellStart"/>
       <w:r>
         <w:rPr>
           <w:rFonts w:ascii="Times New Roman" w:hAnsi="Times New Roman" w:cs="Times New Roman"/>
@@ -1952,6 +1993,7 @@
         </w:rPr>
         <w:t>zadan</w:t>
       </w:r>
+      <w:proofErr w:type="spellEnd"/>
       <w:r>
         <w:rPr>
           <w:rFonts w:ascii="Times New Roman" w:hAnsi="Times New Roman" w:cs="Times New Roman"/>
@@ -1960,6 +2002,7 @@
         </w:rPr>
         <w:t>.</w:t>
       </w:r>
+      <w:proofErr w:type="spellStart"/>
       <w:r>
         <w:rPr>
           <w:rFonts w:ascii="Times New Roman" w:hAnsi="Times New Roman" w:cs="Times New Roman"/>
@@ -1969,6 +2012,7 @@
         </w:rPr>
         <w:t>cpp</w:t>
       </w:r>
+      <w:proofErr w:type="spellEnd"/>
     </w:p>
     <w:p>
       <w:pPr>
@@ -2077,61 +2121,133 @@
           <w:color w:val="000000" w:themeColor="text1"/>
           <w:lang w:val="en-US"/>
         </w:rPr>
-        <w:t>#include &lt;stdio.h&gt;</w:t>
-      </w:r>
-    </w:p>
-    <w:p>
-      <w:pPr>
-        <w:spacing w:after="0" w:line="240" w:lineRule="auto"/>
-        <w:rPr>
-          <w:rFonts w:ascii="Times New Roman" w:hAnsi="Times New Roman" w:cs="Times New Roman"/>
-          <w:color w:val="000000" w:themeColor="text1"/>
-          <w:lang w:val="en-US"/>
-        </w:rPr>
-      </w:pPr>
-      <w:r>
-        <w:rPr>
-          <w:rFonts w:ascii="Times New Roman" w:hAnsi="Times New Roman" w:cs="Times New Roman"/>
-          <w:color w:val="000000" w:themeColor="text1"/>
-          <w:lang w:val="en-US"/>
-        </w:rPr>
-        <w:t>#include &lt;stdlib.h&gt;</w:t>
-      </w:r>
-    </w:p>
-    <w:p>
-      <w:pPr>
-        <w:spacing w:after="0" w:line="240" w:lineRule="auto"/>
-        <w:rPr>
-          <w:rFonts w:ascii="Times New Roman" w:hAnsi="Times New Roman" w:cs="Times New Roman"/>
-          <w:color w:val="000000" w:themeColor="text1"/>
-          <w:lang w:val="en-US"/>
-        </w:rPr>
-      </w:pPr>
-      <w:r>
-        <w:rPr>
-          <w:rFonts w:ascii="Times New Roman" w:hAnsi="Times New Roman" w:cs="Times New Roman"/>
-          <w:color w:val="000000" w:themeColor="text1"/>
-          <w:lang w:val="en-US"/>
-        </w:rPr>
-        <w:t>#include &lt;string.h&gt;</w:t>
-      </w:r>
-    </w:p>
-    <w:p>
-      <w:pPr>
-        <w:spacing w:after="0" w:line="240" w:lineRule="auto"/>
-        <w:rPr>
-          <w:rFonts w:ascii="Times New Roman" w:hAnsi="Times New Roman" w:cs="Times New Roman"/>
-          <w:color w:val="000000" w:themeColor="text1"/>
-          <w:lang w:val="en-US"/>
-        </w:rPr>
-      </w:pPr>
-      <w:r>
-        <w:rPr>
-          <w:rFonts w:ascii="Times New Roman" w:hAnsi="Times New Roman" w:cs="Times New Roman"/>
-          <w:color w:val="000000" w:themeColor="text1"/>
-          <w:lang w:val="en-US"/>
-        </w:rPr>
-        <w:t>#include &lt;time.h&gt;</w:t>
+        <w:t>#include &lt;</w:t>
+      </w:r>
+      <w:proofErr w:type="spellStart"/>
+      <w:r>
+        <w:rPr>
+          <w:rFonts w:ascii="Times New Roman" w:hAnsi="Times New Roman" w:cs="Times New Roman"/>
+          <w:color w:val="000000" w:themeColor="text1"/>
+          <w:lang w:val="en-US"/>
+        </w:rPr>
+        <w:t>stdio.h</w:t>
+      </w:r>
+      <w:proofErr w:type="spellEnd"/>
+      <w:r>
+        <w:rPr>
+          <w:rFonts w:ascii="Times New Roman" w:hAnsi="Times New Roman" w:cs="Times New Roman"/>
+          <w:color w:val="000000" w:themeColor="text1"/>
+          <w:lang w:val="en-US"/>
+        </w:rPr>
+        <w:t>&gt;</w:t>
+      </w:r>
+    </w:p>
+    <w:p>
+      <w:pPr>
+        <w:spacing w:after="0" w:line="240" w:lineRule="auto"/>
+        <w:rPr>
+          <w:rFonts w:ascii="Times New Roman" w:hAnsi="Times New Roman" w:cs="Times New Roman"/>
+          <w:color w:val="000000" w:themeColor="text1"/>
+          <w:lang w:val="en-US"/>
+        </w:rPr>
+      </w:pPr>
+      <w:r>
+        <w:rPr>
+          <w:rFonts w:ascii="Times New Roman" w:hAnsi="Times New Roman" w:cs="Times New Roman"/>
+          <w:color w:val="000000" w:themeColor="text1"/>
+          <w:lang w:val="en-US"/>
+        </w:rPr>
+        <w:t>#include &lt;</w:t>
+      </w:r>
+      <w:proofErr w:type="spellStart"/>
+      <w:r>
+        <w:rPr>
+          <w:rFonts w:ascii="Times New Roman" w:hAnsi="Times New Roman" w:cs="Times New Roman"/>
+          <w:color w:val="000000" w:themeColor="text1"/>
+          <w:lang w:val="en-US"/>
+        </w:rPr>
+        <w:t>stdlib.h</w:t>
+      </w:r>
+      <w:proofErr w:type="spellEnd"/>
+      <w:r>
+        <w:rPr>
+          <w:rFonts w:ascii="Times New Roman" w:hAnsi="Times New Roman" w:cs="Times New Roman"/>
+          <w:color w:val="000000" w:themeColor="text1"/>
+          <w:lang w:val="en-US"/>
+        </w:rPr>
+        <w:t>&gt;</w:t>
+      </w:r>
+    </w:p>
+    <w:p>
+      <w:pPr>
+        <w:spacing w:after="0" w:line="240" w:lineRule="auto"/>
+        <w:rPr>
+          <w:rFonts w:ascii="Times New Roman" w:hAnsi="Times New Roman" w:cs="Times New Roman"/>
+          <w:color w:val="000000" w:themeColor="text1"/>
+          <w:lang w:val="en-US"/>
+        </w:rPr>
+      </w:pPr>
+      <w:r>
+        <w:rPr>
+          <w:rFonts w:ascii="Times New Roman" w:hAnsi="Times New Roman" w:cs="Times New Roman"/>
+          <w:color w:val="000000" w:themeColor="text1"/>
+          <w:lang w:val="en-US"/>
+        </w:rPr>
+        <w:t>#include &lt;</w:t>
+      </w:r>
+      <w:proofErr w:type="spellStart"/>
+      <w:r>
+        <w:rPr>
+          <w:rFonts w:ascii="Times New Roman" w:hAnsi="Times New Roman" w:cs="Times New Roman"/>
+          <w:color w:val="000000" w:themeColor="text1"/>
+          <w:lang w:val="en-US"/>
+        </w:rPr>
+        <w:t>string.h</w:t>
+      </w:r>
+      <w:proofErr w:type="spellEnd"/>
+      <w:r>
+        <w:rPr>
+          <w:rFonts w:ascii="Times New Roman" w:hAnsi="Times New Roman" w:cs="Times New Roman"/>
+          <w:color w:val="000000" w:themeColor="text1"/>
+          <w:lang w:val="en-US"/>
+        </w:rPr>
+        <w:t>&gt;</w:t>
+      </w:r>
+    </w:p>
+    <w:p>
+      <w:pPr>
+        <w:spacing w:after="0" w:line="240" w:lineRule="auto"/>
+        <w:rPr>
+          <w:rFonts w:ascii="Times New Roman" w:hAnsi="Times New Roman" w:cs="Times New Roman"/>
+          <w:color w:val="000000" w:themeColor="text1"/>
+          <w:lang w:val="en-US"/>
+        </w:rPr>
+      </w:pPr>
+      <w:r>
+        <w:rPr>
+          <w:rFonts w:ascii="Times New Roman" w:hAnsi="Times New Roman" w:cs="Times New Roman"/>
+          <w:color w:val="000000" w:themeColor="text1"/>
+          <w:lang w:val="en-US"/>
+        </w:rPr>
+        <w:t>#include &lt;</w:t>
+      </w:r>
+      <w:proofErr w:type="spellStart"/>
+      <w:r>
+        <w:rPr>
+          <w:rFonts w:ascii="Times New Roman" w:hAnsi="Times New Roman" w:cs="Times New Roman"/>
+          <w:color w:val="000000" w:themeColor="text1"/>
+          <w:lang w:val="en-US"/>
+        </w:rPr>
+        <w:t>time.h</w:t>
+      </w:r>
+      <w:proofErr w:type="spellEnd"/>
+      <w:r>
+        <w:rPr>
+          <w:rFonts w:ascii="Times New Roman" w:hAnsi="Times New Roman" w:cs="Times New Roman"/>
+          <w:color w:val="000000" w:themeColor="text1"/>
+          <w:lang w:val="en-US"/>
+        </w:rPr>
+        <w:t>&gt;</w:t>
       </w:r>
     </w:p>
     <w:p>
@@ -2295,79 +2411,331 @@
           <w:color w:val="000000" w:themeColor="text1"/>
           <w:lang w:val="en-US"/>
         </w:rPr>
-        <w:t xml:space="preserve">    double arr[] = { 1.5, 3.2, 7.1, 2.8, 4.9 };</w:t>
-      </w:r>
-    </w:p>
-    <w:p>
-      <w:pPr>
-        <w:spacing w:after="0" w:line="240" w:lineRule="auto"/>
-        <w:rPr>
-          <w:rFonts w:ascii="Times New Roman" w:hAnsi="Times New Roman" w:cs="Times New Roman"/>
-          <w:color w:val="000000" w:themeColor="text1"/>
-          <w:lang w:val="en-US"/>
-        </w:rPr>
-      </w:pPr>
-      <w:r>
-        <w:rPr>
-          <w:rFonts w:ascii="Times New Roman" w:hAnsi="Times New Roman" w:cs="Times New Roman"/>
-          <w:color w:val="000000" w:themeColor="text1"/>
-          <w:lang w:val="en-US"/>
-        </w:rPr>
-        <w:t xml:space="preserve">    double min = arr[0], max = arr[0];</w:t>
-      </w:r>
-    </w:p>
-    <w:p>
-      <w:pPr>
-        <w:spacing w:after="0" w:line="240" w:lineRule="auto"/>
-        <w:rPr>
-          <w:rFonts w:ascii="Times New Roman" w:hAnsi="Times New Roman" w:cs="Times New Roman"/>
-          <w:color w:val="000000" w:themeColor="text1"/>
-          <w:lang w:val="en-US"/>
-        </w:rPr>
-      </w:pPr>
-      <w:r>
-        <w:rPr>
-          <w:rFonts w:ascii="Times New Roman" w:hAnsi="Times New Roman" w:cs="Times New Roman"/>
-          <w:color w:val="000000" w:themeColor="text1"/>
-          <w:lang w:val="en-US"/>
-        </w:rPr>
-        <w:t xml:space="preserve">    for (int i = 1; i &lt; n; i++) {</w:t>
-      </w:r>
-    </w:p>
-    <w:p>
-      <w:pPr>
-        <w:spacing w:after="0" w:line="240" w:lineRule="auto"/>
-        <w:rPr>
-          <w:rFonts w:ascii="Times New Roman" w:hAnsi="Times New Roman" w:cs="Times New Roman"/>
-          <w:color w:val="000000" w:themeColor="text1"/>
-          <w:lang w:val="en-US"/>
-        </w:rPr>
-      </w:pPr>
-      <w:r>
-        <w:rPr>
-          <w:rFonts w:ascii="Times New Roman" w:hAnsi="Times New Roman" w:cs="Times New Roman"/>
-          <w:color w:val="000000" w:themeColor="text1"/>
-          <w:lang w:val="en-US"/>
-        </w:rPr>
-        <w:t xml:space="preserve">        if (arr[i] &lt; min) min = arr[i];</w:t>
-      </w:r>
-    </w:p>
-    <w:p>
-      <w:pPr>
-        <w:spacing w:after="0" w:line="240" w:lineRule="auto"/>
-        <w:rPr>
-          <w:rFonts w:ascii="Times New Roman" w:hAnsi="Times New Roman" w:cs="Times New Roman"/>
-          <w:color w:val="000000" w:themeColor="text1"/>
-          <w:lang w:val="en-US"/>
-        </w:rPr>
-      </w:pPr>
-      <w:r>
-        <w:rPr>
-          <w:rFonts w:ascii="Times New Roman" w:hAnsi="Times New Roman" w:cs="Times New Roman"/>
-          <w:color w:val="000000" w:themeColor="text1"/>
-          <w:lang w:val="en-US"/>
-        </w:rPr>
-        <w:t xml:space="preserve">        if (arr[i] &gt; max) max = arr[i];</w:t>
+        <w:t xml:space="preserve">    double </w:t>
+      </w:r>
+      <w:proofErr w:type="spellStart"/>
+      <w:r>
+        <w:rPr>
+          <w:rFonts w:ascii="Times New Roman" w:hAnsi="Times New Roman" w:cs="Times New Roman"/>
+          <w:color w:val="000000" w:themeColor="text1"/>
+          <w:lang w:val="en-US"/>
+        </w:rPr>
+        <w:t>arr</w:t>
+      </w:r>
+      <w:proofErr w:type="spellEnd"/>
+      <w:r>
+        <w:rPr>
+          <w:rFonts w:ascii="Times New Roman" w:hAnsi="Times New Roman" w:cs="Times New Roman"/>
+          <w:color w:val="000000" w:themeColor="text1"/>
+          <w:lang w:val="en-US"/>
+        </w:rPr>
+        <w:t>[] = { 1.5, 3.2, 7.1, 2.8, 4.9 };</w:t>
+      </w:r>
+    </w:p>
+    <w:p>
+      <w:pPr>
+        <w:spacing w:after="0" w:line="240" w:lineRule="auto"/>
+        <w:rPr>
+          <w:rFonts w:ascii="Times New Roman" w:hAnsi="Times New Roman" w:cs="Times New Roman"/>
+          <w:color w:val="000000" w:themeColor="text1"/>
+          <w:lang w:val="en-US"/>
+        </w:rPr>
+      </w:pPr>
+      <w:r>
+        <w:rPr>
+          <w:rFonts w:ascii="Times New Roman" w:hAnsi="Times New Roman" w:cs="Times New Roman"/>
+          <w:color w:val="000000" w:themeColor="text1"/>
+          <w:lang w:val="en-US"/>
+        </w:rPr>
+        <w:t xml:space="preserve">    double min = </w:t>
+      </w:r>
+      <w:proofErr w:type="spellStart"/>
+      <w:r>
+        <w:rPr>
+          <w:rFonts w:ascii="Times New Roman" w:hAnsi="Times New Roman" w:cs="Times New Roman"/>
+          <w:color w:val="000000" w:themeColor="text1"/>
+          <w:lang w:val="en-US"/>
+        </w:rPr>
+        <w:t>arr</w:t>
+      </w:r>
+      <w:proofErr w:type="spellEnd"/>
+      <w:r>
+        <w:rPr>
+          <w:rFonts w:ascii="Times New Roman" w:hAnsi="Times New Roman" w:cs="Times New Roman"/>
+          <w:color w:val="000000" w:themeColor="text1"/>
+          <w:lang w:val="en-US"/>
+        </w:rPr>
+        <w:t xml:space="preserve">[0], max = </w:t>
+      </w:r>
+      <w:proofErr w:type="spellStart"/>
+      <w:r>
+        <w:rPr>
+          <w:rFonts w:ascii="Times New Roman" w:hAnsi="Times New Roman" w:cs="Times New Roman"/>
+          <w:color w:val="000000" w:themeColor="text1"/>
+          <w:lang w:val="en-US"/>
+        </w:rPr>
+        <w:t>arr</w:t>
+      </w:r>
+      <w:proofErr w:type="spellEnd"/>
+      <w:r>
+        <w:rPr>
+          <w:rFonts w:ascii="Times New Roman" w:hAnsi="Times New Roman" w:cs="Times New Roman"/>
+          <w:color w:val="000000" w:themeColor="text1"/>
+          <w:lang w:val="en-US"/>
+        </w:rPr>
+        <w:t>[0];</w:t>
+      </w:r>
+    </w:p>
+    <w:p>
+      <w:pPr>
+        <w:spacing w:after="0" w:line="240" w:lineRule="auto"/>
+        <w:rPr>
+          <w:rFonts w:ascii="Times New Roman" w:hAnsi="Times New Roman" w:cs="Times New Roman"/>
+          <w:color w:val="000000" w:themeColor="text1"/>
+          <w:lang w:val="en-US"/>
+        </w:rPr>
+      </w:pPr>
+      <w:r>
+        <w:rPr>
+          <w:rFonts w:ascii="Times New Roman" w:hAnsi="Times New Roman" w:cs="Times New Roman"/>
+          <w:color w:val="000000" w:themeColor="text1"/>
+          <w:lang w:val="en-US"/>
+        </w:rPr>
+        <w:t xml:space="preserve">    for (int </w:t>
+      </w:r>
+      <w:proofErr w:type="spellStart"/>
+      <w:r>
+        <w:rPr>
+          <w:rFonts w:ascii="Times New Roman" w:hAnsi="Times New Roman" w:cs="Times New Roman"/>
+          <w:color w:val="000000" w:themeColor="text1"/>
+          <w:lang w:val="en-US"/>
+        </w:rPr>
+        <w:t>i</w:t>
+      </w:r>
+      <w:proofErr w:type="spellEnd"/>
+      <w:r>
+        <w:rPr>
+          <w:rFonts w:ascii="Times New Roman" w:hAnsi="Times New Roman" w:cs="Times New Roman"/>
+          <w:color w:val="000000" w:themeColor="text1"/>
+          <w:lang w:val="en-US"/>
+        </w:rPr>
+        <w:t xml:space="preserve"> = 1; </w:t>
+      </w:r>
+      <w:proofErr w:type="spellStart"/>
+      <w:r>
+        <w:rPr>
+          <w:rFonts w:ascii="Times New Roman" w:hAnsi="Times New Roman" w:cs="Times New Roman"/>
+          <w:color w:val="000000" w:themeColor="text1"/>
+          <w:lang w:val="en-US"/>
+        </w:rPr>
+        <w:t>i</w:t>
+      </w:r>
+      <w:proofErr w:type="spellEnd"/>
+      <w:r>
+        <w:rPr>
+          <w:rFonts w:ascii="Times New Roman" w:hAnsi="Times New Roman" w:cs="Times New Roman"/>
+          <w:color w:val="000000" w:themeColor="text1"/>
+          <w:lang w:val="en-US"/>
+        </w:rPr>
+        <w:t xml:space="preserve"> &lt; n; </w:t>
+      </w:r>
+      <w:proofErr w:type="spellStart"/>
+      <w:r>
+        <w:rPr>
+          <w:rFonts w:ascii="Times New Roman" w:hAnsi="Times New Roman" w:cs="Times New Roman"/>
+          <w:color w:val="000000" w:themeColor="text1"/>
+          <w:lang w:val="en-US"/>
+        </w:rPr>
+        <w:t>i</w:t>
+      </w:r>
+      <w:proofErr w:type="spellEnd"/>
+      <w:r>
+        <w:rPr>
+          <w:rFonts w:ascii="Times New Roman" w:hAnsi="Times New Roman" w:cs="Times New Roman"/>
+          <w:color w:val="000000" w:themeColor="text1"/>
+          <w:lang w:val="en-US"/>
+        </w:rPr>
+        <w:t>++) {</w:t>
+      </w:r>
+    </w:p>
+    <w:p>
+      <w:pPr>
+        <w:spacing w:after="0" w:line="240" w:lineRule="auto"/>
+        <w:rPr>
+          <w:rFonts w:ascii="Times New Roman" w:hAnsi="Times New Roman" w:cs="Times New Roman"/>
+          <w:color w:val="000000" w:themeColor="text1"/>
+          <w:lang w:val="en-US"/>
+        </w:rPr>
+      </w:pPr>
+      <w:r>
+        <w:rPr>
+          <w:rFonts w:ascii="Times New Roman" w:hAnsi="Times New Roman" w:cs="Times New Roman"/>
+          <w:color w:val="000000" w:themeColor="text1"/>
+          <w:lang w:val="en-US"/>
+        </w:rPr>
+        <w:t xml:space="preserve">        if (</w:t>
+      </w:r>
+      <w:proofErr w:type="spellStart"/>
+      <w:r>
+        <w:rPr>
+          <w:rFonts w:ascii="Times New Roman" w:hAnsi="Times New Roman" w:cs="Times New Roman"/>
+          <w:color w:val="000000" w:themeColor="text1"/>
+          <w:lang w:val="en-US"/>
+        </w:rPr>
+        <w:t>arr</w:t>
+      </w:r>
+      <w:proofErr w:type="spellEnd"/>
+      <w:r>
+        <w:rPr>
+          <w:rFonts w:ascii="Times New Roman" w:hAnsi="Times New Roman" w:cs="Times New Roman"/>
+          <w:color w:val="000000" w:themeColor="text1"/>
+          <w:lang w:val="en-US"/>
+        </w:rPr>
+        <w:t>[</w:t>
+      </w:r>
+      <w:proofErr w:type="spellStart"/>
+      <w:r>
+        <w:rPr>
+          <w:rFonts w:ascii="Times New Roman" w:hAnsi="Times New Roman" w:cs="Times New Roman"/>
+          <w:color w:val="000000" w:themeColor="text1"/>
+          <w:lang w:val="en-US"/>
+        </w:rPr>
+        <w:t>i</w:t>
+      </w:r>
+      <w:proofErr w:type="spellEnd"/>
+      <w:r>
+        <w:rPr>
+          <w:rFonts w:ascii="Times New Roman" w:hAnsi="Times New Roman" w:cs="Times New Roman"/>
+          <w:color w:val="000000" w:themeColor="text1"/>
+          <w:lang w:val="en-US"/>
+        </w:rPr>
+        <w:t xml:space="preserve">] &lt; min) min = </w:t>
+      </w:r>
+      <w:proofErr w:type="spellStart"/>
+      <w:r>
+        <w:rPr>
+          <w:rFonts w:ascii="Times New Roman" w:hAnsi="Times New Roman" w:cs="Times New Roman"/>
+          <w:color w:val="000000" w:themeColor="text1"/>
+          <w:lang w:val="en-US"/>
+        </w:rPr>
+        <w:t>arr</w:t>
+      </w:r>
+      <w:proofErr w:type="spellEnd"/>
+      <w:r>
+        <w:rPr>
+          <w:rFonts w:ascii="Times New Roman" w:hAnsi="Times New Roman" w:cs="Times New Roman"/>
+          <w:color w:val="000000" w:themeColor="text1"/>
+          <w:lang w:val="en-US"/>
+        </w:rPr>
+        <w:t>[</w:t>
+      </w:r>
+      <w:proofErr w:type="spellStart"/>
+      <w:r>
+        <w:rPr>
+          <w:rFonts w:ascii="Times New Roman" w:hAnsi="Times New Roman" w:cs="Times New Roman"/>
+          <w:color w:val="000000" w:themeColor="text1"/>
+          <w:lang w:val="en-US"/>
+        </w:rPr>
+        <w:t>i</w:t>
+      </w:r>
+      <w:proofErr w:type="spellEnd"/>
+      <w:r>
+        <w:rPr>
+          <w:rFonts w:ascii="Times New Roman" w:hAnsi="Times New Roman" w:cs="Times New Roman"/>
+          <w:color w:val="000000" w:themeColor="text1"/>
+          <w:lang w:val="en-US"/>
+        </w:rPr>
+        <w:t>];</w:t>
+      </w:r>
+    </w:p>
+    <w:p>
+      <w:pPr>
+        <w:spacing w:after="0" w:line="240" w:lineRule="auto"/>
+        <w:rPr>
+          <w:rFonts w:ascii="Times New Roman" w:hAnsi="Times New Roman" w:cs="Times New Roman"/>
+          <w:color w:val="000000" w:themeColor="text1"/>
+          <w:lang w:val="en-US"/>
+        </w:rPr>
+      </w:pPr>
+      <w:r>
+        <w:rPr>
+          <w:rFonts w:ascii="Times New Roman" w:hAnsi="Times New Roman" w:cs="Times New Roman"/>
+          <w:color w:val="000000" w:themeColor="text1"/>
+          <w:lang w:val="en-US"/>
+        </w:rPr>
+        <w:t xml:space="preserve">        if (</w:t>
+      </w:r>
+      <w:proofErr w:type="spellStart"/>
+      <w:r>
+        <w:rPr>
+          <w:rFonts w:ascii="Times New Roman" w:hAnsi="Times New Roman" w:cs="Times New Roman"/>
+          <w:color w:val="000000" w:themeColor="text1"/>
+          <w:lang w:val="en-US"/>
+        </w:rPr>
+        <w:t>arr</w:t>
+      </w:r>
+      <w:proofErr w:type="spellEnd"/>
+      <w:r>
+        <w:rPr>
+          <w:rFonts w:ascii="Times New Roman" w:hAnsi="Times New Roman" w:cs="Times New Roman"/>
+          <w:color w:val="000000" w:themeColor="text1"/>
+          <w:lang w:val="en-US"/>
+        </w:rPr>
+        <w:t>[</w:t>
+      </w:r>
+      <w:proofErr w:type="spellStart"/>
+      <w:r>
+        <w:rPr>
+          <w:rFonts w:ascii="Times New Roman" w:hAnsi="Times New Roman" w:cs="Times New Roman"/>
+          <w:color w:val="000000" w:themeColor="text1"/>
+          <w:lang w:val="en-US"/>
+        </w:rPr>
+        <w:t>i</w:t>
+      </w:r>
+      <w:proofErr w:type="spellEnd"/>
+      <w:r>
+        <w:rPr>
+          <w:rFonts w:ascii="Times New Roman" w:hAnsi="Times New Roman" w:cs="Times New Roman"/>
+          <w:color w:val="000000" w:themeColor="text1"/>
+          <w:lang w:val="en-US"/>
+        </w:rPr>
+        <w:t xml:space="preserve">] &gt; max) max = </w:t>
+      </w:r>
+      <w:proofErr w:type="spellStart"/>
+      <w:r>
+        <w:rPr>
+          <w:rFonts w:ascii="Times New Roman" w:hAnsi="Times New Roman" w:cs="Times New Roman"/>
+          <w:color w:val="000000" w:themeColor="text1"/>
+          <w:lang w:val="en-US"/>
+        </w:rPr>
+        <w:t>arr</w:t>
+      </w:r>
+      <w:proofErr w:type="spellEnd"/>
+      <w:r>
+        <w:rPr>
+          <w:rFonts w:ascii="Times New Roman" w:hAnsi="Times New Roman" w:cs="Times New Roman"/>
+          <w:color w:val="000000" w:themeColor="text1"/>
+          <w:lang w:val="en-US"/>
+        </w:rPr>
+        <w:t>[</w:t>
+      </w:r>
+      <w:proofErr w:type="spellStart"/>
+      <w:r>
+        <w:rPr>
+          <w:rFonts w:ascii="Times New Roman" w:hAnsi="Times New Roman" w:cs="Times New Roman"/>
+          <w:color w:val="000000" w:themeColor="text1"/>
+          <w:lang w:val="en-US"/>
+        </w:rPr>
+        <w:t>i</w:t>
+      </w:r>
+      <w:proofErr w:type="spellEnd"/>
+      <w:r>
+        <w:rPr>
+          <w:rFonts w:ascii="Times New Roman" w:hAnsi="Times New Roman" w:cs="Times New Roman"/>
+          <w:color w:val="000000" w:themeColor="text1"/>
+          <w:lang w:val="en-US"/>
+        </w:rPr>
+        <w:t>];</w:t>
       </w:r>
     </w:p>
     <w:p>
@@ -2403,43 +2771,97 @@
           <w:color w:val="000000" w:themeColor="text1"/>
           <w:lang w:val="en-US"/>
         </w:rPr>
-        <w:t xml:space="preserve">    printf("Minimal: %.2f\n", min);</w:t>
-      </w:r>
-    </w:p>
-    <w:p>
-      <w:pPr>
-        <w:spacing w:after="0" w:line="240" w:lineRule="auto"/>
-        <w:rPr>
-          <w:rFonts w:ascii="Times New Roman" w:hAnsi="Times New Roman" w:cs="Times New Roman"/>
-          <w:color w:val="000000" w:themeColor="text1"/>
-          <w:lang w:val="en-US"/>
-        </w:rPr>
-      </w:pPr>
-      <w:r>
-        <w:rPr>
-          <w:rFonts w:ascii="Times New Roman" w:hAnsi="Times New Roman" w:cs="Times New Roman"/>
-          <w:color w:val="000000" w:themeColor="text1"/>
-          <w:lang w:val="en-US"/>
-        </w:rPr>
-        <w:t xml:space="preserve">    printf("Maximal: %.2f\n", max);</w:t>
-      </w:r>
-    </w:p>
-    <w:p>
-      <w:pPr>
-        <w:spacing w:after="0" w:line="240" w:lineRule="auto"/>
-        <w:rPr>
-          <w:rFonts w:ascii="Times New Roman" w:hAnsi="Times New Roman" w:cs="Times New Roman"/>
-          <w:color w:val="000000" w:themeColor="text1"/>
-          <w:lang w:val="en-US"/>
-        </w:rPr>
-      </w:pPr>
-      <w:r>
-        <w:rPr>
-          <w:rFonts w:ascii="Times New Roman" w:hAnsi="Times New Roman" w:cs="Times New Roman"/>
-          <w:color w:val="000000" w:themeColor="text1"/>
-          <w:lang w:val="en-US"/>
-        </w:rPr>
-        <w:t xml:space="preserve">    printf("Difference: %.2f\n", max - min);</w:t>
+        <w:t xml:space="preserve">    </w:t>
+      </w:r>
+      <w:proofErr w:type="spellStart"/>
+      <w:r>
+        <w:rPr>
+          <w:rFonts w:ascii="Times New Roman" w:hAnsi="Times New Roman" w:cs="Times New Roman"/>
+          <w:color w:val="000000" w:themeColor="text1"/>
+          <w:lang w:val="en-US"/>
+        </w:rPr>
+        <w:t>printf</w:t>
+      </w:r>
+      <w:proofErr w:type="spellEnd"/>
+      <w:r>
+        <w:rPr>
+          <w:rFonts w:ascii="Times New Roman" w:hAnsi="Times New Roman" w:cs="Times New Roman"/>
+          <w:color w:val="000000" w:themeColor="text1"/>
+          <w:lang w:val="en-US"/>
+        </w:rPr>
+        <w:t>("Minimal: %.2f\n", min);</w:t>
+      </w:r>
+    </w:p>
+    <w:p>
+      <w:pPr>
+        <w:spacing w:after="0" w:line="240" w:lineRule="auto"/>
+        <w:rPr>
+          <w:rFonts w:ascii="Times New Roman" w:hAnsi="Times New Roman" w:cs="Times New Roman"/>
+          <w:color w:val="000000" w:themeColor="text1"/>
+          <w:lang w:val="en-US"/>
+        </w:rPr>
+      </w:pPr>
+      <w:r>
+        <w:rPr>
+          <w:rFonts w:ascii="Times New Roman" w:hAnsi="Times New Roman" w:cs="Times New Roman"/>
+          <w:color w:val="000000" w:themeColor="text1"/>
+          <w:lang w:val="en-US"/>
+        </w:rPr>
+        <w:t xml:space="preserve">    </w:t>
+      </w:r>
+      <w:proofErr w:type="spellStart"/>
+      <w:r>
+        <w:rPr>
+          <w:rFonts w:ascii="Times New Roman" w:hAnsi="Times New Roman" w:cs="Times New Roman"/>
+          <w:color w:val="000000" w:themeColor="text1"/>
+          <w:lang w:val="en-US"/>
+        </w:rPr>
+        <w:t>printf</w:t>
+      </w:r>
+      <w:proofErr w:type="spellEnd"/>
+      <w:r>
+        <w:rPr>
+          <w:rFonts w:ascii="Times New Roman" w:hAnsi="Times New Roman" w:cs="Times New Roman"/>
+          <w:color w:val="000000" w:themeColor="text1"/>
+          <w:lang w:val="en-US"/>
+        </w:rPr>
+        <w:t>("Maximal: %.2f\n", max);</w:t>
+      </w:r>
+    </w:p>
+    <w:p>
+      <w:pPr>
+        <w:spacing w:after="0" w:line="240" w:lineRule="auto"/>
+        <w:rPr>
+          <w:rFonts w:ascii="Times New Roman" w:hAnsi="Times New Roman" w:cs="Times New Roman"/>
+          <w:color w:val="000000" w:themeColor="text1"/>
+          <w:lang w:val="en-US"/>
+        </w:rPr>
+      </w:pPr>
+      <w:r>
+        <w:rPr>
+          <w:rFonts w:ascii="Times New Roman" w:hAnsi="Times New Roman" w:cs="Times New Roman"/>
+          <w:color w:val="000000" w:themeColor="text1"/>
+          <w:lang w:val="en-US"/>
+        </w:rPr>
+        <w:t xml:space="preserve">    </w:t>
+      </w:r>
+      <w:proofErr w:type="spellStart"/>
+      <w:r>
+        <w:rPr>
+          <w:rFonts w:ascii="Times New Roman" w:hAnsi="Times New Roman" w:cs="Times New Roman"/>
+          <w:color w:val="000000" w:themeColor="text1"/>
+          <w:lang w:val="en-US"/>
+        </w:rPr>
+        <w:t>printf</w:t>
+      </w:r>
+      <w:proofErr w:type="spellEnd"/>
+      <w:r>
+        <w:rPr>
+          <w:rFonts w:ascii="Times New Roman" w:hAnsi="Times New Roman" w:cs="Times New Roman"/>
+          <w:color w:val="000000" w:themeColor="text1"/>
+          <w:lang w:val="en-US"/>
+        </w:rPr>
+        <w:t>("Difference: %.2f\n", max - min);</w:t>
       </w:r>
     </w:p>
     <w:p>
@@ -2521,79 +2943,259 @@
           <w:color w:val="000000" w:themeColor="text1"/>
           <w:lang w:val="en-US"/>
         </w:rPr>
-        <w:t xml:space="preserve">    int arr[5];</w:t>
-      </w:r>
-    </w:p>
-    <w:p>
-      <w:pPr>
-        <w:spacing w:after="0" w:line="240" w:lineRule="auto"/>
-        <w:rPr>
-          <w:rFonts w:ascii="Times New Roman" w:hAnsi="Times New Roman" w:cs="Times New Roman"/>
-          <w:color w:val="000000" w:themeColor="text1"/>
-          <w:lang w:val="en-US"/>
-        </w:rPr>
-      </w:pPr>
-      <w:r>
-        <w:rPr>
-          <w:rFonts w:ascii="Times New Roman" w:hAnsi="Times New Roman" w:cs="Times New Roman"/>
-          <w:color w:val="000000" w:themeColor="text1"/>
-          <w:lang w:val="en-US"/>
-        </w:rPr>
-        <w:t xml:space="preserve">    srand(time(0));</w:t>
-      </w:r>
-    </w:p>
-    <w:p>
-      <w:pPr>
-        <w:spacing w:after="0" w:line="240" w:lineRule="auto"/>
-        <w:rPr>
-          <w:rFonts w:ascii="Times New Roman" w:hAnsi="Times New Roman" w:cs="Times New Roman"/>
-          <w:color w:val="000000" w:themeColor="text1"/>
-          <w:lang w:val="en-US"/>
-        </w:rPr>
-      </w:pPr>
-      <w:r>
-        <w:rPr>
-          <w:rFonts w:ascii="Times New Roman" w:hAnsi="Times New Roman" w:cs="Times New Roman"/>
-          <w:color w:val="000000" w:themeColor="text1"/>
-          <w:lang w:val="en-US"/>
-        </w:rPr>
-        <w:t xml:space="preserve">    for (int i = 0; i &lt; n; i++) {</w:t>
-      </w:r>
-    </w:p>
-    <w:p>
-      <w:pPr>
-        <w:spacing w:after="0" w:line="240" w:lineRule="auto"/>
-        <w:rPr>
-          <w:rFonts w:ascii="Times New Roman" w:hAnsi="Times New Roman" w:cs="Times New Roman"/>
-          <w:color w:val="000000" w:themeColor="text1"/>
-          <w:lang w:val="en-US"/>
-        </w:rPr>
-      </w:pPr>
-      <w:r>
-        <w:rPr>
-          <w:rFonts w:ascii="Times New Roman" w:hAnsi="Times New Roman" w:cs="Times New Roman"/>
-          <w:color w:val="000000" w:themeColor="text1"/>
-          <w:lang w:val="en-US"/>
-        </w:rPr>
-        <w:t xml:space="preserve">        arr[i] = rand() % 100;</w:t>
-      </w:r>
-    </w:p>
-    <w:p>
-      <w:pPr>
-        <w:spacing w:after="0" w:line="240" w:lineRule="auto"/>
-        <w:rPr>
-          <w:rFonts w:ascii="Times New Roman" w:hAnsi="Times New Roman" w:cs="Times New Roman"/>
-          <w:color w:val="000000" w:themeColor="text1"/>
-          <w:lang w:val="en-US"/>
-        </w:rPr>
-      </w:pPr>
-      <w:r>
-        <w:rPr>
-          <w:rFonts w:ascii="Times New Roman" w:hAnsi="Times New Roman" w:cs="Times New Roman"/>
-          <w:color w:val="000000" w:themeColor="text1"/>
-          <w:lang w:val="en-US"/>
-        </w:rPr>
-        <w:t xml:space="preserve">        printf("%d ", arr[i]);</w:t>
+        <w:t xml:space="preserve">    int </w:t>
+      </w:r>
+      <w:proofErr w:type="spellStart"/>
+      <w:r>
+        <w:rPr>
+          <w:rFonts w:ascii="Times New Roman" w:hAnsi="Times New Roman" w:cs="Times New Roman"/>
+          <w:color w:val="000000" w:themeColor="text1"/>
+          <w:lang w:val="en-US"/>
+        </w:rPr>
+        <w:t>arr</w:t>
+      </w:r>
+      <w:proofErr w:type="spellEnd"/>
+      <w:r>
+        <w:rPr>
+          <w:rFonts w:ascii="Times New Roman" w:hAnsi="Times New Roman" w:cs="Times New Roman"/>
+          <w:color w:val="000000" w:themeColor="text1"/>
+          <w:lang w:val="en-US"/>
+        </w:rPr>
+        <w:t>[5];</w:t>
+      </w:r>
+    </w:p>
+    <w:p>
+      <w:pPr>
+        <w:spacing w:after="0" w:line="240" w:lineRule="auto"/>
+        <w:rPr>
+          <w:rFonts w:ascii="Times New Roman" w:hAnsi="Times New Roman" w:cs="Times New Roman"/>
+          <w:color w:val="000000" w:themeColor="text1"/>
+          <w:lang w:val="en-US"/>
+        </w:rPr>
+      </w:pPr>
+      <w:r>
+        <w:rPr>
+          <w:rFonts w:ascii="Times New Roman" w:hAnsi="Times New Roman" w:cs="Times New Roman"/>
+          <w:color w:val="000000" w:themeColor="text1"/>
+          <w:lang w:val="en-US"/>
+        </w:rPr>
+        <w:t xml:space="preserve">    </w:t>
+      </w:r>
+      <w:proofErr w:type="spellStart"/>
+      <w:r>
+        <w:rPr>
+          <w:rFonts w:ascii="Times New Roman" w:hAnsi="Times New Roman" w:cs="Times New Roman"/>
+          <w:color w:val="000000" w:themeColor="text1"/>
+          <w:lang w:val="en-US"/>
+        </w:rPr>
+        <w:t>srand</w:t>
+      </w:r>
+      <w:proofErr w:type="spellEnd"/>
+      <w:r>
+        <w:rPr>
+          <w:rFonts w:ascii="Times New Roman" w:hAnsi="Times New Roman" w:cs="Times New Roman"/>
+          <w:color w:val="000000" w:themeColor="text1"/>
+          <w:lang w:val="en-US"/>
+        </w:rPr>
+        <w:t>(time(0));</w:t>
+      </w:r>
+    </w:p>
+    <w:p>
+      <w:pPr>
+        <w:spacing w:after="0" w:line="240" w:lineRule="auto"/>
+        <w:rPr>
+          <w:rFonts w:ascii="Times New Roman" w:hAnsi="Times New Roman" w:cs="Times New Roman"/>
+          <w:color w:val="000000" w:themeColor="text1"/>
+          <w:lang w:val="en-US"/>
+        </w:rPr>
+      </w:pPr>
+      <w:r>
+        <w:rPr>
+          <w:rFonts w:ascii="Times New Roman" w:hAnsi="Times New Roman" w:cs="Times New Roman"/>
+          <w:color w:val="000000" w:themeColor="text1"/>
+          <w:lang w:val="en-US"/>
+        </w:rPr>
+        <w:t xml:space="preserve">    for (int </w:t>
+      </w:r>
+      <w:proofErr w:type="spellStart"/>
+      <w:r>
+        <w:rPr>
+          <w:rFonts w:ascii="Times New Roman" w:hAnsi="Times New Roman" w:cs="Times New Roman"/>
+          <w:color w:val="000000" w:themeColor="text1"/>
+          <w:lang w:val="en-US"/>
+        </w:rPr>
+        <w:t>i</w:t>
+      </w:r>
+      <w:proofErr w:type="spellEnd"/>
+      <w:r>
+        <w:rPr>
+          <w:rFonts w:ascii="Times New Roman" w:hAnsi="Times New Roman" w:cs="Times New Roman"/>
+          <w:color w:val="000000" w:themeColor="text1"/>
+          <w:lang w:val="en-US"/>
+        </w:rPr>
+        <w:t xml:space="preserve"> = 0; </w:t>
+      </w:r>
+      <w:proofErr w:type="spellStart"/>
+      <w:r>
+        <w:rPr>
+          <w:rFonts w:ascii="Times New Roman" w:hAnsi="Times New Roman" w:cs="Times New Roman"/>
+          <w:color w:val="000000" w:themeColor="text1"/>
+          <w:lang w:val="en-US"/>
+        </w:rPr>
+        <w:t>i</w:t>
+      </w:r>
+      <w:proofErr w:type="spellEnd"/>
+      <w:r>
+        <w:rPr>
+          <w:rFonts w:ascii="Times New Roman" w:hAnsi="Times New Roman" w:cs="Times New Roman"/>
+          <w:color w:val="000000" w:themeColor="text1"/>
+          <w:lang w:val="en-US"/>
+        </w:rPr>
+        <w:t xml:space="preserve"> &lt; n; </w:t>
+      </w:r>
+      <w:proofErr w:type="spellStart"/>
+      <w:r>
+        <w:rPr>
+          <w:rFonts w:ascii="Times New Roman" w:hAnsi="Times New Roman" w:cs="Times New Roman"/>
+          <w:color w:val="000000" w:themeColor="text1"/>
+          <w:lang w:val="en-US"/>
+        </w:rPr>
+        <w:t>i</w:t>
+      </w:r>
+      <w:proofErr w:type="spellEnd"/>
+      <w:r>
+        <w:rPr>
+          <w:rFonts w:ascii="Times New Roman" w:hAnsi="Times New Roman" w:cs="Times New Roman"/>
+          <w:color w:val="000000" w:themeColor="text1"/>
+          <w:lang w:val="en-US"/>
+        </w:rPr>
+        <w:t>++) {</w:t>
+      </w:r>
+    </w:p>
+    <w:p>
+      <w:pPr>
+        <w:spacing w:after="0" w:line="240" w:lineRule="auto"/>
+        <w:rPr>
+          <w:rFonts w:ascii="Times New Roman" w:hAnsi="Times New Roman" w:cs="Times New Roman"/>
+          <w:color w:val="000000" w:themeColor="text1"/>
+          <w:lang w:val="en-US"/>
+        </w:rPr>
+      </w:pPr>
+      <w:r>
+        <w:rPr>
+          <w:rFonts w:ascii="Times New Roman" w:hAnsi="Times New Roman" w:cs="Times New Roman"/>
+          <w:color w:val="000000" w:themeColor="text1"/>
+          <w:lang w:val="en-US"/>
+        </w:rPr>
+        <w:t xml:space="preserve">        </w:t>
+      </w:r>
+      <w:proofErr w:type="spellStart"/>
+      <w:r>
+        <w:rPr>
+          <w:rFonts w:ascii="Times New Roman" w:hAnsi="Times New Roman" w:cs="Times New Roman"/>
+          <w:color w:val="000000" w:themeColor="text1"/>
+          <w:lang w:val="en-US"/>
+        </w:rPr>
+        <w:t>arr</w:t>
+      </w:r>
+      <w:proofErr w:type="spellEnd"/>
+      <w:r>
+        <w:rPr>
+          <w:rFonts w:ascii="Times New Roman" w:hAnsi="Times New Roman" w:cs="Times New Roman"/>
+          <w:color w:val="000000" w:themeColor="text1"/>
+          <w:lang w:val="en-US"/>
+        </w:rPr>
+        <w:t>[</w:t>
+      </w:r>
+      <w:proofErr w:type="spellStart"/>
+      <w:r>
+        <w:rPr>
+          <w:rFonts w:ascii="Times New Roman" w:hAnsi="Times New Roman" w:cs="Times New Roman"/>
+          <w:color w:val="000000" w:themeColor="text1"/>
+          <w:lang w:val="en-US"/>
+        </w:rPr>
+        <w:t>i</w:t>
+      </w:r>
+      <w:proofErr w:type="spellEnd"/>
+      <w:r>
+        <w:rPr>
+          <w:rFonts w:ascii="Times New Roman" w:hAnsi="Times New Roman" w:cs="Times New Roman"/>
+          <w:color w:val="000000" w:themeColor="text1"/>
+          <w:lang w:val="en-US"/>
+        </w:rPr>
+        <w:t>] = rand() % 100;</w:t>
+      </w:r>
+    </w:p>
+    <w:p>
+      <w:pPr>
+        <w:spacing w:after="0" w:line="240" w:lineRule="auto"/>
+        <w:rPr>
+          <w:rFonts w:ascii="Times New Roman" w:hAnsi="Times New Roman" w:cs="Times New Roman"/>
+          <w:color w:val="000000" w:themeColor="text1"/>
+          <w:lang w:val="en-US"/>
+        </w:rPr>
+      </w:pPr>
+      <w:r>
+        <w:rPr>
+          <w:rFonts w:ascii="Times New Roman" w:hAnsi="Times New Roman" w:cs="Times New Roman"/>
+          <w:color w:val="000000" w:themeColor="text1"/>
+          <w:lang w:val="en-US"/>
+        </w:rPr>
+        <w:t xml:space="preserve">        </w:t>
+      </w:r>
+      <w:proofErr w:type="spellStart"/>
+      <w:r>
+        <w:rPr>
+          <w:rFonts w:ascii="Times New Roman" w:hAnsi="Times New Roman" w:cs="Times New Roman"/>
+          <w:color w:val="000000" w:themeColor="text1"/>
+          <w:lang w:val="en-US"/>
+        </w:rPr>
+        <w:t>printf</w:t>
+      </w:r>
+      <w:proofErr w:type="spellEnd"/>
+      <w:r>
+        <w:rPr>
+          <w:rFonts w:ascii="Times New Roman" w:hAnsi="Times New Roman" w:cs="Times New Roman"/>
+          <w:color w:val="000000" w:themeColor="text1"/>
+          <w:lang w:val="en-US"/>
+        </w:rPr>
+        <w:t xml:space="preserve">("%d ", </w:t>
+      </w:r>
+      <w:proofErr w:type="spellStart"/>
+      <w:r>
+        <w:rPr>
+          <w:rFonts w:ascii="Times New Roman" w:hAnsi="Times New Roman" w:cs="Times New Roman"/>
+          <w:color w:val="000000" w:themeColor="text1"/>
+          <w:lang w:val="en-US"/>
+        </w:rPr>
+        <w:t>arr</w:t>
+      </w:r>
+      <w:proofErr w:type="spellEnd"/>
+      <w:r>
+        <w:rPr>
+          <w:rFonts w:ascii="Times New Roman" w:hAnsi="Times New Roman" w:cs="Times New Roman"/>
+          <w:color w:val="000000" w:themeColor="text1"/>
+          <w:lang w:val="en-US"/>
+        </w:rPr>
+        <w:t>[</w:t>
+      </w:r>
+      <w:proofErr w:type="spellStart"/>
+      <w:r>
+        <w:rPr>
+          <w:rFonts w:ascii="Times New Roman" w:hAnsi="Times New Roman" w:cs="Times New Roman"/>
+          <w:color w:val="000000" w:themeColor="text1"/>
+          <w:lang w:val="en-US"/>
+        </w:rPr>
+        <w:t>i</w:t>
+      </w:r>
+      <w:proofErr w:type="spellEnd"/>
+      <w:r>
+        <w:rPr>
+          <w:rFonts w:ascii="Times New Roman" w:hAnsi="Times New Roman" w:cs="Times New Roman"/>
+          <w:color w:val="000000" w:themeColor="text1"/>
+          <w:lang w:val="en-US"/>
+        </w:rPr>
+        <w:t>]);</w:t>
       </w:r>
     </w:p>
     <w:p>
@@ -2629,7 +3231,25 @@
           <w:color w:val="000000" w:themeColor="text1"/>
           <w:lang w:val="en-US"/>
         </w:rPr>
-        <w:t xml:space="preserve">    printf("\n");</w:t>
+        <w:t xml:space="preserve">    </w:t>
+      </w:r>
+      <w:proofErr w:type="spellStart"/>
+      <w:r>
+        <w:rPr>
+          <w:rFonts w:ascii="Times New Roman" w:hAnsi="Times New Roman" w:cs="Times New Roman"/>
+          <w:color w:val="000000" w:themeColor="text1"/>
+          <w:lang w:val="en-US"/>
+        </w:rPr>
+        <w:t>printf</w:t>
+      </w:r>
+      <w:proofErr w:type="spellEnd"/>
+      <w:r>
+        <w:rPr>
+          <w:rFonts w:ascii="Times New Roman" w:hAnsi="Times New Roman" w:cs="Times New Roman"/>
+          <w:color w:val="000000" w:themeColor="text1"/>
+          <w:lang w:val="en-US"/>
+        </w:rPr>
+        <w:t>("\n");</w:t>
       </w:r>
     </w:p>
     <w:p>
@@ -2711,115 +3331,349 @@
           <w:color w:val="000000" w:themeColor="text1"/>
           <w:lang w:val="en-US"/>
         </w:rPr>
-        <w:t xml:space="preserve">    printf("Enter array size: ");</w:t>
-      </w:r>
-    </w:p>
-    <w:p>
-      <w:pPr>
-        <w:spacing w:after="0" w:line="240" w:lineRule="auto"/>
-        <w:rPr>
-          <w:rFonts w:ascii="Times New Roman" w:hAnsi="Times New Roman" w:cs="Times New Roman"/>
-          <w:color w:val="000000" w:themeColor="text1"/>
-          <w:lang w:val="en-US"/>
-        </w:rPr>
-      </w:pPr>
-      <w:r>
-        <w:rPr>
-          <w:rFonts w:ascii="Times New Roman" w:hAnsi="Times New Roman" w:cs="Times New Roman"/>
-          <w:color w:val="000000" w:themeColor="text1"/>
-          <w:lang w:val="en-US"/>
-        </w:rPr>
-        <w:t xml:space="preserve">    scanf("%d", &amp;n);</w:t>
-      </w:r>
-    </w:p>
-    <w:p>
-      <w:pPr>
-        <w:spacing w:after="0" w:line="240" w:lineRule="auto"/>
-        <w:rPr>
-          <w:rFonts w:ascii="Times New Roman" w:hAnsi="Times New Roman" w:cs="Times New Roman"/>
-          <w:color w:val="000000" w:themeColor="text1"/>
-          <w:lang w:val="en-US"/>
-        </w:rPr>
-      </w:pPr>
-      <w:r>
-        <w:rPr>
-          <w:rFonts w:ascii="Times New Roman" w:hAnsi="Times New Roman" w:cs="Times New Roman"/>
-          <w:color w:val="000000" w:themeColor="text1"/>
-          <w:lang w:val="en-US"/>
-        </w:rPr>
-        <w:t xml:space="preserve">    int* arr = malloc(n * sizeof(int));</w:t>
-      </w:r>
-    </w:p>
-    <w:p>
-      <w:pPr>
-        <w:spacing w:after="0" w:line="240" w:lineRule="auto"/>
-        <w:rPr>
-          <w:rFonts w:ascii="Times New Roman" w:hAnsi="Times New Roman" w:cs="Times New Roman"/>
-          <w:color w:val="000000" w:themeColor="text1"/>
-          <w:lang w:val="en-US"/>
-        </w:rPr>
-      </w:pPr>
-      <w:r>
-        <w:rPr>
-          <w:rFonts w:ascii="Times New Roman" w:hAnsi="Times New Roman" w:cs="Times New Roman"/>
-          <w:color w:val="000000" w:themeColor="text1"/>
-          <w:lang w:val="en-US"/>
-        </w:rPr>
-        <w:t xml:space="preserve">    srand(time(0));</w:t>
-      </w:r>
-    </w:p>
-    <w:p>
-      <w:pPr>
-        <w:spacing w:after="0" w:line="240" w:lineRule="auto"/>
-        <w:rPr>
-          <w:rFonts w:ascii="Times New Roman" w:hAnsi="Times New Roman" w:cs="Times New Roman"/>
-          <w:color w:val="000000" w:themeColor="text1"/>
-          <w:lang w:val="en-US"/>
-        </w:rPr>
-      </w:pPr>
-      <w:r>
-        <w:rPr>
-          <w:rFonts w:ascii="Times New Roman" w:hAnsi="Times New Roman" w:cs="Times New Roman"/>
-          <w:color w:val="000000" w:themeColor="text1"/>
-          <w:lang w:val="en-US"/>
-        </w:rPr>
-        <w:t xml:space="preserve">    for (int i = 0; i &lt; n; i++) {</w:t>
-      </w:r>
-    </w:p>
-    <w:p>
-      <w:pPr>
-        <w:spacing w:after="0" w:line="240" w:lineRule="auto"/>
-        <w:rPr>
-          <w:rFonts w:ascii="Times New Roman" w:hAnsi="Times New Roman" w:cs="Times New Roman"/>
-          <w:color w:val="000000" w:themeColor="text1"/>
-          <w:lang w:val="en-US"/>
-        </w:rPr>
-      </w:pPr>
-      <w:r>
-        <w:rPr>
-          <w:rFonts w:ascii="Times New Roman" w:hAnsi="Times New Roman" w:cs="Times New Roman"/>
-          <w:color w:val="000000" w:themeColor="text1"/>
-          <w:lang w:val="en-US"/>
-        </w:rPr>
-        <w:t xml:space="preserve">        arr[i] = rand() % 100;</w:t>
-      </w:r>
-    </w:p>
-    <w:p>
-      <w:pPr>
-        <w:spacing w:after="0" w:line="240" w:lineRule="auto"/>
-        <w:rPr>
-          <w:rFonts w:ascii="Times New Roman" w:hAnsi="Times New Roman" w:cs="Times New Roman"/>
-          <w:color w:val="000000" w:themeColor="text1"/>
-          <w:lang w:val="en-US"/>
-        </w:rPr>
-      </w:pPr>
-      <w:r>
-        <w:rPr>
-          <w:rFonts w:ascii="Times New Roman" w:hAnsi="Times New Roman" w:cs="Times New Roman"/>
-          <w:color w:val="000000" w:themeColor="text1"/>
-          <w:lang w:val="en-US"/>
-        </w:rPr>
-        <w:t xml:space="preserve">        printf("%d ", arr[i]);</w:t>
+        <w:t xml:space="preserve">    </w:t>
+      </w:r>
+      <w:proofErr w:type="spellStart"/>
+      <w:r>
+        <w:rPr>
+          <w:rFonts w:ascii="Times New Roman" w:hAnsi="Times New Roman" w:cs="Times New Roman"/>
+          <w:color w:val="000000" w:themeColor="text1"/>
+          <w:lang w:val="en-US"/>
+        </w:rPr>
+        <w:t>printf</w:t>
+      </w:r>
+      <w:proofErr w:type="spellEnd"/>
+      <w:r>
+        <w:rPr>
+          <w:rFonts w:ascii="Times New Roman" w:hAnsi="Times New Roman" w:cs="Times New Roman"/>
+          <w:color w:val="000000" w:themeColor="text1"/>
+          <w:lang w:val="en-US"/>
+        </w:rPr>
+        <w:t>("Enter array size: ");</w:t>
+      </w:r>
+    </w:p>
+    <w:p>
+      <w:pPr>
+        <w:spacing w:after="0" w:line="240" w:lineRule="auto"/>
+        <w:rPr>
+          <w:rFonts w:ascii="Times New Roman" w:hAnsi="Times New Roman" w:cs="Times New Roman"/>
+          <w:color w:val="000000" w:themeColor="text1"/>
+          <w:lang w:val="en-US"/>
+        </w:rPr>
+      </w:pPr>
+      <w:r>
+        <w:rPr>
+          <w:rFonts w:ascii="Times New Roman" w:hAnsi="Times New Roman" w:cs="Times New Roman"/>
+          <w:color w:val="000000" w:themeColor="text1"/>
+          <w:lang w:val="en-US"/>
+        </w:rPr>
+        <w:t xml:space="preserve">    </w:t>
+      </w:r>
+      <w:proofErr w:type="spellStart"/>
+      <w:r>
+        <w:rPr>
+          <w:rFonts w:ascii="Times New Roman" w:hAnsi="Times New Roman" w:cs="Times New Roman"/>
+          <w:color w:val="000000" w:themeColor="text1"/>
+          <w:lang w:val="en-US"/>
+        </w:rPr>
+        <w:t>scanf</w:t>
+      </w:r>
+      <w:proofErr w:type="spellEnd"/>
+      <w:r>
+        <w:rPr>
+          <w:rFonts w:ascii="Times New Roman" w:hAnsi="Times New Roman" w:cs="Times New Roman"/>
+          <w:color w:val="000000" w:themeColor="text1"/>
+          <w:lang w:val="en-US"/>
+        </w:rPr>
+        <w:t>("%d", &amp;n);</w:t>
+      </w:r>
+    </w:p>
+    <w:p>
+      <w:pPr>
+        <w:spacing w:after="0" w:line="240" w:lineRule="auto"/>
+        <w:rPr>
+          <w:rFonts w:ascii="Times New Roman" w:hAnsi="Times New Roman" w:cs="Times New Roman"/>
+          <w:color w:val="000000" w:themeColor="text1"/>
+          <w:lang w:val="en-US"/>
+        </w:rPr>
+      </w:pPr>
+      <w:r>
+        <w:rPr>
+          <w:rFonts w:ascii="Times New Roman" w:hAnsi="Times New Roman" w:cs="Times New Roman"/>
+          <w:color w:val="000000" w:themeColor="text1"/>
+          <w:lang w:val="en-US"/>
+        </w:rPr>
+        <w:t xml:space="preserve">    int* </w:t>
+      </w:r>
+      <w:proofErr w:type="spellStart"/>
+      <w:r>
+        <w:rPr>
+          <w:rFonts w:ascii="Times New Roman" w:hAnsi="Times New Roman" w:cs="Times New Roman"/>
+          <w:color w:val="000000" w:themeColor="text1"/>
+          <w:lang w:val="en-US"/>
+        </w:rPr>
+        <w:t>arr</w:t>
+      </w:r>
+      <w:proofErr w:type="spellEnd"/>
+      <w:r>
+        <w:rPr>
+          <w:rFonts w:ascii="Times New Roman" w:hAnsi="Times New Roman" w:cs="Times New Roman"/>
+          <w:color w:val="000000" w:themeColor="text1"/>
+          <w:lang w:val="en-US"/>
+        </w:rPr>
+        <w:t xml:space="preserve"> = malloc(n * </w:t>
+      </w:r>
+      <w:proofErr w:type="spellStart"/>
+      <w:r>
+        <w:rPr>
+          <w:rFonts w:ascii="Times New Roman" w:hAnsi="Times New Roman" w:cs="Times New Roman"/>
+          <w:color w:val="000000" w:themeColor="text1"/>
+          <w:lang w:val="en-US"/>
+        </w:rPr>
+        <w:t>sizeof</w:t>
+      </w:r>
+      <w:proofErr w:type="spellEnd"/>
+      <w:r>
+        <w:rPr>
+          <w:rFonts w:ascii="Times New Roman" w:hAnsi="Times New Roman" w:cs="Times New Roman"/>
+          <w:color w:val="000000" w:themeColor="text1"/>
+          <w:lang w:val="en-US"/>
+        </w:rPr>
+        <w:t>(int));</w:t>
+      </w:r>
+    </w:p>
+    <w:p>
+      <w:pPr>
+        <w:spacing w:after="0" w:line="240" w:lineRule="auto"/>
+        <w:rPr>
+          <w:rFonts w:ascii="Times New Roman" w:hAnsi="Times New Roman" w:cs="Times New Roman"/>
+          <w:color w:val="000000" w:themeColor="text1"/>
+          <w:lang w:val="en-US"/>
+        </w:rPr>
+      </w:pPr>
+      <w:r>
+        <w:rPr>
+          <w:rFonts w:ascii="Times New Roman" w:hAnsi="Times New Roman" w:cs="Times New Roman"/>
+          <w:color w:val="000000" w:themeColor="text1"/>
+          <w:lang w:val="en-US"/>
+        </w:rPr>
+        <w:t xml:space="preserve">    </w:t>
+      </w:r>
+      <w:proofErr w:type="spellStart"/>
+      <w:r>
+        <w:rPr>
+          <w:rFonts w:ascii="Times New Roman" w:hAnsi="Times New Roman" w:cs="Times New Roman"/>
+          <w:color w:val="000000" w:themeColor="text1"/>
+          <w:lang w:val="en-US"/>
+        </w:rPr>
+        <w:t>srand</w:t>
+      </w:r>
+      <w:proofErr w:type="spellEnd"/>
+      <w:r>
+        <w:rPr>
+          <w:rFonts w:ascii="Times New Roman" w:hAnsi="Times New Roman" w:cs="Times New Roman"/>
+          <w:color w:val="000000" w:themeColor="text1"/>
+          <w:lang w:val="en-US"/>
+        </w:rPr>
+        <w:t>(time(0));</w:t>
+      </w:r>
+    </w:p>
+    <w:p>
+      <w:pPr>
+        <w:spacing w:after="0" w:line="240" w:lineRule="auto"/>
+        <w:rPr>
+          <w:rFonts w:ascii="Times New Roman" w:hAnsi="Times New Roman" w:cs="Times New Roman"/>
+          <w:color w:val="000000" w:themeColor="text1"/>
+          <w:lang w:val="en-US"/>
+        </w:rPr>
+      </w:pPr>
+      <w:r>
+        <w:rPr>
+          <w:rFonts w:ascii="Times New Roman" w:hAnsi="Times New Roman" w:cs="Times New Roman"/>
+          <w:color w:val="000000" w:themeColor="text1"/>
+          <w:lang w:val="en-US"/>
+        </w:rPr>
+        <w:t xml:space="preserve">    for (int </w:t>
+      </w:r>
+      <w:proofErr w:type="spellStart"/>
+      <w:r>
+        <w:rPr>
+          <w:rFonts w:ascii="Times New Roman" w:hAnsi="Times New Roman" w:cs="Times New Roman"/>
+          <w:color w:val="000000" w:themeColor="text1"/>
+          <w:lang w:val="en-US"/>
+        </w:rPr>
+        <w:t>i</w:t>
+      </w:r>
+      <w:proofErr w:type="spellEnd"/>
+      <w:r>
+        <w:rPr>
+          <w:rFonts w:ascii="Times New Roman" w:hAnsi="Times New Roman" w:cs="Times New Roman"/>
+          <w:color w:val="000000" w:themeColor="text1"/>
+          <w:lang w:val="en-US"/>
+        </w:rPr>
+        <w:t xml:space="preserve"> = 0; </w:t>
+      </w:r>
+      <w:proofErr w:type="spellStart"/>
+      <w:r>
+        <w:rPr>
+          <w:rFonts w:ascii="Times New Roman" w:hAnsi="Times New Roman" w:cs="Times New Roman"/>
+          <w:color w:val="000000" w:themeColor="text1"/>
+          <w:lang w:val="en-US"/>
+        </w:rPr>
+        <w:t>i</w:t>
+      </w:r>
+      <w:proofErr w:type="spellEnd"/>
+      <w:r>
+        <w:rPr>
+          <w:rFonts w:ascii="Times New Roman" w:hAnsi="Times New Roman" w:cs="Times New Roman"/>
+          <w:color w:val="000000" w:themeColor="text1"/>
+          <w:lang w:val="en-US"/>
+        </w:rPr>
+        <w:t xml:space="preserve"> &lt; n; </w:t>
+      </w:r>
+      <w:proofErr w:type="spellStart"/>
+      <w:r>
+        <w:rPr>
+          <w:rFonts w:ascii="Times New Roman" w:hAnsi="Times New Roman" w:cs="Times New Roman"/>
+          <w:color w:val="000000" w:themeColor="text1"/>
+          <w:lang w:val="en-US"/>
+        </w:rPr>
+        <w:t>i</w:t>
+      </w:r>
+      <w:proofErr w:type="spellEnd"/>
+      <w:r>
+        <w:rPr>
+          <w:rFonts w:ascii="Times New Roman" w:hAnsi="Times New Roman" w:cs="Times New Roman"/>
+          <w:color w:val="000000" w:themeColor="text1"/>
+          <w:lang w:val="en-US"/>
+        </w:rPr>
+        <w:t>++) {</w:t>
+      </w:r>
+    </w:p>
+    <w:p>
+      <w:pPr>
+        <w:spacing w:after="0" w:line="240" w:lineRule="auto"/>
+        <w:rPr>
+          <w:rFonts w:ascii="Times New Roman" w:hAnsi="Times New Roman" w:cs="Times New Roman"/>
+          <w:color w:val="000000" w:themeColor="text1"/>
+          <w:lang w:val="en-US"/>
+        </w:rPr>
+      </w:pPr>
+      <w:r>
+        <w:rPr>
+          <w:rFonts w:ascii="Times New Roman" w:hAnsi="Times New Roman" w:cs="Times New Roman"/>
+          <w:color w:val="000000" w:themeColor="text1"/>
+          <w:lang w:val="en-US"/>
+        </w:rPr>
+        <w:t xml:space="preserve">        </w:t>
+      </w:r>
+      <w:proofErr w:type="spellStart"/>
+      <w:r>
+        <w:rPr>
+          <w:rFonts w:ascii="Times New Roman" w:hAnsi="Times New Roman" w:cs="Times New Roman"/>
+          <w:color w:val="000000" w:themeColor="text1"/>
+          <w:lang w:val="en-US"/>
+        </w:rPr>
+        <w:t>arr</w:t>
+      </w:r>
+      <w:proofErr w:type="spellEnd"/>
+      <w:r>
+        <w:rPr>
+          <w:rFonts w:ascii="Times New Roman" w:hAnsi="Times New Roman" w:cs="Times New Roman"/>
+          <w:color w:val="000000" w:themeColor="text1"/>
+          <w:lang w:val="en-US"/>
+        </w:rPr>
+        <w:t>[</w:t>
+      </w:r>
+      <w:proofErr w:type="spellStart"/>
+      <w:r>
+        <w:rPr>
+          <w:rFonts w:ascii="Times New Roman" w:hAnsi="Times New Roman" w:cs="Times New Roman"/>
+          <w:color w:val="000000" w:themeColor="text1"/>
+          <w:lang w:val="en-US"/>
+        </w:rPr>
+        <w:t>i</w:t>
+      </w:r>
+      <w:proofErr w:type="spellEnd"/>
+      <w:r>
+        <w:rPr>
+          <w:rFonts w:ascii="Times New Roman" w:hAnsi="Times New Roman" w:cs="Times New Roman"/>
+          <w:color w:val="000000" w:themeColor="text1"/>
+          <w:lang w:val="en-US"/>
+        </w:rPr>
+        <w:t>] = rand() % 100;</w:t>
+      </w:r>
+    </w:p>
+    <w:p>
+      <w:pPr>
+        <w:spacing w:after="0" w:line="240" w:lineRule="auto"/>
+        <w:rPr>
+          <w:rFonts w:ascii="Times New Roman" w:hAnsi="Times New Roman" w:cs="Times New Roman"/>
+          <w:color w:val="000000" w:themeColor="text1"/>
+          <w:lang w:val="en-US"/>
+        </w:rPr>
+      </w:pPr>
+      <w:r>
+        <w:rPr>
+          <w:rFonts w:ascii="Times New Roman" w:hAnsi="Times New Roman" w:cs="Times New Roman"/>
+          <w:color w:val="000000" w:themeColor="text1"/>
+          <w:lang w:val="en-US"/>
+        </w:rPr>
+        <w:t xml:space="preserve">        </w:t>
+      </w:r>
+      <w:proofErr w:type="spellStart"/>
+      <w:r>
+        <w:rPr>
+          <w:rFonts w:ascii="Times New Roman" w:hAnsi="Times New Roman" w:cs="Times New Roman"/>
+          <w:color w:val="000000" w:themeColor="text1"/>
+          <w:lang w:val="en-US"/>
+        </w:rPr>
+        <w:t>printf</w:t>
+      </w:r>
+      <w:proofErr w:type="spellEnd"/>
+      <w:r>
+        <w:rPr>
+          <w:rFonts w:ascii="Times New Roman" w:hAnsi="Times New Roman" w:cs="Times New Roman"/>
+          <w:color w:val="000000" w:themeColor="text1"/>
+          <w:lang w:val="en-US"/>
+        </w:rPr>
+        <w:t xml:space="preserve">("%d ", </w:t>
+      </w:r>
+      <w:proofErr w:type="spellStart"/>
+      <w:r>
+        <w:rPr>
+          <w:rFonts w:ascii="Times New Roman" w:hAnsi="Times New Roman" w:cs="Times New Roman"/>
+          <w:color w:val="000000" w:themeColor="text1"/>
+          <w:lang w:val="en-US"/>
+        </w:rPr>
+        <w:t>arr</w:t>
+      </w:r>
+      <w:proofErr w:type="spellEnd"/>
+      <w:r>
+        <w:rPr>
+          <w:rFonts w:ascii="Times New Roman" w:hAnsi="Times New Roman" w:cs="Times New Roman"/>
+          <w:color w:val="000000" w:themeColor="text1"/>
+          <w:lang w:val="en-US"/>
+        </w:rPr>
+        <w:t>[</w:t>
+      </w:r>
+      <w:proofErr w:type="spellStart"/>
+      <w:r>
+        <w:rPr>
+          <w:rFonts w:ascii="Times New Roman" w:hAnsi="Times New Roman" w:cs="Times New Roman"/>
+          <w:color w:val="000000" w:themeColor="text1"/>
+          <w:lang w:val="en-US"/>
+        </w:rPr>
+        <w:t>i</w:t>
+      </w:r>
+      <w:proofErr w:type="spellEnd"/>
+      <w:r>
+        <w:rPr>
+          <w:rFonts w:ascii="Times New Roman" w:hAnsi="Times New Roman" w:cs="Times New Roman"/>
+          <w:color w:val="000000" w:themeColor="text1"/>
+          <w:lang w:val="en-US"/>
+        </w:rPr>
+        <w:t>]);</w:t>
       </w:r>
     </w:p>
     <w:p>
@@ -2855,25 +3709,61 @@
           <w:color w:val="000000" w:themeColor="text1"/>
           <w:lang w:val="en-US"/>
         </w:rPr>
-        <w:t xml:space="preserve">    printf("\n");</w:t>
-      </w:r>
-    </w:p>
-    <w:p>
-      <w:pPr>
-        <w:spacing w:after="0" w:line="240" w:lineRule="auto"/>
-        <w:rPr>
-          <w:rFonts w:ascii="Times New Roman" w:hAnsi="Times New Roman" w:cs="Times New Roman"/>
-          <w:color w:val="000000" w:themeColor="text1"/>
-          <w:lang w:val="en-US"/>
-        </w:rPr>
-      </w:pPr>
-      <w:r>
-        <w:rPr>
-          <w:rFonts w:ascii="Times New Roman" w:hAnsi="Times New Roman" w:cs="Times New Roman"/>
-          <w:color w:val="000000" w:themeColor="text1"/>
-          <w:lang w:val="en-US"/>
-        </w:rPr>
-        <w:t xml:space="preserve">    free(arr);</w:t>
+        <w:t xml:space="preserve">    </w:t>
+      </w:r>
+      <w:proofErr w:type="spellStart"/>
+      <w:r>
+        <w:rPr>
+          <w:rFonts w:ascii="Times New Roman" w:hAnsi="Times New Roman" w:cs="Times New Roman"/>
+          <w:color w:val="000000" w:themeColor="text1"/>
+          <w:lang w:val="en-US"/>
+        </w:rPr>
+        <w:t>printf</w:t>
+      </w:r>
+      <w:proofErr w:type="spellEnd"/>
+      <w:r>
+        <w:rPr>
+          <w:rFonts w:ascii="Times New Roman" w:hAnsi="Times New Roman" w:cs="Times New Roman"/>
+          <w:color w:val="000000" w:themeColor="text1"/>
+          <w:lang w:val="en-US"/>
+        </w:rPr>
+        <w:t>("\n");</w:t>
+      </w:r>
+    </w:p>
+    <w:p>
+      <w:pPr>
+        <w:spacing w:after="0" w:line="240" w:lineRule="auto"/>
+        <w:rPr>
+          <w:rFonts w:ascii="Times New Roman" w:hAnsi="Times New Roman" w:cs="Times New Roman"/>
+          <w:color w:val="000000" w:themeColor="text1"/>
+          <w:lang w:val="en-US"/>
+        </w:rPr>
+      </w:pPr>
+      <w:r>
+        <w:rPr>
+          <w:rFonts w:ascii="Times New Roman" w:hAnsi="Times New Roman" w:cs="Times New Roman"/>
+          <w:color w:val="000000" w:themeColor="text1"/>
+          <w:lang w:val="en-US"/>
+        </w:rPr>
+        <w:t xml:space="preserve">    free(</w:t>
+      </w:r>
+      <w:proofErr w:type="spellStart"/>
+      <w:r>
+        <w:rPr>
+          <w:rFonts w:ascii="Times New Roman" w:hAnsi="Times New Roman" w:cs="Times New Roman"/>
+          <w:color w:val="000000" w:themeColor="text1"/>
+          <w:lang w:val="en-US"/>
+        </w:rPr>
+        <w:t>arr</w:t>
+      </w:r>
+      <w:proofErr w:type="spellEnd"/>
+      <w:r>
+        <w:rPr>
+          <w:rFonts w:ascii="Times New Roman" w:hAnsi="Times New Roman" w:cs="Times New Roman"/>
+          <w:color w:val="000000" w:themeColor="text1"/>
+          <w:lang w:val="en-US"/>
+        </w:rPr>
+        <w:t>);</w:t>
       </w:r>
     </w:p>
     <w:p>
@@ -2974,7 +3864,25 @@
           <w:lang w:val="en-US"/>
         </w:rPr>
         <w:lastRenderedPageBreak/>
-        <w:t xml:space="preserve">    for (int j = 0; j &lt; cols; j++) {</w:t>
+        <w:t xml:space="preserve">    for (int j = 0; j &lt; cols; </w:t>
+      </w:r>
+      <w:proofErr w:type="spellStart"/>
+      <w:r>
+        <w:rPr>
+          <w:rFonts w:ascii="Times New Roman" w:hAnsi="Times New Roman" w:cs="Times New Roman"/>
+          <w:color w:val="000000" w:themeColor="text1"/>
+          <w:lang w:val="en-US"/>
+        </w:rPr>
+        <w:t>j++</w:t>
+      </w:r>
+      <w:proofErr w:type="spellEnd"/>
+      <w:r>
+        <w:rPr>
+          <w:rFonts w:ascii="Times New Roman" w:hAnsi="Times New Roman" w:cs="Times New Roman"/>
+          <w:color w:val="000000" w:themeColor="text1"/>
+          <w:lang w:val="en-US"/>
+        </w:rPr>
+        <w:t>) {</w:t>
       </w:r>
     </w:p>
     <w:p>
@@ -3010,25 +3918,97 @@
           <w:color w:val="000000" w:themeColor="text1"/>
           <w:lang w:val="en-US"/>
         </w:rPr>
-        <w:t xml:space="preserve">        for (int i = 0; i &lt; rows; i++) {</w:t>
-      </w:r>
-    </w:p>
-    <w:p>
-      <w:pPr>
-        <w:spacing w:after="0" w:line="240" w:lineRule="auto"/>
-        <w:rPr>
-          <w:rFonts w:ascii="Times New Roman" w:hAnsi="Times New Roman" w:cs="Times New Roman"/>
-          <w:color w:val="000000" w:themeColor="text1"/>
-          <w:lang w:val="en-US"/>
-        </w:rPr>
-      </w:pPr>
-      <w:r>
-        <w:rPr>
-          <w:rFonts w:ascii="Times New Roman" w:hAnsi="Times New Roman" w:cs="Times New Roman"/>
-          <w:color w:val="000000" w:themeColor="text1"/>
-          <w:lang w:val="en-US"/>
-        </w:rPr>
-        <w:t xml:space="preserve">            sum += matrix[i][j];</w:t>
+        <w:t xml:space="preserve">        for (int </w:t>
+      </w:r>
+      <w:proofErr w:type="spellStart"/>
+      <w:r>
+        <w:rPr>
+          <w:rFonts w:ascii="Times New Roman" w:hAnsi="Times New Roman" w:cs="Times New Roman"/>
+          <w:color w:val="000000" w:themeColor="text1"/>
+          <w:lang w:val="en-US"/>
+        </w:rPr>
+        <w:t>i</w:t>
+      </w:r>
+      <w:proofErr w:type="spellEnd"/>
+      <w:r>
+        <w:rPr>
+          <w:rFonts w:ascii="Times New Roman" w:hAnsi="Times New Roman" w:cs="Times New Roman"/>
+          <w:color w:val="000000" w:themeColor="text1"/>
+          <w:lang w:val="en-US"/>
+        </w:rPr>
+        <w:t xml:space="preserve"> = 0; </w:t>
+      </w:r>
+      <w:proofErr w:type="spellStart"/>
+      <w:r>
+        <w:rPr>
+          <w:rFonts w:ascii="Times New Roman" w:hAnsi="Times New Roman" w:cs="Times New Roman"/>
+          <w:color w:val="000000" w:themeColor="text1"/>
+          <w:lang w:val="en-US"/>
+        </w:rPr>
+        <w:t>i</w:t>
+      </w:r>
+      <w:proofErr w:type="spellEnd"/>
+      <w:r>
+        <w:rPr>
+          <w:rFonts w:ascii="Times New Roman" w:hAnsi="Times New Roman" w:cs="Times New Roman"/>
+          <w:color w:val="000000" w:themeColor="text1"/>
+          <w:lang w:val="en-US"/>
+        </w:rPr>
+        <w:t xml:space="preserve"> &lt; rows; </w:t>
+      </w:r>
+      <w:proofErr w:type="spellStart"/>
+      <w:r>
+        <w:rPr>
+          <w:rFonts w:ascii="Times New Roman" w:hAnsi="Times New Roman" w:cs="Times New Roman"/>
+          <w:color w:val="000000" w:themeColor="text1"/>
+          <w:lang w:val="en-US"/>
+        </w:rPr>
+        <w:t>i</w:t>
+      </w:r>
+      <w:proofErr w:type="spellEnd"/>
+      <w:r>
+        <w:rPr>
+          <w:rFonts w:ascii="Times New Roman" w:hAnsi="Times New Roman" w:cs="Times New Roman"/>
+          <w:color w:val="000000" w:themeColor="text1"/>
+          <w:lang w:val="en-US"/>
+        </w:rPr>
+        <w:t>++) {</w:t>
+      </w:r>
+    </w:p>
+    <w:p>
+      <w:pPr>
+        <w:spacing w:after="0" w:line="240" w:lineRule="auto"/>
+        <w:rPr>
+          <w:rFonts w:ascii="Times New Roman" w:hAnsi="Times New Roman" w:cs="Times New Roman"/>
+          <w:color w:val="000000" w:themeColor="text1"/>
+          <w:lang w:val="en-US"/>
+        </w:rPr>
+      </w:pPr>
+      <w:r>
+        <w:rPr>
+          <w:rFonts w:ascii="Times New Roman" w:hAnsi="Times New Roman" w:cs="Times New Roman"/>
+          <w:color w:val="000000" w:themeColor="text1"/>
+          <w:lang w:val="en-US"/>
+        </w:rPr>
+        <w:t xml:space="preserve">            sum += matrix[</w:t>
+      </w:r>
+      <w:proofErr w:type="spellStart"/>
+      <w:r>
+        <w:rPr>
+          <w:rFonts w:ascii="Times New Roman" w:hAnsi="Times New Roman" w:cs="Times New Roman"/>
+          <w:color w:val="000000" w:themeColor="text1"/>
+          <w:lang w:val="en-US"/>
+        </w:rPr>
+        <w:t>i</w:t>
+      </w:r>
+      <w:proofErr w:type="spellEnd"/>
+      <w:r>
+        <w:rPr>
+          <w:rFonts w:ascii="Times New Roman" w:hAnsi="Times New Roman" w:cs="Times New Roman"/>
+          <w:color w:val="000000" w:themeColor="text1"/>
+          <w:lang w:val="en-US"/>
+        </w:rPr>
+        <w:t>][j];</w:t>
       </w:r>
     </w:p>
     <w:p>
@@ -3064,7 +4044,25 @@
           <w:color w:val="000000" w:themeColor="text1"/>
           <w:lang w:val="en-US"/>
         </w:rPr>
-        <w:t xml:space="preserve">        printf("Column %d sum: %d\n", j, sum);</w:t>
+        <w:t xml:space="preserve">        </w:t>
+      </w:r>
+      <w:proofErr w:type="spellStart"/>
+      <w:r>
+        <w:rPr>
+          <w:rFonts w:ascii="Times New Roman" w:hAnsi="Times New Roman" w:cs="Times New Roman"/>
+          <w:color w:val="000000" w:themeColor="text1"/>
+          <w:lang w:val="en-US"/>
+        </w:rPr>
+        <w:t>printf</w:t>
+      </w:r>
+      <w:proofErr w:type="spellEnd"/>
+      <w:r>
+        <w:rPr>
+          <w:rFonts w:ascii="Times New Roman" w:hAnsi="Times New Roman" w:cs="Times New Roman"/>
+          <w:color w:val="000000" w:themeColor="text1"/>
+          <w:lang w:val="en-US"/>
+        </w:rPr>
+        <w:t>("Column %d sum: %d\n", j, sum);</w:t>
       </w:r>
     </w:p>
     <w:p>
@@ -3254,25 +4252,61 @@
           <w:color w:val="000000" w:themeColor="text1"/>
           <w:lang w:val="en-US"/>
         </w:rPr>
-        <w:t xml:space="preserve">    printf("Enter name and surname: ");</w:t>
-      </w:r>
-    </w:p>
-    <w:p>
-      <w:pPr>
-        <w:spacing w:after="0" w:line="240" w:lineRule="auto"/>
-        <w:rPr>
-          <w:rFonts w:ascii="Times New Roman" w:hAnsi="Times New Roman" w:cs="Times New Roman"/>
-          <w:color w:val="000000" w:themeColor="text1"/>
-          <w:lang w:val="en-US"/>
-        </w:rPr>
-      </w:pPr>
-      <w:r>
-        <w:rPr>
-          <w:rFonts w:ascii="Times New Roman" w:hAnsi="Times New Roman" w:cs="Times New Roman"/>
-          <w:color w:val="000000" w:themeColor="text1"/>
-          <w:lang w:val="en-US"/>
-        </w:rPr>
-        <w:t xml:space="preserve">    scanf("%s %s", name, surname);</w:t>
+        <w:t xml:space="preserve">    </w:t>
+      </w:r>
+      <w:proofErr w:type="spellStart"/>
+      <w:r>
+        <w:rPr>
+          <w:rFonts w:ascii="Times New Roman" w:hAnsi="Times New Roman" w:cs="Times New Roman"/>
+          <w:color w:val="000000" w:themeColor="text1"/>
+          <w:lang w:val="en-US"/>
+        </w:rPr>
+        <w:t>printf</w:t>
+      </w:r>
+      <w:proofErr w:type="spellEnd"/>
+      <w:r>
+        <w:rPr>
+          <w:rFonts w:ascii="Times New Roman" w:hAnsi="Times New Roman" w:cs="Times New Roman"/>
+          <w:color w:val="000000" w:themeColor="text1"/>
+          <w:lang w:val="en-US"/>
+        </w:rPr>
+        <w:t>("Enter name and surname: ");</w:t>
+      </w:r>
+    </w:p>
+    <w:p>
+      <w:pPr>
+        <w:spacing w:after="0" w:line="240" w:lineRule="auto"/>
+        <w:rPr>
+          <w:rFonts w:ascii="Times New Roman" w:hAnsi="Times New Roman" w:cs="Times New Roman"/>
+          <w:color w:val="000000" w:themeColor="text1"/>
+          <w:lang w:val="en-US"/>
+        </w:rPr>
+      </w:pPr>
+      <w:r>
+        <w:rPr>
+          <w:rFonts w:ascii="Times New Roman" w:hAnsi="Times New Roman" w:cs="Times New Roman"/>
+          <w:color w:val="000000" w:themeColor="text1"/>
+          <w:lang w:val="en-US"/>
+        </w:rPr>
+        <w:t xml:space="preserve">    </w:t>
+      </w:r>
+      <w:proofErr w:type="spellStart"/>
+      <w:r>
+        <w:rPr>
+          <w:rFonts w:ascii="Times New Roman" w:hAnsi="Times New Roman" w:cs="Times New Roman"/>
+          <w:color w:val="000000" w:themeColor="text1"/>
+          <w:lang w:val="en-US"/>
+        </w:rPr>
+        <w:t>scanf</w:t>
+      </w:r>
+      <w:proofErr w:type="spellEnd"/>
+      <w:r>
+        <w:rPr>
+          <w:rFonts w:ascii="Times New Roman" w:hAnsi="Times New Roman" w:cs="Times New Roman"/>
+          <w:color w:val="000000" w:themeColor="text1"/>
+          <w:lang w:val="en-US"/>
+        </w:rPr>
+        <w:t>("%s %s", name, surname);</w:t>
       </w:r>
     </w:p>
     <w:p>
@@ -3308,43 +4342,241 @@
           <w:color w:val="000000" w:themeColor="text1"/>
           <w:lang w:val="en-US"/>
         </w:rPr>
-        <w:t xml:space="preserve">    for (int i = 0; i &lt; 3; i++) {</w:t>
-      </w:r>
-    </w:p>
-    <w:p>
-      <w:pPr>
-        <w:spacing w:after="0" w:line="240" w:lineRule="auto"/>
-        <w:rPr>
-          <w:rFonts w:ascii="Times New Roman" w:hAnsi="Times New Roman" w:cs="Times New Roman"/>
-          <w:color w:val="000000" w:themeColor="text1"/>
-          <w:lang w:val="en-US"/>
-        </w:rPr>
-      </w:pPr>
-      <w:r>
-        <w:rPr>
-          <w:rFonts w:ascii="Times New Roman" w:hAnsi="Times New Roman" w:cs="Times New Roman"/>
-          <w:color w:val="000000" w:themeColor="text1"/>
-          <w:lang w:val="en-US"/>
-        </w:rPr>
-        <w:t xml:space="preserve">        if (strcmp(students[i].name, name) == 0 &amp;&amp; strcmp(students[i].surname, surname) == 0) {</w:t>
-      </w:r>
-    </w:p>
-    <w:p>
-      <w:pPr>
-        <w:spacing w:after="0" w:line="240" w:lineRule="auto"/>
-        <w:rPr>
-          <w:rFonts w:ascii="Times New Roman" w:hAnsi="Times New Roman" w:cs="Times New Roman"/>
-          <w:color w:val="000000" w:themeColor="text1"/>
-          <w:lang w:val="en-US"/>
-        </w:rPr>
-      </w:pPr>
-      <w:r>
-        <w:rPr>
-          <w:rFonts w:ascii="Times New Roman" w:hAnsi="Times New Roman" w:cs="Times New Roman"/>
-          <w:color w:val="000000" w:themeColor="text1"/>
-          <w:lang w:val="en-US"/>
-        </w:rPr>
-        <w:t xml:space="preserve">            printf("Found: %s %s, Age: %d\n", students[i].name, students[i].surname, students[i].age);</w:t>
+        <w:t xml:space="preserve">    for (int </w:t>
+      </w:r>
+      <w:proofErr w:type="spellStart"/>
+      <w:r>
+        <w:rPr>
+          <w:rFonts w:ascii="Times New Roman" w:hAnsi="Times New Roman" w:cs="Times New Roman"/>
+          <w:color w:val="000000" w:themeColor="text1"/>
+          <w:lang w:val="en-US"/>
+        </w:rPr>
+        <w:t>i</w:t>
+      </w:r>
+      <w:proofErr w:type="spellEnd"/>
+      <w:r>
+        <w:rPr>
+          <w:rFonts w:ascii="Times New Roman" w:hAnsi="Times New Roman" w:cs="Times New Roman"/>
+          <w:color w:val="000000" w:themeColor="text1"/>
+          <w:lang w:val="en-US"/>
+        </w:rPr>
+        <w:t xml:space="preserve"> = 0; </w:t>
+      </w:r>
+      <w:proofErr w:type="spellStart"/>
+      <w:r>
+        <w:rPr>
+          <w:rFonts w:ascii="Times New Roman" w:hAnsi="Times New Roman" w:cs="Times New Roman"/>
+          <w:color w:val="000000" w:themeColor="text1"/>
+          <w:lang w:val="en-US"/>
+        </w:rPr>
+        <w:t>i</w:t>
+      </w:r>
+      <w:proofErr w:type="spellEnd"/>
+      <w:r>
+        <w:rPr>
+          <w:rFonts w:ascii="Times New Roman" w:hAnsi="Times New Roman" w:cs="Times New Roman"/>
+          <w:color w:val="000000" w:themeColor="text1"/>
+          <w:lang w:val="en-US"/>
+        </w:rPr>
+        <w:t xml:space="preserve"> &lt; 3; </w:t>
+      </w:r>
+      <w:proofErr w:type="spellStart"/>
+      <w:r>
+        <w:rPr>
+          <w:rFonts w:ascii="Times New Roman" w:hAnsi="Times New Roman" w:cs="Times New Roman"/>
+          <w:color w:val="000000" w:themeColor="text1"/>
+          <w:lang w:val="en-US"/>
+        </w:rPr>
+        <w:t>i</w:t>
+      </w:r>
+      <w:proofErr w:type="spellEnd"/>
+      <w:r>
+        <w:rPr>
+          <w:rFonts w:ascii="Times New Roman" w:hAnsi="Times New Roman" w:cs="Times New Roman"/>
+          <w:color w:val="000000" w:themeColor="text1"/>
+          <w:lang w:val="en-US"/>
+        </w:rPr>
+        <w:t>++) {</w:t>
+      </w:r>
+    </w:p>
+    <w:p>
+      <w:pPr>
+        <w:spacing w:after="0" w:line="240" w:lineRule="auto"/>
+        <w:rPr>
+          <w:rFonts w:ascii="Times New Roman" w:hAnsi="Times New Roman" w:cs="Times New Roman"/>
+          <w:color w:val="000000" w:themeColor="text1"/>
+          <w:lang w:val="en-US"/>
+        </w:rPr>
+      </w:pPr>
+      <w:r>
+        <w:rPr>
+          <w:rFonts w:ascii="Times New Roman" w:hAnsi="Times New Roman" w:cs="Times New Roman"/>
+          <w:color w:val="000000" w:themeColor="text1"/>
+          <w:lang w:val="en-US"/>
+        </w:rPr>
+        <w:t xml:space="preserve">        if (</w:t>
+      </w:r>
+      <w:proofErr w:type="spellStart"/>
+      <w:r>
+        <w:rPr>
+          <w:rFonts w:ascii="Times New Roman" w:hAnsi="Times New Roman" w:cs="Times New Roman"/>
+          <w:color w:val="000000" w:themeColor="text1"/>
+          <w:lang w:val="en-US"/>
+        </w:rPr>
+        <w:t>strcmp</w:t>
+      </w:r>
+      <w:proofErr w:type="spellEnd"/>
+      <w:r>
+        <w:rPr>
+          <w:rFonts w:ascii="Times New Roman" w:hAnsi="Times New Roman" w:cs="Times New Roman"/>
+          <w:color w:val="000000" w:themeColor="text1"/>
+          <w:lang w:val="en-US"/>
+        </w:rPr>
+        <w:t>(students[</w:t>
+      </w:r>
+      <w:proofErr w:type="spellStart"/>
+      <w:r>
+        <w:rPr>
+          <w:rFonts w:ascii="Times New Roman" w:hAnsi="Times New Roman" w:cs="Times New Roman"/>
+          <w:color w:val="000000" w:themeColor="text1"/>
+          <w:lang w:val="en-US"/>
+        </w:rPr>
+        <w:t>i</w:t>
+      </w:r>
+      <w:proofErr w:type="spellEnd"/>
+      <w:r>
+        <w:rPr>
+          <w:rFonts w:ascii="Times New Roman" w:hAnsi="Times New Roman" w:cs="Times New Roman"/>
+          <w:color w:val="000000" w:themeColor="text1"/>
+          <w:lang w:val="en-US"/>
+        </w:rPr>
+        <w:t xml:space="preserve">].name, name) == 0 &amp;&amp; </w:t>
+      </w:r>
+      <w:proofErr w:type="spellStart"/>
+      <w:r>
+        <w:rPr>
+          <w:rFonts w:ascii="Times New Roman" w:hAnsi="Times New Roman" w:cs="Times New Roman"/>
+          <w:color w:val="000000" w:themeColor="text1"/>
+          <w:lang w:val="en-US"/>
+        </w:rPr>
+        <w:t>strcmp</w:t>
+      </w:r>
+      <w:proofErr w:type="spellEnd"/>
+      <w:r>
+        <w:rPr>
+          <w:rFonts w:ascii="Times New Roman" w:hAnsi="Times New Roman" w:cs="Times New Roman"/>
+          <w:color w:val="000000" w:themeColor="text1"/>
+          <w:lang w:val="en-US"/>
+        </w:rPr>
+        <w:t>(students[</w:t>
+      </w:r>
+      <w:proofErr w:type="spellStart"/>
+      <w:r>
+        <w:rPr>
+          <w:rFonts w:ascii="Times New Roman" w:hAnsi="Times New Roman" w:cs="Times New Roman"/>
+          <w:color w:val="000000" w:themeColor="text1"/>
+          <w:lang w:val="en-US"/>
+        </w:rPr>
+        <w:t>i</w:t>
+      </w:r>
+      <w:proofErr w:type="spellEnd"/>
+      <w:r>
+        <w:rPr>
+          <w:rFonts w:ascii="Times New Roman" w:hAnsi="Times New Roman" w:cs="Times New Roman"/>
+          <w:color w:val="000000" w:themeColor="text1"/>
+          <w:lang w:val="en-US"/>
+        </w:rPr>
+        <w:t>].surname, surname) == 0) {</w:t>
+      </w:r>
+    </w:p>
+    <w:p>
+      <w:pPr>
+        <w:spacing w:after="0" w:line="240" w:lineRule="auto"/>
+        <w:rPr>
+          <w:rFonts w:ascii="Times New Roman" w:hAnsi="Times New Roman" w:cs="Times New Roman"/>
+          <w:color w:val="000000" w:themeColor="text1"/>
+          <w:lang w:val="en-US"/>
+        </w:rPr>
+      </w:pPr>
+      <w:r>
+        <w:rPr>
+          <w:rFonts w:ascii="Times New Roman" w:hAnsi="Times New Roman" w:cs="Times New Roman"/>
+          <w:color w:val="000000" w:themeColor="text1"/>
+          <w:lang w:val="en-US"/>
+        </w:rPr>
+        <w:t xml:space="preserve">            </w:t>
+      </w:r>
+      <w:proofErr w:type="spellStart"/>
+      <w:r>
+        <w:rPr>
+          <w:rFonts w:ascii="Times New Roman" w:hAnsi="Times New Roman" w:cs="Times New Roman"/>
+          <w:color w:val="000000" w:themeColor="text1"/>
+          <w:lang w:val="en-US"/>
+        </w:rPr>
+        <w:t>printf</w:t>
+      </w:r>
+      <w:proofErr w:type="spellEnd"/>
+      <w:r>
+        <w:rPr>
+          <w:rFonts w:ascii="Times New Roman" w:hAnsi="Times New Roman" w:cs="Times New Roman"/>
+          <w:color w:val="000000" w:themeColor="text1"/>
+          <w:lang w:val="en-US"/>
+        </w:rPr>
+        <w:t>("Found: %s %s, Age: %d\n", students[</w:t>
+      </w:r>
+      <w:proofErr w:type="spellStart"/>
+      <w:r>
+        <w:rPr>
+          <w:rFonts w:ascii="Times New Roman" w:hAnsi="Times New Roman" w:cs="Times New Roman"/>
+          <w:color w:val="000000" w:themeColor="text1"/>
+          <w:lang w:val="en-US"/>
+        </w:rPr>
+        <w:t>i</w:t>
+      </w:r>
+      <w:proofErr w:type="spellEnd"/>
+      <w:r>
+        <w:rPr>
+          <w:rFonts w:ascii="Times New Roman" w:hAnsi="Times New Roman" w:cs="Times New Roman"/>
+          <w:color w:val="000000" w:themeColor="text1"/>
+          <w:lang w:val="en-US"/>
+        </w:rPr>
+        <w:t>].name, students[</w:t>
+      </w:r>
+      <w:proofErr w:type="spellStart"/>
+      <w:r>
+        <w:rPr>
+          <w:rFonts w:ascii="Times New Roman" w:hAnsi="Times New Roman" w:cs="Times New Roman"/>
+          <w:color w:val="000000" w:themeColor="text1"/>
+          <w:lang w:val="en-US"/>
+        </w:rPr>
+        <w:t>i</w:t>
+      </w:r>
+      <w:proofErr w:type="spellEnd"/>
+      <w:r>
+        <w:rPr>
+          <w:rFonts w:ascii="Times New Roman" w:hAnsi="Times New Roman" w:cs="Times New Roman"/>
+          <w:color w:val="000000" w:themeColor="text1"/>
+          <w:lang w:val="en-US"/>
+        </w:rPr>
+        <w:t>].surname, students[</w:t>
+      </w:r>
+      <w:proofErr w:type="spellStart"/>
+      <w:r>
+        <w:rPr>
+          <w:rFonts w:ascii="Times New Roman" w:hAnsi="Times New Roman" w:cs="Times New Roman"/>
+          <w:color w:val="000000" w:themeColor="text1"/>
+          <w:lang w:val="en-US"/>
+        </w:rPr>
+        <w:t>i</w:t>
+      </w:r>
+      <w:proofErr w:type="spellEnd"/>
+      <w:r>
+        <w:rPr>
+          <w:rFonts w:ascii="Times New Roman" w:hAnsi="Times New Roman" w:cs="Times New Roman"/>
+          <w:color w:val="000000" w:themeColor="text1"/>
+          <w:lang w:val="en-US"/>
+        </w:rPr>
+        <w:t>].age);</w:t>
       </w:r>
     </w:p>
     <w:p>
@@ -3434,7 +4666,25 @@
           <w:color w:val="000000" w:themeColor="text1"/>
           <w:lang w:val="en-US"/>
         </w:rPr>
-        <w:t xml:space="preserve">    if (!found) printf("Student not found.\n");</w:t>
+        <w:t xml:space="preserve">    if (!found) </w:t>
+      </w:r>
+      <w:proofErr w:type="spellStart"/>
+      <w:r>
+        <w:rPr>
+          <w:rFonts w:ascii="Times New Roman" w:hAnsi="Times New Roman" w:cs="Times New Roman"/>
+          <w:color w:val="000000" w:themeColor="text1"/>
+          <w:lang w:val="en-US"/>
+        </w:rPr>
+        <w:t>printf</w:t>
+      </w:r>
+      <w:proofErr w:type="spellEnd"/>
+      <w:r>
+        <w:rPr>
+          <w:rFonts w:ascii="Times New Roman" w:hAnsi="Times New Roman" w:cs="Times New Roman"/>
+          <w:color w:val="000000" w:themeColor="text1"/>
+          <w:lang w:val="en-US"/>
+        </w:rPr>
+        <w:t>("Student not found.\n");</w:t>
       </w:r>
     </w:p>
     <w:p>
@@ -3498,26 +4748,44 @@
           <w:color w:val="000000" w:themeColor="text1"/>
           <w:lang w:val="en-US"/>
         </w:rPr>
-        <w:t xml:space="preserve">    printf("Task 1:\n");</w:t>
-      </w:r>
-    </w:p>
-    <w:p>
-      <w:pPr>
-        <w:spacing w:after="0" w:line="240" w:lineRule="auto"/>
-        <w:rPr>
-          <w:rFonts w:ascii="Times New Roman" w:hAnsi="Times New Roman" w:cs="Times New Roman"/>
-          <w:color w:val="000000" w:themeColor="text1"/>
-          <w:lang w:val="en-US"/>
-        </w:rPr>
-      </w:pPr>
-      <w:r>
-        <w:rPr>
-          <w:rFonts w:ascii="Times New Roman" w:hAnsi="Times New Roman" w:cs="Times New Roman"/>
-          <w:color w:val="000000" w:themeColor="text1"/>
-          <w:lang w:val="en-US"/>
-        </w:rPr>
         <w:t xml:space="preserve">    </w:t>
       </w:r>
+      <w:proofErr w:type="spellStart"/>
+      <w:r>
+        <w:rPr>
+          <w:rFonts w:ascii="Times New Roman" w:hAnsi="Times New Roman" w:cs="Times New Roman"/>
+          <w:color w:val="000000" w:themeColor="text1"/>
+          <w:lang w:val="en-US"/>
+        </w:rPr>
+        <w:t>printf</w:t>
+      </w:r>
+      <w:proofErr w:type="spellEnd"/>
+      <w:r>
+        <w:rPr>
+          <w:rFonts w:ascii="Times New Roman" w:hAnsi="Times New Roman" w:cs="Times New Roman"/>
+          <w:color w:val="000000" w:themeColor="text1"/>
+          <w:lang w:val="en-US"/>
+        </w:rPr>
+        <w:t>("Task 1:\n");</w:t>
+      </w:r>
+    </w:p>
+    <w:p>
+      <w:pPr>
+        <w:spacing w:after="0" w:line="240" w:lineRule="auto"/>
+        <w:rPr>
+          <w:rFonts w:ascii="Times New Roman" w:hAnsi="Times New Roman" w:cs="Times New Roman"/>
+          <w:color w:val="000000" w:themeColor="text1"/>
+          <w:lang w:val="en-US"/>
+        </w:rPr>
+      </w:pPr>
+      <w:r>
+        <w:rPr>
+          <w:rFonts w:ascii="Times New Roman" w:hAnsi="Times New Roman" w:cs="Times New Roman"/>
+          <w:color w:val="000000" w:themeColor="text1"/>
+          <w:lang w:val="en-US"/>
+        </w:rPr>
+        <w:t xml:space="preserve">    </w:t>
+      </w:r>
       <w:r>
         <w:rPr>
           <w:rFonts w:ascii="Times New Roman" w:hAnsi="Times New Roman" w:cs="Times New Roman"/>
@@ -3552,26 +4820,44 @@
           <w:color w:val="000000" w:themeColor="text1"/>
           <w:lang w:val="en-US"/>
         </w:rPr>
-        <w:t xml:space="preserve">    printf("Task 2:\n");</w:t>
-      </w:r>
-    </w:p>
-    <w:p>
-      <w:pPr>
-        <w:spacing w:after="0" w:line="240" w:lineRule="auto"/>
-        <w:rPr>
-          <w:rFonts w:ascii="Times New Roman" w:hAnsi="Times New Roman" w:cs="Times New Roman"/>
-          <w:color w:val="000000" w:themeColor="text1"/>
-          <w:lang w:val="en-US"/>
-        </w:rPr>
-      </w:pPr>
-      <w:r>
-        <w:rPr>
-          <w:rFonts w:ascii="Times New Roman" w:hAnsi="Times New Roman" w:cs="Times New Roman"/>
-          <w:color w:val="000000" w:themeColor="text1"/>
-          <w:lang w:val="en-US"/>
-        </w:rPr>
         <w:t xml:space="preserve">    </w:t>
       </w:r>
+      <w:proofErr w:type="spellStart"/>
+      <w:r>
+        <w:rPr>
+          <w:rFonts w:ascii="Times New Roman" w:hAnsi="Times New Roman" w:cs="Times New Roman"/>
+          <w:color w:val="000000" w:themeColor="text1"/>
+          <w:lang w:val="en-US"/>
+        </w:rPr>
+        <w:t>printf</w:t>
+      </w:r>
+      <w:proofErr w:type="spellEnd"/>
+      <w:r>
+        <w:rPr>
+          <w:rFonts w:ascii="Times New Roman" w:hAnsi="Times New Roman" w:cs="Times New Roman"/>
+          <w:color w:val="000000" w:themeColor="text1"/>
+          <w:lang w:val="en-US"/>
+        </w:rPr>
+        <w:t>("Task 2:\n");</w:t>
+      </w:r>
+    </w:p>
+    <w:p>
+      <w:pPr>
+        <w:spacing w:after="0" w:line="240" w:lineRule="auto"/>
+        <w:rPr>
+          <w:rFonts w:ascii="Times New Roman" w:hAnsi="Times New Roman" w:cs="Times New Roman"/>
+          <w:color w:val="000000" w:themeColor="text1"/>
+          <w:lang w:val="en-US"/>
+        </w:rPr>
+      </w:pPr>
+      <w:r>
+        <w:rPr>
+          <w:rFonts w:ascii="Times New Roman" w:hAnsi="Times New Roman" w:cs="Times New Roman"/>
+          <w:color w:val="000000" w:themeColor="text1"/>
+          <w:lang w:val="en-US"/>
+        </w:rPr>
+        <w:t xml:space="preserve">    </w:t>
+      </w:r>
       <w:r>
         <w:rPr>
           <w:rFonts w:ascii="Times New Roman" w:hAnsi="Times New Roman" w:cs="Times New Roman"/>
@@ -3606,7 +4892,25 @@
           <w:color w:val="000000" w:themeColor="text1"/>
           <w:lang w:val="en-US"/>
         </w:rPr>
-        <w:t xml:space="preserve">    printf("Task 3:\n");</w:t>
+        <w:t xml:space="preserve">    </w:t>
+      </w:r>
+      <w:proofErr w:type="spellStart"/>
+      <w:r>
+        <w:rPr>
+          <w:rFonts w:ascii="Times New Roman" w:hAnsi="Times New Roman" w:cs="Times New Roman"/>
+          <w:color w:val="000000" w:themeColor="text1"/>
+          <w:lang w:val="en-US"/>
+        </w:rPr>
+        <w:t>printf</w:t>
+      </w:r>
+      <w:proofErr w:type="spellEnd"/>
+      <w:r>
+        <w:rPr>
+          <w:rFonts w:ascii="Times New Roman" w:hAnsi="Times New Roman" w:cs="Times New Roman"/>
+          <w:color w:val="000000" w:themeColor="text1"/>
+          <w:lang w:val="en-US"/>
+        </w:rPr>
+        <w:t>("Task 3:\n");</w:t>
       </w:r>
     </w:p>
     <w:p>
@@ -3652,7 +4956,25 @@
           <w:color w:val="000000" w:themeColor="text1"/>
           <w:lang w:val="en-US"/>
         </w:rPr>
-        <w:t xml:space="preserve">    printf("Task 4:\n");</w:t>
+        <w:t xml:space="preserve">    </w:t>
+      </w:r>
+      <w:proofErr w:type="spellStart"/>
+      <w:r>
+        <w:rPr>
+          <w:rFonts w:ascii="Times New Roman" w:hAnsi="Times New Roman" w:cs="Times New Roman"/>
+          <w:color w:val="000000" w:themeColor="text1"/>
+          <w:lang w:val="en-US"/>
+        </w:rPr>
+        <w:t>printf</w:t>
+      </w:r>
+      <w:proofErr w:type="spellEnd"/>
+      <w:r>
+        <w:rPr>
+          <w:rFonts w:ascii="Times New Roman" w:hAnsi="Times New Roman" w:cs="Times New Roman"/>
+          <w:color w:val="000000" w:themeColor="text1"/>
+          <w:lang w:val="en-US"/>
+        </w:rPr>
+        <w:t>("Task 4:\n");</w:t>
       </w:r>
     </w:p>
     <w:p>
@@ -3698,7 +5020,25 @@
           <w:color w:val="000000" w:themeColor="text1"/>
           <w:lang w:val="en-US"/>
         </w:rPr>
-        <w:t xml:space="preserve">    printf("Task 5:\n");</w:t>
+        <w:t xml:space="preserve">    </w:t>
+      </w:r>
+      <w:proofErr w:type="spellStart"/>
+      <w:r>
+        <w:rPr>
+          <w:rFonts w:ascii="Times New Roman" w:hAnsi="Times New Roman" w:cs="Times New Roman"/>
+          <w:color w:val="000000" w:themeColor="text1"/>
+          <w:lang w:val="en-US"/>
+        </w:rPr>
+        <w:t>printf</w:t>
+      </w:r>
+      <w:proofErr w:type="spellEnd"/>
+      <w:r>
+        <w:rPr>
+          <w:rFonts w:ascii="Times New Roman" w:hAnsi="Times New Roman" w:cs="Times New Roman"/>
+          <w:color w:val="000000" w:themeColor="text1"/>
+          <w:lang w:val="en-US"/>
+        </w:rPr>
+        <w:t>("Task 5:\n");</w:t>
       </w:r>
     </w:p>
     <w:p>
@@ -3881,6 +5221,7 @@
           <w:rFonts w:ascii="Times New Roman" w:hAnsi="Times New Roman" w:cs="Times New Roman"/>
           <w:b/>
           <w:bCs/>
+          <w:noProof/>
           <w:color w:val="000000" w:themeColor="text1"/>
           <w:sz w:val="36"/>
           <w:szCs w:val="36"/>
@@ -3993,6 +5334,7 @@
         <w:rPr>
           <w:rFonts w:ascii="Times New Roman" w:hAnsi="Times New Roman" w:cs="Times New Roman"/>
           <w:bCs/>
+          <w:noProof/>
           <w:sz w:val="28"/>
           <w:szCs w:val="28"/>
         </w:rPr>
@@ -4090,6 +5432,93 @@
         </w:rPr>
         <w:t>на новой ветке</w:t>
       </w:r>
+      <w:r>
+        <w:rPr>
+          <w:rFonts w:ascii="Times New Roman" w:hAnsi="Times New Roman" w:cs="Times New Roman"/>
+          <w:bCs/>
+          <w:sz w:val="28"/>
+          <w:szCs w:val="28"/>
+        </w:rPr>
+        <w:t xml:space="preserve"> (</w:t>
+      </w:r>
+      <w:r>
+        <w:rPr>
+          <w:rFonts w:ascii="Times New Roman" w:hAnsi="Times New Roman" w:cs="Times New Roman"/>
+          <w:bCs/>
+          <w:sz w:val="28"/>
+          <w:szCs w:val="28"/>
+        </w:rPr>
+        <w:t>Макунькин)</w:t>
+      </w:r>
+    </w:p>
+    <w:p>
+      <w:pPr>
+        <w:ind w:right="141"/>
+        <w:jc w:val="center"/>
+        <w:rPr>
+          <w:rFonts w:ascii="Times New Roman" w:hAnsi="Times New Roman" w:cs="Times New Roman"/>
+          <w:bCs/>
+          <w:sz w:val="28"/>
+          <w:szCs w:val="28"/>
+        </w:rPr>
+      </w:pPr>
+      <w:r>
+        <w:rPr>
+          <w:rFonts w:ascii="Times New Roman" w:hAnsi="Times New Roman" w:cs="Times New Roman"/>
+          <w:bCs/>
+          <w:sz w:val="28"/>
+          <w:szCs w:val="28"/>
+        </w:rPr>
+        <w:t xml:space="preserve">9 рис. – Результат загрузки репозитория в </w:t>
+      </w:r>
+      <w:r>
+        <w:rPr>
+          <w:rFonts w:ascii="Times New Roman" w:hAnsi="Times New Roman" w:cs="Times New Roman"/>
+          <w:bCs/>
+          <w:sz w:val="28"/>
+          <w:szCs w:val="28"/>
+          <w:lang w:val="en-US"/>
+        </w:rPr>
+        <w:t>GitHub</w:t>
+      </w:r>
+      <w:r>
+        <w:rPr>
+          <w:rFonts w:ascii="Times New Roman" w:hAnsi="Times New Roman" w:cs="Times New Roman"/>
+          <w:bCs/>
+          <w:sz w:val="28"/>
+          <w:szCs w:val="28"/>
+        </w:rPr>
+        <w:t xml:space="preserve"> </w:t>
+      </w:r>
+      <w:r>
+        <w:rPr>
+          <w:rFonts w:ascii="Times New Roman" w:hAnsi="Times New Roman" w:cs="Times New Roman"/>
+          <w:bCs/>
+          <w:sz w:val="28"/>
+          <w:szCs w:val="28"/>
+        </w:rPr>
+        <w:t>на новой ветке (</w:t>
+      </w:r>
+      <w:proofErr w:type="spellStart"/>
+      <w:r>
+        <w:rPr>
+          <w:rFonts w:ascii="Times New Roman" w:hAnsi="Times New Roman" w:cs="Times New Roman"/>
+          <w:bCs/>
+          <w:sz w:val="28"/>
+          <w:szCs w:val="28"/>
+        </w:rPr>
+        <w:t>Мелюшев</w:t>
+      </w:r>
+      <w:proofErr w:type="spellEnd"/>
+      <w:r>
+        <w:rPr>
+          <w:rFonts w:ascii="Times New Roman" w:hAnsi="Times New Roman" w:cs="Times New Roman"/>
+          <w:bCs/>
+          <w:sz w:val="28"/>
+          <w:szCs w:val="28"/>
+        </w:rPr>
+        <w:t>)</w:t>
+      </w:r>
     </w:p>
     <w:p>
       <w:pPr>
@@ -4115,18 +5544,7 @@
     </w:p>
     <w:p>
       <w:pPr>
-        <w:ind w:right="141" w:firstLine="708"/>
-        <w:rPr>
-          <w:rFonts w:ascii="Times New Roman" w:hAnsi="Times New Roman" w:cs="Times New Roman"/>
-          <w:b/>
-          <w:sz w:val="28"/>
-          <w:szCs w:val="28"/>
-        </w:rPr>
-      </w:pPr>
-    </w:p>
-    <w:p>
-      <w:pPr>
-        <w:ind w:right="141" w:firstLine="708"/>
+        <w:ind w:right="141"/>
         <w:rPr>
           <w:rFonts w:ascii="Times New Roman" w:hAnsi="Times New Roman" w:cs="Times New Roman"/>
           <w:b/>
@@ -4200,7 +5618,6 @@
           <w:rFonts w:ascii="Times New Roman" w:hAnsi="Times New Roman" w:cs="Times New Roman"/>
           <w:sz w:val="28"/>
           <w:szCs w:val="28"/>
-          <w:lang w:val="en-US"/>
         </w:rPr>
       </w:pPr>
       <w:r>
@@ -4236,7 +5653,6 @@
           <w:rFonts w:ascii="Times New Roman" w:hAnsi="Times New Roman" w:cs="Times New Roman"/>
           <w:sz w:val="28"/>
           <w:szCs w:val="28"/>
-          <w:lang w:val="en-US"/>
         </w:rPr>
       </w:pPr>
       <w:hyperlink r:id="rId13" w:history="1">
@@ -4248,7 +5664,127 @@
             <w:szCs w:val="28"/>
             <w:lang w:val="en-US"/>
           </w:rPr>
-          <w:t>https://github.com/LareklAREK/LiOAiIZ-2OURSE-.git</w:t>
+          <w:t>https</w:t>
+        </w:r>
+        <w:r>
+          <w:rPr>
+            <w:rStyle w:val="ae"/>
+            <w:rFonts w:ascii="Times New Roman" w:hAnsi="Times New Roman" w:cs="Times New Roman"/>
+            <w:sz w:val="28"/>
+            <w:szCs w:val="28"/>
+          </w:rPr>
+          <w:t>://</w:t>
+        </w:r>
+        <w:proofErr w:type="spellStart"/>
+        <w:r>
+          <w:rPr>
+            <w:rStyle w:val="ae"/>
+            <w:rFonts w:ascii="Times New Roman" w:hAnsi="Times New Roman" w:cs="Times New Roman"/>
+            <w:sz w:val="28"/>
+            <w:szCs w:val="28"/>
+            <w:lang w:val="en-US"/>
+          </w:rPr>
+          <w:t>github</w:t>
+        </w:r>
+        <w:proofErr w:type="spellEnd"/>
+        <w:r>
+          <w:rPr>
+            <w:rStyle w:val="ae"/>
+            <w:rFonts w:ascii="Times New Roman" w:hAnsi="Times New Roman" w:cs="Times New Roman"/>
+            <w:sz w:val="28"/>
+            <w:szCs w:val="28"/>
+          </w:rPr>
+          <w:t>.</w:t>
+        </w:r>
+        <w:r>
+          <w:rPr>
+            <w:rStyle w:val="ae"/>
+            <w:rFonts w:ascii="Times New Roman" w:hAnsi="Times New Roman" w:cs="Times New Roman"/>
+            <w:sz w:val="28"/>
+            <w:szCs w:val="28"/>
+            <w:lang w:val="en-US"/>
+          </w:rPr>
+          <w:t>com</w:t>
+        </w:r>
+        <w:r>
+          <w:rPr>
+            <w:rStyle w:val="ae"/>
+            <w:rFonts w:ascii="Times New Roman" w:hAnsi="Times New Roman" w:cs="Times New Roman"/>
+            <w:sz w:val="28"/>
+            <w:szCs w:val="28"/>
+          </w:rPr>
+          <w:t>/</w:t>
+        </w:r>
+        <w:proofErr w:type="spellStart"/>
+        <w:r>
+          <w:rPr>
+            <w:rStyle w:val="ae"/>
+            <w:rFonts w:ascii="Times New Roman" w:hAnsi="Times New Roman" w:cs="Times New Roman"/>
+            <w:sz w:val="28"/>
+            <w:szCs w:val="28"/>
+            <w:lang w:val="en-US"/>
+          </w:rPr>
+          <w:t>LareklAREK</w:t>
+        </w:r>
+        <w:proofErr w:type="spellEnd"/>
+        <w:r>
+          <w:rPr>
+            <w:rStyle w:val="ae"/>
+            <w:rFonts w:ascii="Times New Roman" w:hAnsi="Times New Roman" w:cs="Times New Roman"/>
+            <w:sz w:val="28"/>
+            <w:szCs w:val="28"/>
+          </w:rPr>
+          <w:t>/</w:t>
+        </w:r>
+        <w:proofErr w:type="spellStart"/>
+        <w:r>
+          <w:rPr>
+            <w:rStyle w:val="ae"/>
+            <w:rFonts w:ascii="Times New Roman" w:hAnsi="Times New Roman" w:cs="Times New Roman"/>
+            <w:sz w:val="28"/>
+            <w:szCs w:val="28"/>
+            <w:lang w:val="en-US"/>
+          </w:rPr>
+          <w:t>LiOAiIZ</w:t>
+        </w:r>
+        <w:proofErr w:type="spellEnd"/>
+        <w:r>
+          <w:rPr>
+            <w:rStyle w:val="ae"/>
+            <w:rFonts w:ascii="Times New Roman" w:hAnsi="Times New Roman" w:cs="Times New Roman"/>
+            <w:sz w:val="28"/>
+            <w:szCs w:val="28"/>
+          </w:rPr>
+          <w:t>-2</w:t>
+        </w:r>
+        <w:r>
+          <w:rPr>
+            <w:rStyle w:val="ae"/>
+            <w:rFonts w:ascii="Times New Roman" w:hAnsi="Times New Roman" w:cs="Times New Roman"/>
+            <w:sz w:val="28"/>
+            <w:szCs w:val="28"/>
+            <w:lang w:val="en-US"/>
+          </w:rPr>
+          <w:t>OURSE</w:t>
+        </w:r>
+        <w:r>
+          <w:rPr>
+            <w:rStyle w:val="ae"/>
+            <w:rFonts w:ascii="Times New Roman" w:hAnsi="Times New Roman" w:cs="Times New Roman"/>
+            <w:sz w:val="28"/>
+            <w:szCs w:val="28"/>
+          </w:rPr>
+          <w:t>-.</w:t>
+        </w:r>
+        <w:r>
+          <w:rPr>
+            <w:rStyle w:val="ae"/>
+            <w:rFonts w:ascii="Times New Roman" w:hAnsi="Times New Roman" w:cs="Times New Roman"/>
+            <w:sz w:val="28"/>
+            <w:szCs w:val="28"/>
+            <w:lang w:val="en-US"/>
+          </w:rPr>
+          <w:t>git</w:t>
         </w:r>
       </w:hyperlink>
     </w:p>
@@ -4259,26 +5795,110 @@
           <w:rFonts w:ascii="Times New Roman" w:hAnsi="Times New Roman" w:cs="Times New Roman"/>
           <w:sz w:val="28"/>
           <w:szCs w:val="28"/>
-          <w:lang w:val="en-US"/>
-        </w:rPr>
-      </w:pPr>
-      <w:r>
-        <w:rPr>
-          <w:rFonts w:ascii="Times New Roman" w:hAnsi="Times New Roman" w:cs="Times New Roman"/>
-          <w:sz w:val="28"/>
-          <w:szCs w:val="28"/>
-          <w:lang w:val="en-US"/>
-        </w:rPr>
-        <w:t>https://github.com/Motorrr/LiOAvIZ.git</w:t>
-      </w:r>
-    </w:p>
-    <w:p>
-      <w:pPr>
-        <w:rPr>
-          <w:lang w:val="en-US"/>
-        </w:rPr>
-      </w:pPr>
-    </w:p>
+        </w:rPr>
+      </w:pPr>
+      <w:r>
+        <w:rPr>
+          <w:rFonts w:ascii="Times New Roman" w:hAnsi="Times New Roman" w:cs="Times New Roman"/>
+          <w:sz w:val="28"/>
+          <w:szCs w:val="28"/>
+          <w:lang w:val="en-US"/>
+        </w:rPr>
+        <w:t>https</w:t>
+      </w:r>
+      <w:r>
+        <w:rPr>
+          <w:rFonts w:ascii="Times New Roman" w:hAnsi="Times New Roman" w:cs="Times New Roman"/>
+          <w:sz w:val="28"/>
+          <w:szCs w:val="28"/>
+        </w:rPr>
+        <w:t>://</w:t>
+      </w:r>
+      <w:proofErr w:type="spellStart"/>
+      <w:r>
+        <w:rPr>
+          <w:rFonts w:ascii="Times New Roman" w:hAnsi="Times New Roman" w:cs="Times New Roman"/>
+          <w:sz w:val="28"/>
+          <w:szCs w:val="28"/>
+          <w:lang w:val="en-US"/>
+        </w:rPr>
+        <w:t>github</w:t>
+      </w:r>
+      <w:proofErr w:type="spellEnd"/>
+      <w:r>
+        <w:rPr>
+          <w:rFonts w:ascii="Times New Roman" w:hAnsi="Times New Roman" w:cs="Times New Roman"/>
+          <w:sz w:val="28"/>
+          <w:szCs w:val="28"/>
+        </w:rPr>
+        <w:t>.</w:t>
+      </w:r>
+      <w:r>
+        <w:rPr>
+          <w:rFonts w:ascii="Times New Roman" w:hAnsi="Times New Roman" w:cs="Times New Roman"/>
+          <w:sz w:val="28"/>
+          <w:szCs w:val="28"/>
+          <w:lang w:val="en-US"/>
+        </w:rPr>
+        <w:t>com</w:t>
+      </w:r>
+      <w:r>
+        <w:rPr>
+          <w:rFonts w:ascii="Times New Roman" w:hAnsi="Times New Roman" w:cs="Times New Roman"/>
+          <w:sz w:val="28"/>
+          <w:szCs w:val="28"/>
+        </w:rPr>
+        <w:t>/</w:t>
+      </w:r>
+      <w:proofErr w:type="spellStart"/>
+      <w:r>
+        <w:rPr>
+          <w:rFonts w:ascii="Times New Roman" w:hAnsi="Times New Roman" w:cs="Times New Roman"/>
+          <w:sz w:val="28"/>
+          <w:szCs w:val="28"/>
+          <w:lang w:val="en-US"/>
+        </w:rPr>
+        <w:t>Motorrr</w:t>
+      </w:r>
+      <w:proofErr w:type="spellEnd"/>
+      <w:r>
+        <w:rPr>
+          <w:rFonts w:ascii="Times New Roman" w:hAnsi="Times New Roman" w:cs="Times New Roman"/>
+          <w:sz w:val="28"/>
+          <w:szCs w:val="28"/>
+        </w:rPr>
+        <w:t>/</w:t>
+      </w:r>
+      <w:proofErr w:type="spellStart"/>
+      <w:r>
+        <w:rPr>
+          <w:rFonts w:ascii="Times New Roman" w:hAnsi="Times New Roman" w:cs="Times New Roman"/>
+          <w:sz w:val="28"/>
+          <w:szCs w:val="28"/>
+          <w:lang w:val="en-US"/>
+        </w:rPr>
+        <w:t>LiOAvIZ</w:t>
+      </w:r>
+      <w:proofErr w:type="spellEnd"/>
+      <w:r>
+        <w:rPr>
+          <w:rFonts w:ascii="Times New Roman" w:hAnsi="Times New Roman" w:cs="Times New Roman"/>
+          <w:sz w:val="28"/>
+          <w:szCs w:val="28"/>
+        </w:rPr>
+        <w:t>.</w:t>
+      </w:r>
+      <w:r>
+        <w:rPr>
+          <w:rFonts w:ascii="Times New Roman" w:hAnsi="Times New Roman" w:cs="Times New Roman"/>
+          <w:sz w:val="28"/>
+          <w:szCs w:val="28"/>
+          <w:lang w:val="en-US"/>
+        </w:rPr>
+        <w:t>git</w:t>
+      </w:r>
+    </w:p>
+    <w:p/>
     <w:sectPr>
       <w:pgSz w:w="11906" w:h="16838"/>
       <w:pgMar w:top="1134" w:right="850" w:bottom="1134" w:left="1701" w:header="708" w:footer="708" w:gutter="0"/>

--- a/Лабораторная работа №1(ЛиОАвИЗ).docx
+++ b/Лабораторная работа №1(ЛиОАвИЗ).docx
@@ -1138,6 +1138,7 @@
         <w:t xml:space="preserve"> элементов и заполняет его случайными значениями от 0 до 100 с использованием функции </w:t>
       </w:r>
       <w:proofErr w:type="spellStart"/>
+      <w:proofErr w:type="gramStart"/>
       <w:r>
         <w:rPr>
           <w:rFonts w:ascii="Times New Roman" w:hAnsi="Times New Roman" w:cs="Times New Roman"/>
@@ -1154,7 +1155,16 @@
           <w:sz w:val="28"/>
           <w:szCs w:val="28"/>
         </w:rPr>
-        <w:t>().</w:t>
+        <w:t>(</w:t>
+      </w:r>
+      <w:proofErr w:type="gramEnd"/>
+      <w:r>
+        <w:rPr>
+          <w:rFonts w:ascii="Times New Roman" w:hAnsi="Times New Roman" w:cs="Times New Roman"/>
+          <w:sz w:val="28"/>
+          <w:szCs w:val="28"/>
+        </w:rPr>
+        <w:t>).</w:t>
       </w:r>
     </w:p>
     <w:p>
@@ -2293,25 +2303,61 @@
           <w:color w:val="000000" w:themeColor="text1"/>
           <w:lang w:val="en-US"/>
         </w:rPr>
-        <w:t xml:space="preserve">    char name[50];</w:t>
-      </w:r>
-    </w:p>
-    <w:p>
-      <w:pPr>
-        <w:spacing w:after="0" w:line="240" w:lineRule="auto"/>
-        <w:rPr>
-          <w:rFonts w:ascii="Times New Roman" w:hAnsi="Times New Roman" w:cs="Times New Roman"/>
-          <w:color w:val="000000" w:themeColor="text1"/>
-          <w:lang w:val="en-US"/>
-        </w:rPr>
-      </w:pPr>
-      <w:r>
-        <w:rPr>
-          <w:rFonts w:ascii="Times New Roman" w:hAnsi="Times New Roman" w:cs="Times New Roman"/>
-          <w:color w:val="000000" w:themeColor="text1"/>
-          <w:lang w:val="en-US"/>
-        </w:rPr>
-        <w:t xml:space="preserve">    char surname[50];</w:t>
+        <w:t xml:space="preserve">    char </w:t>
+      </w:r>
+      <w:proofErr w:type="gramStart"/>
+      <w:r>
+        <w:rPr>
+          <w:rFonts w:ascii="Times New Roman" w:hAnsi="Times New Roman" w:cs="Times New Roman"/>
+          <w:color w:val="000000" w:themeColor="text1"/>
+          <w:lang w:val="en-US"/>
+        </w:rPr>
+        <w:t>name[</w:t>
+      </w:r>
+      <w:proofErr w:type="gramEnd"/>
+      <w:r>
+        <w:rPr>
+          <w:rFonts w:ascii="Times New Roman" w:hAnsi="Times New Roman" w:cs="Times New Roman"/>
+          <w:color w:val="000000" w:themeColor="text1"/>
+          <w:lang w:val="en-US"/>
+        </w:rPr>
+        <w:t>50];</w:t>
+      </w:r>
+    </w:p>
+    <w:p>
+      <w:pPr>
+        <w:spacing w:after="0" w:line="240" w:lineRule="auto"/>
+        <w:rPr>
+          <w:rFonts w:ascii="Times New Roman" w:hAnsi="Times New Roman" w:cs="Times New Roman"/>
+          <w:color w:val="000000" w:themeColor="text1"/>
+          <w:lang w:val="en-US"/>
+        </w:rPr>
+      </w:pPr>
+      <w:r>
+        <w:rPr>
+          <w:rFonts w:ascii="Times New Roman" w:hAnsi="Times New Roman" w:cs="Times New Roman"/>
+          <w:color w:val="000000" w:themeColor="text1"/>
+          <w:lang w:val="en-US"/>
+        </w:rPr>
+        <w:t xml:space="preserve">    char </w:t>
+      </w:r>
+      <w:proofErr w:type="gramStart"/>
+      <w:r>
+        <w:rPr>
+          <w:rFonts w:ascii="Times New Roman" w:hAnsi="Times New Roman" w:cs="Times New Roman"/>
+          <w:color w:val="000000" w:themeColor="text1"/>
+          <w:lang w:val="en-US"/>
+        </w:rPr>
+        <w:t>surname[</w:t>
+      </w:r>
+      <w:proofErr w:type="gramEnd"/>
+      <w:r>
+        <w:rPr>
+          <w:rFonts w:ascii="Times New Roman" w:hAnsi="Times New Roman" w:cs="Times New Roman"/>
+          <w:color w:val="000000" w:themeColor="text1"/>
+          <w:lang w:val="en-US"/>
+        </w:rPr>
+        <w:t>50];</w:t>
       </w:r>
     </w:p>
     <w:p>
@@ -2414,6 +2460,7 @@
         <w:t xml:space="preserve">    double </w:t>
       </w:r>
       <w:proofErr w:type="spellStart"/>
+      <w:proofErr w:type="gramStart"/>
       <w:r>
         <w:rPr>
           <w:rFonts w:ascii="Times New Roman" w:hAnsi="Times New Roman" w:cs="Times New Roman"/>
@@ -2429,7 +2476,52 @@
           <w:color w:val="000000" w:themeColor="text1"/>
           <w:lang w:val="en-US"/>
         </w:rPr>
-        <w:t>[] = { 1.5, 3.2, 7.1, 2.8, 4.9 };</w:t>
+        <w:t>[</w:t>
+      </w:r>
+      <w:proofErr w:type="gramEnd"/>
+      <w:r>
+        <w:rPr>
+          <w:rFonts w:ascii="Times New Roman" w:hAnsi="Times New Roman" w:cs="Times New Roman"/>
+          <w:color w:val="000000" w:themeColor="text1"/>
+          <w:lang w:val="en-US"/>
+        </w:rPr>
+        <w:t xml:space="preserve">] = </w:t>
+      </w:r>
+      <w:proofErr w:type="gramStart"/>
+      <w:r>
+        <w:rPr>
+          <w:rFonts w:ascii="Times New Roman" w:hAnsi="Times New Roman" w:cs="Times New Roman"/>
+          <w:color w:val="000000" w:themeColor="text1"/>
+          <w:lang w:val="en-US"/>
+        </w:rPr>
+        <w:t>{ 1.5</w:t>
+      </w:r>
+      <w:proofErr w:type="gramEnd"/>
+      <w:r>
+        <w:rPr>
+          <w:rFonts w:ascii="Times New Roman" w:hAnsi="Times New Roman" w:cs="Times New Roman"/>
+          <w:color w:val="000000" w:themeColor="text1"/>
+          <w:lang w:val="en-US"/>
+        </w:rPr>
+        <w:t xml:space="preserve">, 3.2, 7.1, 2.8, </w:t>
+      </w:r>
+      <w:proofErr w:type="gramStart"/>
+      <w:r>
+        <w:rPr>
+          <w:rFonts w:ascii="Times New Roman" w:hAnsi="Times New Roman" w:cs="Times New Roman"/>
+          <w:color w:val="000000" w:themeColor="text1"/>
+          <w:lang w:val="en-US"/>
+        </w:rPr>
+        <w:t>4.9 }</w:t>
+      </w:r>
+      <w:proofErr w:type="gramEnd"/>
+      <w:r>
+        <w:rPr>
+          <w:rFonts w:ascii="Times New Roman" w:hAnsi="Times New Roman" w:cs="Times New Roman"/>
+          <w:color w:val="000000" w:themeColor="text1"/>
+          <w:lang w:val="en-US"/>
+        </w:rPr>
+        <w:t>;</w:t>
       </w:r>
     </w:p>
     <w:p>
@@ -2450,6 +2542,7 @@
         <w:t xml:space="preserve">    double min = </w:t>
       </w:r>
       <w:proofErr w:type="spellStart"/>
+      <w:proofErr w:type="gramStart"/>
       <w:r>
         <w:rPr>
           <w:rFonts w:ascii="Times New Roman" w:hAnsi="Times New Roman" w:cs="Times New Roman"/>
@@ -2465,9 +2558,19 @@
           <w:color w:val="000000" w:themeColor="text1"/>
           <w:lang w:val="en-US"/>
         </w:rPr>
-        <w:t xml:space="preserve">[0], max = </w:t>
-      </w:r>
-      <w:proofErr w:type="spellStart"/>
+        <w:t>[</w:t>
+      </w:r>
+      <w:proofErr w:type="gramEnd"/>
+      <w:r>
+        <w:rPr>
+          <w:rFonts w:ascii="Times New Roman" w:hAnsi="Times New Roman" w:cs="Times New Roman"/>
+          <w:color w:val="000000" w:themeColor="text1"/>
+          <w:lang w:val="en-US"/>
+        </w:rPr>
+        <w:t xml:space="preserve">0], max = </w:t>
+      </w:r>
+      <w:proofErr w:type="spellStart"/>
+      <w:proofErr w:type="gramStart"/>
       <w:r>
         <w:rPr>
           <w:rFonts w:ascii="Times New Roman" w:hAnsi="Times New Roman" w:cs="Times New Roman"/>
@@ -2483,7 +2586,16 @@
           <w:color w:val="000000" w:themeColor="text1"/>
           <w:lang w:val="en-US"/>
         </w:rPr>
-        <w:t>[0];</w:t>
+        <w:t>[</w:t>
+      </w:r>
+      <w:proofErr w:type="gramEnd"/>
+      <w:r>
+        <w:rPr>
+          <w:rFonts w:ascii="Times New Roman" w:hAnsi="Times New Roman" w:cs="Times New Roman"/>
+          <w:color w:val="000000" w:themeColor="text1"/>
+          <w:lang w:val="en-US"/>
+        </w:rPr>
+        <w:t>0];</w:t>
       </w:r>
     </w:p>
     <w:p>
@@ -2774,6 +2886,7 @@
         <w:t xml:space="preserve">    </w:t>
       </w:r>
       <w:proofErr w:type="spellStart"/>
+      <w:proofErr w:type="gramStart"/>
       <w:r>
         <w:rPr>
           <w:rFonts w:ascii="Times New Roman" w:hAnsi="Times New Roman" w:cs="Times New Roman"/>
@@ -2789,7 +2902,16 @@
           <w:color w:val="000000" w:themeColor="text1"/>
           <w:lang w:val="en-US"/>
         </w:rPr>
-        <w:t>("Minimal: %.2f\n", min);</w:t>
+        <w:t>(</w:t>
+      </w:r>
+      <w:proofErr w:type="gramEnd"/>
+      <w:r>
+        <w:rPr>
+          <w:rFonts w:ascii="Times New Roman" w:hAnsi="Times New Roman" w:cs="Times New Roman"/>
+          <w:color w:val="000000" w:themeColor="text1"/>
+          <w:lang w:val="en-US"/>
+        </w:rPr>
+        <w:t>"Minimal: %.2f\n", min);</w:t>
       </w:r>
     </w:p>
     <w:p>
@@ -2810,6 +2932,7 @@
         <w:t xml:space="preserve">    </w:t>
       </w:r>
       <w:proofErr w:type="spellStart"/>
+      <w:proofErr w:type="gramStart"/>
       <w:r>
         <w:rPr>
           <w:rFonts w:ascii="Times New Roman" w:hAnsi="Times New Roman" w:cs="Times New Roman"/>
@@ -2825,7 +2948,16 @@
           <w:color w:val="000000" w:themeColor="text1"/>
           <w:lang w:val="en-US"/>
         </w:rPr>
-        <w:t>("Maximal: %.2f\n", max);</w:t>
+        <w:t>(</w:t>
+      </w:r>
+      <w:proofErr w:type="gramEnd"/>
+      <w:r>
+        <w:rPr>
+          <w:rFonts w:ascii="Times New Roman" w:hAnsi="Times New Roman" w:cs="Times New Roman"/>
+          <w:color w:val="000000" w:themeColor="text1"/>
+          <w:lang w:val="en-US"/>
+        </w:rPr>
+        <w:t>"Maximal: %.2f\n", max);</w:t>
       </w:r>
     </w:p>
     <w:p>
@@ -2846,6 +2978,7 @@
         <w:t xml:space="preserve">    </w:t>
       </w:r>
       <w:proofErr w:type="spellStart"/>
+      <w:proofErr w:type="gramStart"/>
       <w:r>
         <w:rPr>
           <w:rFonts w:ascii="Times New Roman" w:hAnsi="Times New Roman" w:cs="Times New Roman"/>
@@ -2861,7 +2994,16 @@
           <w:color w:val="000000" w:themeColor="text1"/>
           <w:lang w:val="en-US"/>
         </w:rPr>
-        <w:t>("Difference: %.2f\n", max - min);</w:t>
+        <w:t>(</w:t>
+      </w:r>
+      <w:proofErr w:type="gramEnd"/>
+      <w:r>
+        <w:rPr>
+          <w:rFonts w:ascii="Times New Roman" w:hAnsi="Times New Roman" w:cs="Times New Roman"/>
+          <w:color w:val="000000" w:themeColor="text1"/>
+          <w:lang w:val="en-US"/>
+        </w:rPr>
+        <w:t>"Difference: %.2f\n", max - min);</w:t>
       </w:r>
     </w:p>
     <w:p>
@@ -2946,6 +3088,7 @@
         <w:t xml:space="preserve">    int </w:t>
       </w:r>
       <w:proofErr w:type="spellStart"/>
+      <w:proofErr w:type="gramStart"/>
       <w:r>
         <w:rPr>
           <w:rFonts w:ascii="Times New Roman" w:hAnsi="Times New Roman" w:cs="Times New Roman"/>
@@ -2961,7 +3104,16 @@
           <w:color w:val="000000" w:themeColor="text1"/>
           <w:lang w:val="en-US"/>
         </w:rPr>
-        <w:t>[5];</w:t>
+        <w:t>[</w:t>
+      </w:r>
+      <w:proofErr w:type="gramEnd"/>
+      <w:r>
+        <w:rPr>
+          <w:rFonts w:ascii="Times New Roman" w:hAnsi="Times New Roman" w:cs="Times New Roman"/>
+          <w:color w:val="000000" w:themeColor="text1"/>
+          <w:lang w:val="en-US"/>
+        </w:rPr>
+        <w:t>5];</w:t>
       </w:r>
     </w:p>
     <w:p>
@@ -2997,7 +3149,25 @@
           <w:color w:val="000000" w:themeColor="text1"/>
           <w:lang w:val="en-US"/>
         </w:rPr>
-        <w:t>(time(0));</w:t>
+        <w:t>(</w:t>
+      </w:r>
+      <w:proofErr w:type="gramStart"/>
+      <w:r>
+        <w:rPr>
+          <w:rFonts w:ascii="Times New Roman" w:hAnsi="Times New Roman" w:cs="Times New Roman"/>
+          <w:color w:val="000000" w:themeColor="text1"/>
+          <w:lang w:val="en-US"/>
+        </w:rPr>
+        <w:t>time(</w:t>
+      </w:r>
+      <w:proofErr w:type="gramEnd"/>
+      <w:r>
+        <w:rPr>
+          <w:rFonts w:ascii="Times New Roman" w:hAnsi="Times New Roman" w:cs="Times New Roman"/>
+          <w:color w:val="000000" w:themeColor="text1"/>
+          <w:lang w:val="en-US"/>
+        </w:rPr>
+        <w:t>0));</w:t>
       </w:r>
     </w:p>
     <w:p>
@@ -3123,7 +3293,25 @@
           <w:color w:val="000000" w:themeColor="text1"/>
           <w:lang w:val="en-US"/>
         </w:rPr>
-        <w:t>] = rand() % 100;</w:t>
+        <w:t xml:space="preserve">] = </w:t>
+      </w:r>
+      <w:proofErr w:type="gramStart"/>
+      <w:r>
+        <w:rPr>
+          <w:rFonts w:ascii="Times New Roman" w:hAnsi="Times New Roman" w:cs="Times New Roman"/>
+          <w:color w:val="000000" w:themeColor="text1"/>
+          <w:lang w:val="en-US"/>
+        </w:rPr>
+        <w:t>rand(</w:t>
+      </w:r>
+      <w:proofErr w:type="gramEnd"/>
+      <w:r>
+        <w:rPr>
+          <w:rFonts w:ascii="Times New Roman" w:hAnsi="Times New Roman" w:cs="Times New Roman"/>
+          <w:color w:val="000000" w:themeColor="text1"/>
+          <w:lang w:val="en-US"/>
+        </w:rPr>
+        <w:t>) % 100;</w:t>
       </w:r>
     </w:p>
     <w:p>
@@ -3144,6 +3332,7 @@
         <w:t xml:space="preserve">        </w:t>
       </w:r>
       <w:proofErr w:type="spellStart"/>
+      <w:proofErr w:type="gramStart"/>
       <w:r>
         <w:rPr>
           <w:rFonts w:ascii="Times New Roman" w:hAnsi="Times New Roman" w:cs="Times New Roman"/>
@@ -3159,7 +3348,16 @@
           <w:color w:val="000000" w:themeColor="text1"/>
           <w:lang w:val="en-US"/>
         </w:rPr>
-        <w:t xml:space="preserve">("%d ", </w:t>
+        <w:t>(</w:t>
+      </w:r>
+      <w:proofErr w:type="gramEnd"/>
+      <w:r>
+        <w:rPr>
+          <w:rFonts w:ascii="Times New Roman" w:hAnsi="Times New Roman" w:cs="Times New Roman"/>
+          <w:color w:val="000000" w:themeColor="text1"/>
+          <w:lang w:val="en-US"/>
+        </w:rPr>
+        <w:t xml:space="preserve">"%d ", </w:t>
       </w:r>
       <w:proofErr w:type="spellStart"/>
       <w:r>
@@ -3334,6 +3532,7 @@
         <w:t xml:space="preserve">    </w:t>
       </w:r>
       <w:proofErr w:type="spellStart"/>
+      <w:proofErr w:type="gramStart"/>
       <w:r>
         <w:rPr>
           <w:rFonts w:ascii="Times New Roman" w:hAnsi="Times New Roman" w:cs="Times New Roman"/>
@@ -3349,7 +3548,16 @@
           <w:color w:val="000000" w:themeColor="text1"/>
           <w:lang w:val="en-US"/>
         </w:rPr>
-        <w:t>("Enter array size: ");</w:t>
+        <w:t>(</w:t>
+      </w:r>
+      <w:proofErr w:type="gramEnd"/>
+      <w:r>
+        <w:rPr>
+          <w:rFonts w:ascii="Times New Roman" w:hAnsi="Times New Roman" w:cs="Times New Roman"/>
+          <w:color w:val="000000" w:themeColor="text1"/>
+          <w:lang w:val="en-US"/>
+        </w:rPr>
+        <w:t>"Enter array size: ");</w:t>
       </w:r>
     </w:p>
     <w:p>
@@ -3370,6 +3578,7 @@
         <w:t xml:space="preserve">    </w:t>
       </w:r>
       <w:proofErr w:type="spellStart"/>
+      <w:proofErr w:type="gramStart"/>
       <w:r>
         <w:rPr>
           <w:rFonts w:ascii="Times New Roman" w:hAnsi="Times New Roman" w:cs="Times New Roman"/>
@@ -3385,7 +3594,16 @@
           <w:color w:val="000000" w:themeColor="text1"/>
           <w:lang w:val="en-US"/>
         </w:rPr>
-        <w:t>("%d", &amp;n);</w:t>
+        <w:t>(</w:t>
+      </w:r>
+      <w:proofErr w:type="gramEnd"/>
+      <w:r>
+        <w:rPr>
+          <w:rFonts w:ascii="Times New Roman" w:hAnsi="Times New Roman" w:cs="Times New Roman"/>
+          <w:color w:val="000000" w:themeColor="text1"/>
+          <w:lang w:val="en-US"/>
+        </w:rPr>
+        <w:t>"%d", &amp;n);</w:t>
       </w:r>
     </w:p>
     <w:p>
@@ -3421,7 +3639,25 @@
           <w:color w:val="000000" w:themeColor="text1"/>
           <w:lang w:val="en-US"/>
         </w:rPr>
-        <w:t xml:space="preserve"> = malloc(n * </w:t>
+        <w:t xml:space="preserve"> = </w:t>
+      </w:r>
+      <w:proofErr w:type="gramStart"/>
+      <w:r>
+        <w:rPr>
+          <w:rFonts w:ascii="Times New Roman" w:hAnsi="Times New Roman" w:cs="Times New Roman"/>
+          <w:color w:val="000000" w:themeColor="text1"/>
+          <w:lang w:val="en-US"/>
+        </w:rPr>
+        <w:t>malloc(</w:t>
+      </w:r>
+      <w:proofErr w:type="gramEnd"/>
+      <w:r>
+        <w:rPr>
+          <w:rFonts w:ascii="Times New Roman" w:hAnsi="Times New Roman" w:cs="Times New Roman"/>
+          <w:color w:val="000000" w:themeColor="text1"/>
+          <w:lang w:val="en-US"/>
+        </w:rPr>
+        <w:t xml:space="preserve">n * </w:t>
       </w:r>
       <w:proofErr w:type="spellStart"/>
       <w:r>
@@ -3475,7 +3711,25 @@
           <w:color w:val="000000" w:themeColor="text1"/>
           <w:lang w:val="en-US"/>
         </w:rPr>
-        <w:t>(time(0));</w:t>
+        <w:t>(</w:t>
+      </w:r>
+      <w:proofErr w:type="gramStart"/>
+      <w:r>
+        <w:rPr>
+          <w:rFonts w:ascii="Times New Roman" w:hAnsi="Times New Roman" w:cs="Times New Roman"/>
+          <w:color w:val="000000" w:themeColor="text1"/>
+          <w:lang w:val="en-US"/>
+        </w:rPr>
+        <w:t>time(</w:t>
+      </w:r>
+      <w:proofErr w:type="gramEnd"/>
+      <w:r>
+        <w:rPr>
+          <w:rFonts w:ascii="Times New Roman" w:hAnsi="Times New Roman" w:cs="Times New Roman"/>
+          <w:color w:val="000000" w:themeColor="text1"/>
+          <w:lang w:val="en-US"/>
+        </w:rPr>
+        <w:t>0));</w:t>
       </w:r>
     </w:p>
     <w:p>
@@ -3601,7 +3855,25 @@
           <w:color w:val="000000" w:themeColor="text1"/>
           <w:lang w:val="en-US"/>
         </w:rPr>
-        <w:t>] = rand() % 100;</w:t>
+        <w:t xml:space="preserve">] = </w:t>
+      </w:r>
+      <w:proofErr w:type="gramStart"/>
+      <w:r>
+        <w:rPr>
+          <w:rFonts w:ascii="Times New Roman" w:hAnsi="Times New Roman" w:cs="Times New Roman"/>
+          <w:color w:val="000000" w:themeColor="text1"/>
+          <w:lang w:val="en-US"/>
+        </w:rPr>
+        <w:t>rand(</w:t>
+      </w:r>
+      <w:proofErr w:type="gramEnd"/>
+      <w:r>
+        <w:rPr>
+          <w:rFonts w:ascii="Times New Roman" w:hAnsi="Times New Roman" w:cs="Times New Roman"/>
+          <w:color w:val="000000" w:themeColor="text1"/>
+          <w:lang w:val="en-US"/>
+        </w:rPr>
+        <w:t>) % 100;</w:t>
       </w:r>
     </w:p>
     <w:p>
@@ -3622,6 +3894,7 @@
         <w:t xml:space="preserve">        </w:t>
       </w:r>
       <w:proofErr w:type="spellStart"/>
+      <w:proofErr w:type="gramStart"/>
       <w:r>
         <w:rPr>
           <w:rFonts w:ascii="Times New Roman" w:hAnsi="Times New Roman" w:cs="Times New Roman"/>
@@ -3637,7 +3910,16 @@
           <w:color w:val="000000" w:themeColor="text1"/>
           <w:lang w:val="en-US"/>
         </w:rPr>
-        <w:t xml:space="preserve">("%d ", </w:t>
+        <w:t>(</w:t>
+      </w:r>
+      <w:proofErr w:type="gramEnd"/>
+      <w:r>
+        <w:rPr>
+          <w:rFonts w:ascii="Times New Roman" w:hAnsi="Times New Roman" w:cs="Times New Roman"/>
+          <w:color w:val="000000" w:themeColor="text1"/>
+          <w:lang w:val="en-US"/>
+        </w:rPr>
+        <w:t xml:space="preserve">"%d ", </w:t>
       </w:r>
       <w:proofErr w:type="spellStart"/>
       <w:r>
@@ -3845,7 +4127,61 @@
           <w:color w:val="000000" w:themeColor="text1"/>
           <w:lang w:val="en-US"/>
         </w:rPr>
-        <w:t xml:space="preserve">    int matrix[3][2] = { {1, 2}, {4, 5}, {6, 7} };</w:t>
+        <w:t xml:space="preserve">    int </w:t>
+      </w:r>
+      <w:proofErr w:type="gramStart"/>
+      <w:r>
+        <w:rPr>
+          <w:rFonts w:ascii="Times New Roman" w:hAnsi="Times New Roman" w:cs="Times New Roman"/>
+          <w:color w:val="000000" w:themeColor="text1"/>
+          <w:lang w:val="en-US"/>
+        </w:rPr>
+        <w:t>matrix[</w:t>
+      </w:r>
+      <w:proofErr w:type="gramEnd"/>
+      <w:r>
+        <w:rPr>
+          <w:rFonts w:ascii="Times New Roman" w:hAnsi="Times New Roman" w:cs="Times New Roman"/>
+          <w:color w:val="000000" w:themeColor="text1"/>
+          <w:lang w:val="en-US"/>
+        </w:rPr>
+        <w:t xml:space="preserve">3][2] = </w:t>
+      </w:r>
+      <w:proofErr w:type="gramStart"/>
+      <w:r>
+        <w:rPr>
+          <w:rFonts w:ascii="Times New Roman" w:hAnsi="Times New Roman" w:cs="Times New Roman"/>
+          <w:color w:val="000000" w:themeColor="text1"/>
+          <w:lang w:val="en-US"/>
+        </w:rPr>
+        <w:t>{ {</w:t>
+      </w:r>
+      <w:proofErr w:type="gramEnd"/>
+      <w:r>
+        <w:rPr>
+          <w:rFonts w:ascii="Times New Roman" w:hAnsi="Times New Roman" w:cs="Times New Roman"/>
+          <w:color w:val="000000" w:themeColor="text1"/>
+          <w:lang w:val="en-US"/>
+        </w:rPr>
+        <w:t>1, 2}, {4, 5}, {6, 7</w:t>
+      </w:r>
+      <w:proofErr w:type="gramStart"/>
+      <w:r>
+        <w:rPr>
+          <w:rFonts w:ascii="Times New Roman" w:hAnsi="Times New Roman" w:cs="Times New Roman"/>
+          <w:color w:val="000000" w:themeColor="text1"/>
+          <w:lang w:val="en-US"/>
+        </w:rPr>
+        <w:t>} }</w:t>
+      </w:r>
+      <w:proofErr w:type="gramEnd"/>
+      <w:r>
+        <w:rPr>
+          <w:rFonts w:ascii="Times New Roman" w:hAnsi="Times New Roman" w:cs="Times New Roman"/>
+          <w:color w:val="000000" w:themeColor="text1"/>
+          <w:lang w:val="en-US"/>
+        </w:rPr>
+        <w:t>;</w:t>
       </w:r>
     </w:p>
     <w:p>
@@ -4047,6 +4383,7 @@
         <w:t xml:space="preserve">        </w:t>
       </w:r>
       <w:proofErr w:type="spellStart"/>
+      <w:proofErr w:type="gramStart"/>
       <w:r>
         <w:rPr>
           <w:rFonts w:ascii="Times New Roman" w:hAnsi="Times New Roman" w:cs="Times New Roman"/>
@@ -4062,7 +4399,16 @@
           <w:color w:val="000000" w:themeColor="text1"/>
           <w:lang w:val="en-US"/>
         </w:rPr>
-        <w:t>("Column %d sum: %d\n", j, sum);</w:t>
+        <w:t>(</w:t>
+      </w:r>
+      <w:proofErr w:type="gramEnd"/>
+      <w:r>
+        <w:rPr>
+          <w:rFonts w:ascii="Times New Roman" w:hAnsi="Times New Roman" w:cs="Times New Roman"/>
+          <w:color w:val="000000" w:themeColor="text1"/>
+          <w:lang w:val="en-US"/>
+        </w:rPr>
+        <w:t>"Column %d sum: %d\n", j, sum);</w:t>
       </w:r>
     </w:p>
     <w:p>
@@ -4144,7 +4490,25 @@
           <w:color w:val="000000" w:themeColor="text1"/>
           <w:lang w:val="en-US"/>
         </w:rPr>
-        <w:t xml:space="preserve">    Student students[] = {</w:t>
+        <w:t xml:space="preserve">    Student </w:t>
+      </w:r>
+      <w:proofErr w:type="gramStart"/>
+      <w:r>
+        <w:rPr>
+          <w:rFonts w:ascii="Times New Roman" w:hAnsi="Times New Roman" w:cs="Times New Roman"/>
+          <w:color w:val="000000" w:themeColor="text1"/>
+          <w:lang w:val="en-US"/>
+        </w:rPr>
+        <w:t>students[</w:t>
+      </w:r>
+      <w:proofErr w:type="gramEnd"/>
+      <w:r>
+        <w:rPr>
+          <w:rFonts w:ascii="Times New Roman" w:hAnsi="Times New Roman" w:cs="Times New Roman"/>
+          <w:color w:val="000000" w:themeColor="text1"/>
+          <w:lang w:val="en-US"/>
+        </w:rPr>
+        <w:t>] = {</w:t>
       </w:r>
     </w:p>
     <w:p>
@@ -4234,7 +4598,43 @@
           <w:color w:val="000000" w:themeColor="text1"/>
           <w:lang w:val="en-US"/>
         </w:rPr>
-        <w:t xml:space="preserve">    char name[50], surname[50];</w:t>
+        <w:t xml:space="preserve">    char </w:t>
+      </w:r>
+      <w:proofErr w:type="gramStart"/>
+      <w:r>
+        <w:rPr>
+          <w:rFonts w:ascii="Times New Roman" w:hAnsi="Times New Roman" w:cs="Times New Roman"/>
+          <w:color w:val="000000" w:themeColor="text1"/>
+          <w:lang w:val="en-US"/>
+        </w:rPr>
+        <w:t>name[</w:t>
+      </w:r>
+      <w:proofErr w:type="gramEnd"/>
+      <w:r>
+        <w:rPr>
+          <w:rFonts w:ascii="Times New Roman" w:hAnsi="Times New Roman" w:cs="Times New Roman"/>
+          <w:color w:val="000000" w:themeColor="text1"/>
+          <w:lang w:val="en-US"/>
+        </w:rPr>
+        <w:t xml:space="preserve">50], </w:t>
+      </w:r>
+      <w:proofErr w:type="gramStart"/>
+      <w:r>
+        <w:rPr>
+          <w:rFonts w:ascii="Times New Roman" w:hAnsi="Times New Roman" w:cs="Times New Roman"/>
+          <w:color w:val="000000" w:themeColor="text1"/>
+          <w:lang w:val="en-US"/>
+        </w:rPr>
+        <w:t>surname[</w:t>
+      </w:r>
+      <w:proofErr w:type="gramEnd"/>
+      <w:r>
+        <w:rPr>
+          <w:rFonts w:ascii="Times New Roman" w:hAnsi="Times New Roman" w:cs="Times New Roman"/>
+          <w:color w:val="000000" w:themeColor="text1"/>
+          <w:lang w:val="en-US"/>
+        </w:rPr>
+        <w:t>50];</w:t>
       </w:r>
     </w:p>
     <w:p>
@@ -4255,6 +4655,7 @@
         <w:t xml:space="preserve">    </w:t>
       </w:r>
       <w:proofErr w:type="spellStart"/>
+      <w:proofErr w:type="gramStart"/>
       <w:r>
         <w:rPr>
           <w:rFonts w:ascii="Times New Roman" w:hAnsi="Times New Roman" w:cs="Times New Roman"/>
@@ -4270,7 +4671,16 @@
           <w:color w:val="000000" w:themeColor="text1"/>
           <w:lang w:val="en-US"/>
         </w:rPr>
-        <w:t>("Enter name and surname: ");</w:t>
+        <w:t>(</w:t>
+      </w:r>
+      <w:proofErr w:type="gramEnd"/>
+      <w:r>
+        <w:rPr>
+          <w:rFonts w:ascii="Times New Roman" w:hAnsi="Times New Roman" w:cs="Times New Roman"/>
+          <w:color w:val="000000" w:themeColor="text1"/>
+          <w:lang w:val="en-US"/>
+        </w:rPr>
+        <w:t>"Enter name and surname: ");</w:t>
       </w:r>
     </w:p>
     <w:p>
@@ -4291,6 +4701,7 @@
         <w:t xml:space="preserve">    </w:t>
       </w:r>
       <w:proofErr w:type="spellStart"/>
+      <w:proofErr w:type="gramStart"/>
       <w:r>
         <w:rPr>
           <w:rFonts w:ascii="Times New Roman" w:hAnsi="Times New Roman" w:cs="Times New Roman"/>
@@ -4306,7 +4717,16 @@
           <w:color w:val="000000" w:themeColor="text1"/>
           <w:lang w:val="en-US"/>
         </w:rPr>
-        <w:t>("%s %s", name, surname);</w:t>
+        <w:t>(</w:t>
+      </w:r>
+      <w:proofErr w:type="gramEnd"/>
+      <w:r>
+        <w:rPr>
+          <w:rFonts w:ascii="Times New Roman" w:hAnsi="Times New Roman" w:cs="Times New Roman"/>
+          <w:color w:val="000000" w:themeColor="text1"/>
+          <w:lang w:val="en-US"/>
+        </w:rPr>
+        <w:t>"%s %s", name, surname);</w:t>
       </w:r>
     </w:p>
     <w:p>
@@ -4480,13 +4900,23 @@
         <w:t>i</w:t>
       </w:r>
       <w:proofErr w:type="spellEnd"/>
-      <w:r>
-        <w:rPr>
-          <w:rFonts w:ascii="Times New Roman" w:hAnsi="Times New Roman" w:cs="Times New Roman"/>
-          <w:color w:val="000000" w:themeColor="text1"/>
-          <w:lang w:val="en-US"/>
-        </w:rPr>
-        <w:t>].surname, surname) == 0) {</w:t>
+      <w:proofErr w:type="gramStart"/>
+      <w:r>
+        <w:rPr>
+          <w:rFonts w:ascii="Times New Roman" w:hAnsi="Times New Roman" w:cs="Times New Roman"/>
+          <w:color w:val="000000" w:themeColor="text1"/>
+          <w:lang w:val="en-US"/>
+        </w:rPr>
+        <w:t>].surname</w:t>
+      </w:r>
+      <w:proofErr w:type="gramEnd"/>
+      <w:r>
+        <w:rPr>
+          <w:rFonts w:ascii="Times New Roman" w:hAnsi="Times New Roman" w:cs="Times New Roman"/>
+          <w:color w:val="000000" w:themeColor="text1"/>
+          <w:lang w:val="en-US"/>
+        </w:rPr>
+        <w:t>, surname) == 0) {</w:t>
       </w:r>
     </w:p>
     <w:p>
@@ -4507,6 +4937,7 @@
         <w:t xml:space="preserve">            </w:t>
       </w:r>
       <w:proofErr w:type="spellStart"/>
+      <w:proofErr w:type="gramStart"/>
       <w:r>
         <w:rPr>
           <w:rFonts w:ascii="Times New Roman" w:hAnsi="Times New Roman" w:cs="Times New Roman"/>
@@ -4522,7 +4953,16 @@
           <w:color w:val="000000" w:themeColor="text1"/>
           <w:lang w:val="en-US"/>
         </w:rPr>
-        <w:t>("Found: %s %s, Age: %d\n", students[</w:t>
+        <w:t>(</w:t>
+      </w:r>
+      <w:proofErr w:type="gramEnd"/>
+      <w:r>
+        <w:rPr>
+          <w:rFonts w:ascii="Times New Roman" w:hAnsi="Times New Roman" w:cs="Times New Roman"/>
+          <w:color w:val="000000" w:themeColor="text1"/>
+          <w:lang w:val="en-US"/>
+        </w:rPr>
+        <w:t>"Found: %s %s, Age: %d\n", students[</w:t>
       </w:r>
       <w:proofErr w:type="spellStart"/>
       <w:r>
@@ -4552,13 +4992,23 @@
         <w:t>i</w:t>
       </w:r>
       <w:proofErr w:type="spellEnd"/>
-      <w:r>
-        <w:rPr>
-          <w:rFonts w:ascii="Times New Roman" w:hAnsi="Times New Roman" w:cs="Times New Roman"/>
-          <w:color w:val="000000" w:themeColor="text1"/>
-          <w:lang w:val="en-US"/>
-        </w:rPr>
-        <w:t>].surname, students[</w:t>
+      <w:proofErr w:type="gramStart"/>
+      <w:r>
+        <w:rPr>
+          <w:rFonts w:ascii="Times New Roman" w:hAnsi="Times New Roman" w:cs="Times New Roman"/>
+          <w:color w:val="000000" w:themeColor="text1"/>
+          <w:lang w:val="en-US"/>
+        </w:rPr>
+        <w:t>].surname</w:t>
+      </w:r>
+      <w:proofErr w:type="gramEnd"/>
+      <w:r>
+        <w:rPr>
+          <w:rFonts w:ascii="Times New Roman" w:hAnsi="Times New Roman" w:cs="Times New Roman"/>
+          <w:color w:val="000000" w:themeColor="text1"/>
+          <w:lang w:val="en-US"/>
+        </w:rPr>
+        <w:t>, students[</w:t>
       </w:r>
       <w:proofErr w:type="spellStart"/>
       <w:r>
@@ -4570,13 +5020,23 @@
         <w:t>i</w:t>
       </w:r>
       <w:proofErr w:type="spellEnd"/>
-      <w:r>
-        <w:rPr>
-          <w:rFonts w:ascii="Times New Roman" w:hAnsi="Times New Roman" w:cs="Times New Roman"/>
-          <w:color w:val="000000" w:themeColor="text1"/>
-          <w:lang w:val="en-US"/>
-        </w:rPr>
-        <w:t>].age);</w:t>
+      <w:proofErr w:type="gramStart"/>
+      <w:r>
+        <w:rPr>
+          <w:rFonts w:ascii="Times New Roman" w:hAnsi="Times New Roman" w:cs="Times New Roman"/>
+          <w:color w:val="000000" w:themeColor="text1"/>
+          <w:lang w:val="en-US"/>
+        </w:rPr>
+        <w:t>].age</w:t>
+      </w:r>
+      <w:proofErr w:type="gramEnd"/>
+      <w:r>
+        <w:rPr>
+          <w:rFonts w:ascii="Times New Roman" w:hAnsi="Times New Roman" w:cs="Times New Roman"/>
+          <w:color w:val="000000" w:themeColor="text1"/>
+          <w:lang w:val="en-US"/>
+        </w:rPr>
+        <w:t>);</w:t>
       </w:r>
     </w:p>
     <w:p>
@@ -4666,9 +5126,28 @@
           <w:color w:val="000000" w:themeColor="text1"/>
           <w:lang w:val="en-US"/>
         </w:rPr>
-        <w:t xml:space="preserve">    if (!found) </w:t>
-      </w:r>
-      <w:proofErr w:type="spellStart"/>
+        <w:t xml:space="preserve">    if </w:t>
+      </w:r>
+      <w:proofErr w:type="gramStart"/>
+      <w:r>
+        <w:rPr>
+          <w:rFonts w:ascii="Times New Roman" w:hAnsi="Times New Roman" w:cs="Times New Roman"/>
+          <w:color w:val="000000" w:themeColor="text1"/>
+          <w:lang w:val="en-US"/>
+        </w:rPr>
+        <w:t>(!found</w:t>
+      </w:r>
+      <w:proofErr w:type="gramEnd"/>
+      <w:r>
+        <w:rPr>
+          <w:rFonts w:ascii="Times New Roman" w:hAnsi="Times New Roman" w:cs="Times New Roman"/>
+          <w:color w:val="000000" w:themeColor="text1"/>
+          <w:lang w:val="en-US"/>
+        </w:rPr>
+        <w:t xml:space="preserve">) </w:t>
+      </w:r>
+      <w:proofErr w:type="spellStart"/>
+      <w:proofErr w:type="gramStart"/>
       <w:r>
         <w:rPr>
           <w:rFonts w:ascii="Times New Roman" w:hAnsi="Times New Roman" w:cs="Times New Roman"/>
@@ -4684,7 +5163,16 @@
           <w:color w:val="000000" w:themeColor="text1"/>
           <w:lang w:val="en-US"/>
         </w:rPr>
-        <w:t>("Student not found.\n");</w:t>
+        <w:t>(</w:t>
+      </w:r>
+      <w:proofErr w:type="gramEnd"/>
+      <w:r>
+        <w:rPr>
+          <w:rFonts w:ascii="Times New Roman" w:hAnsi="Times New Roman" w:cs="Times New Roman"/>
+          <w:color w:val="000000" w:themeColor="text1"/>
+          <w:lang w:val="en-US"/>
+        </w:rPr>
+        <w:t>"Student not found.\n");</w:t>
       </w:r>
     </w:p>
     <w:p>
@@ -4730,7 +5218,25 @@
           <w:color w:val="000000" w:themeColor="text1"/>
           <w:lang w:val="en-US"/>
         </w:rPr>
-        <w:t>int main() {</w:t>
+        <w:t xml:space="preserve">int </w:t>
+      </w:r>
+      <w:proofErr w:type="gramStart"/>
+      <w:r>
+        <w:rPr>
+          <w:rFonts w:ascii="Times New Roman" w:hAnsi="Times New Roman" w:cs="Times New Roman"/>
+          <w:color w:val="000000" w:themeColor="text1"/>
+          <w:lang w:val="en-US"/>
+        </w:rPr>
+        <w:t>main(</w:t>
+      </w:r>
+      <w:proofErr w:type="gramEnd"/>
+      <w:r>
+        <w:rPr>
+          <w:rFonts w:ascii="Times New Roman" w:hAnsi="Times New Roman" w:cs="Times New Roman"/>
+          <w:color w:val="000000" w:themeColor="text1"/>
+          <w:lang w:val="en-US"/>
+        </w:rPr>
+        <w:t>) {</w:t>
       </w:r>
     </w:p>
     <w:p>
@@ -4751,6 +5257,7 @@
         <w:t xml:space="preserve">    </w:t>
       </w:r>
       <w:proofErr w:type="spellStart"/>
+      <w:proofErr w:type="gramStart"/>
       <w:r>
         <w:rPr>
           <w:rFonts w:ascii="Times New Roman" w:hAnsi="Times New Roman" w:cs="Times New Roman"/>
@@ -4766,7 +5273,34 @@
           <w:color w:val="000000" w:themeColor="text1"/>
           <w:lang w:val="en-US"/>
         </w:rPr>
-        <w:t>("Task 1:\n");</w:t>
+        <w:t>(</w:t>
+      </w:r>
+      <w:proofErr w:type="gramEnd"/>
+      <w:r>
+        <w:rPr>
+          <w:rFonts w:ascii="Times New Roman" w:hAnsi="Times New Roman" w:cs="Times New Roman"/>
+          <w:color w:val="000000" w:themeColor="text1"/>
+          <w:lang w:val="en-US"/>
+        </w:rPr>
+        <w:t xml:space="preserve">"Task </w:t>
+      </w:r>
+      <w:proofErr w:type="gramStart"/>
+      <w:r>
+        <w:rPr>
+          <w:rFonts w:ascii="Times New Roman" w:hAnsi="Times New Roman" w:cs="Times New Roman"/>
+          <w:color w:val="000000" w:themeColor="text1"/>
+          <w:lang w:val="en-US"/>
+        </w:rPr>
+        <w:t>1:\</w:t>
+      </w:r>
+      <w:proofErr w:type="gramEnd"/>
+      <w:r>
+        <w:rPr>
+          <w:rFonts w:ascii="Times New Roman" w:hAnsi="Times New Roman" w:cs="Times New Roman"/>
+          <w:color w:val="000000" w:themeColor="text1"/>
+          <w:lang w:val="en-US"/>
+        </w:rPr>
+        <w:t>n");</w:t>
       </w:r>
     </w:p>
     <w:p>
@@ -4823,6 +5357,7 @@
         <w:t xml:space="preserve">    </w:t>
       </w:r>
       <w:proofErr w:type="spellStart"/>
+      <w:proofErr w:type="gramStart"/>
       <w:r>
         <w:rPr>
           <w:rFonts w:ascii="Times New Roman" w:hAnsi="Times New Roman" w:cs="Times New Roman"/>
@@ -4838,7 +5373,34 @@
           <w:color w:val="000000" w:themeColor="text1"/>
           <w:lang w:val="en-US"/>
         </w:rPr>
-        <w:t>("Task 2:\n");</w:t>
+        <w:t>(</w:t>
+      </w:r>
+      <w:proofErr w:type="gramEnd"/>
+      <w:r>
+        <w:rPr>
+          <w:rFonts w:ascii="Times New Roman" w:hAnsi="Times New Roman" w:cs="Times New Roman"/>
+          <w:color w:val="000000" w:themeColor="text1"/>
+          <w:lang w:val="en-US"/>
+        </w:rPr>
+        <w:t xml:space="preserve">"Task </w:t>
+      </w:r>
+      <w:proofErr w:type="gramStart"/>
+      <w:r>
+        <w:rPr>
+          <w:rFonts w:ascii="Times New Roman" w:hAnsi="Times New Roman" w:cs="Times New Roman"/>
+          <w:color w:val="000000" w:themeColor="text1"/>
+          <w:lang w:val="en-US"/>
+        </w:rPr>
+        <w:t>2:\</w:t>
+      </w:r>
+      <w:proofErr w:type="gramEnd"/>
+      <w:r>
+        <w:rPr>
+          <w:rFonts w:ascii="Times New Roman" w:hAnsi="Times New Roman" w:cs="Times New Roman"/>
+          <w:color w:val="000000" w:themeColor="text1"/>
+          <w:lang w:val="en-US"/>
+        </w:rPr>
+        <w:t>n");</w:t>
       </w:r>
     </w:p>
     <w:p>
@@ -4895,6 +5457,7 @@
         <w:t xml:space="preserve">    </w:t>
       </w:r>
       <w:proofErr w:type="spellStart"/>
+      <w:proofErr w:type="gramStart"/>
       <w:r>
         <w:rPr>
           <w:rFonts w:ascii="Times New Roman" w:hAnsi="Times New Roman" w:cs="Times New Roman"/>
@@ -4910,7 +5473,34 @@
           <w:color w:val="000000" w:themeColor="text1"/>
           <w:lang w:val="en-US"/>
         </w:rPr>
-        <w:t>("Task 3:\n");</w:t>
+        <w:t>(</w:t>
+      </w:r>
+      <w:proofErr w:type="gramEnd"/>
+      <w:r>
+        <w:rPr>
+          <w:rFonts w:ascii="Times New Roman" w:hAnsi="Times New Roman" w:cs="Times New Roman"/>
+          <w:color w:val="000000" w:themeColor="text1"/>
+          <w:lang w:val="en-US"/>
+        </w:rPr>
+        <w:t xml:space="preserve">"Task </w:t>
+      </w:r>
+      <w:proofErr w:type="gramStart"/>
+      <w:r>
+        <w:rPr>
+          <w:rFonts w:ascii="Times New Roman" w:hAnsi="Times New Roman" w:cs="Times New Roman"/>
+          <w:color w:val="000000" w:themeColor="text1"/>
+          <w:lang w:val="en-US"/>
+        </w:rPr>
+        <w:t>3:\</w:t>
+      </w:r>
+      <w:proofErr w:type="gramEnd"/>
+      <w:r>
+        <w:rPr>
+          <w:rFonts w:ascii="Times New Roman" w:hAnsi="Times New Roman" w:cs="Times New Roman"/>
+          <w:color w:val="000000" w:themeColor="text1"/>
+          <w:lang w:val="en-US"/>
+        </w:rPr>
+        <w:t>n");</w:t>
       </w:r>
     </w:p>
     <w:p>
@@ -4959,6 +5549,7 @@
         <w:t xml:space="preserve">    </w:t>
       </w:r>
       <w:proofErr w:type="spellStart"/>
+      <w:proofErr w:type="gramStart"/>
       <w:r>
         <w:rPr>
           <w:rFonts w:ascii="Times New Roman" w:hAnsi="Times New Roman" w:cs="Times New Roman"/>
@@ -4974,7 +5565,34 @@
           <w:color w:val="000000" w:themeColor="text1"/>
           <w:lang w:val="en-US"/>
         </w:rPr>
-        <w:t>("Task 4:\n");</w:t>
+        <w:t>(</w:t>
+      </w:r>
+      <w:proofErr w:type="gramEnd"/>
+      <w:r>
+        <w:rPr>
+          <w:rFonts w:ascii="Times New Roman" w:hAnsi="Times New Roman" w:cs="Times New Roman"/>
+          <w:color w:val="000000" w:themeColor="text1"/>
+          <w:lang w:val="en-US"/>
+        </w:rPr>
+        <w:t xml:space="preserve">"Task </w:t>
+      </w:r>
+      <w:proofErr w:type="gramStart"/>
+      <w:r>
+        <w:rPr>
+          <w:rFonts w:ascii="Times New Roman" w:hAnsi="Times New Roman" w:cs="Times New Roman"/>
+          <w:color w:val="000000" w:themeColor="text1"/>
+          <w:lang w:val="en-US"/>
+        </w:rPr>
+        <w:t>4:\</w:t>
+      </w:r>
+      <w:proofErr w:type="gramEnd"/>
+      <w:r>
+        <w:rPr>
+          <w:rFonts w:ascii="Times New Roman" w:hAnsi="Times New Roman" w:cs="Times New Roman"/>
+          <w:color w:val="000000" w:themeColor="text1"/>
+          <w:lang w:val="en-US"/>
+        </w:rPr>
+        <w:t>n");</w:t>
       </w:r>
     </w:p>
     <w:p>
@@ -5023,6 +5641,7 @@
         <w:t xml:space="preserve">    </w:t>
       </w:r>
       <w:proofErr w:type="spellStart"/>
+      <w:proofErr w:type="gramStart"/>
       <w:r>
         <w:rPr>
           <w:rFonts w:ascii="Times New Roman" w:hAnsi="Times New Roman" w:cs="Times New Roman"/>
@@ -5038,7 +5657,34 @@
           <w:color w:val="000000" w:themeColor="text1"/>
           <w:lang w:val="en-US"/>
         </w:rPr>
-        <w:t>("Task 5:\n");</w:t>
+        <w:t>(</w:t>
+      </w:r>
+      <w:proofErr w:type="gramEnd"/>
+      <w:r>
+        <w:rPr>
+          <w:rFonts w:ascii="Times New Roman" w:hAnsi="Times New Roman" w:cs="Times New Roman"/>
+          <w:color w:val="000000" w:themeColor="text1"/>
+          <w:lang w:val="en-US"/>
+        </w:rPr>
+        <w:t xml:space="preserve">"Task </w:t>
+      </w:r>
+      <w:proofErr w:type="gramStart"/>
+      <w:r>
+        <w:rPr>
+          <w:rFonts w:ascii="Times New Roman" w:hAnsi="Times New Roman" w:cs="Times New Roman"/>
+          <w:color w:val="000000" w:themeColor="text1"/>
+          <w:lang w:val="en-US"/>
+        </w:rPr>
+        <w:t>5:\</w:t>
+      </w:r>
+      <w:proofErr w:type="gramEnd"/>
+      <w:r>
+        <w:rPr>
+          <w:rFonts w:ascii="Times New Roman" w:hAnsi="Times New Roman" w:cs="Times New Roman"/>
+          <w:color w:val="000000" w:themeColor="text1"/>
+          <w:lang w:val="en-US"/>
+        </w:rPr>
+        <w:t>n");</w:t>
       </w:r>
     </w:p>
     <w:p>
@@ -5384,6 +6030,7 @@
           <w:bCs/>
           <w:sz w:val="28"/>
           <w:szCs w:val="28"/>
+          <w:lang w:val="en-US"/>
         </w:rPr>
       </w:pPr>
       <w:r>
@@ -5460,6 +6107,7 @@
           <w:bCs/>
           <w:sz w:val="28"/>
           <w:szCs w:val="28"/>
+          <w:lang w:val="en-US"/>
         </w:rPr>
       </w:pPr>
       <w:r>
@@ -5468,6 +6116,63 @@
           <w:bCs/>
           <w:sz w:val="28"/>
           <w:szCs w:val="28"/>
+          <w:lang w:val="en-US"/>
+        </w:rPr>
+        <w:lastRenderedPageBreak/>
+        <w:drawing>
+          <wp:inline distT="0" distB="0" distL="0" distR="0" wp14:anchorId="29F64B95" wp14:editId="5E668EAA">
+            <wp:extent cx="5940425" cy="2549525"/>
+            <wp:effectExtent l="0" t="0" r="3175" b="3175"/>
+            <wp:docPr id="168050167" name="Рисунок 1" descr="Изображение выглядит как текст, снимок экрана, программное обеспечение, Мультимедийное программное обеспечение&#10;&#10;Содержимое, созданное искусственным интеллектом, может быть неверным."/>
+            <wp:cNvGraphicFramePr>
+              <a:graphicFrameLocks xmlns:a="http://schemas.openxmlformats.org/drawingml/2006/main" noChangeAspect="1"/>
+            </wp:cNvGraphicFramePr>
+            <a:graphic xmlns:a="http://schemas.openxmlformats.org/drawingml/2006/main">
+              <a:graphicData uri="http://schemas.openxmlformats.org/drawingml/2006/picture">
+                <pic:pic xmlns:pic="http://schemas.openxmlformats.org/drawingml/2006/picture">
+                  <pic:nvPicPr>
+                    <pic:cNvPr id="168050167" name="Рисунок 1" descr="Изображение выглядит как текст, снимок экрана, программное обеспечение, Мультимедийное программное обеспечение&#10;&#10;Содержимое, созданное искусственным интеллектом, может быть неверным."/>
+                    <pic:cNvPicPr/>
+                  </pic:nvPicPr>
+                  <pic:blipFill>
+                    <a:blip r:embed="rId13"/>
+                    <a:stretch>
+                      <a:fillRect/>
+                    </a:stretch>
+                  </pic:blipFill>
+                  <pic:spPr>
+                    <a:xfrm>
+                      <a:off x="0" y="0"/>
+                      <a:ext cx="5940425" cy="2549525"/>
+                    </a:xfrm>
+                    <a:prstGeom prst="rect">
+                      <a:avLst/>
+                    </a:prstGeom>
+                  </pic:spPr>
+                </pic:pic>
+              </a:graphicData>
+            </a:graphic>
+          </wp:inline>
+        </w:drawing>
+      </w:r>
+    </w:p>
+    <w:p>
+      <w:pPr>
+        <w:ind w:right="141"/>
+        <w:jc w:val="center"/>
+        <w:rPr>
+          <w:rFonts w:ascii="Times New Roman" w:hAnsi="Times New Roman" w:cs="Times New Roman"/>
+          <w:bCs/>
+          <w:sz w:val="28"/>
+          <w:szCs w:val="28"/>
+        </w:rPr>
+      </w:pPr>
+      <w:r>
+        <w:rPr>
+          <w:rFonts w:ascii="Times New Roman" w:hAnsi="Times New Roman" w:cs="Times New Roman"/>
+          <w:bCs/>
+          <w:sz w:val="28"/>
+          <w:szCs w:val="28"/>
         </w:rPr>
         <w:t xml:space="preserve">9 рис. – Результат загрузки репозитория в </w:t>
       </w:r>
@@ -5570,7 +6275,6 @@
           <w:sz w:val="28"/>
           <w:szCs w:val="28"/>
         </w:rPr>
-        <w:lastRenderedPageBreak/>
         <w:t>Вывод</w:t>
       </w:r>
     </w:p>
@@ -5655,7 +6359,7 @@
           <w:szCs w:val="28"/>
         </w:rPr>
       </w:pPr>
-      <w:hyperlink r:id="rId13" w:history="1">
+      <w:hyperlink r:id="rId14" w:history="1">
         <w:r>
           <w:rPr>
             <w:rStyle w:val="ae"/>

--- a/Лабораторная работа №1(ЛиОАвИЗ).docx
+++ b/Лабораторная работа №1(ЛиОАвИЗ).docx
@@ -6030,7 +6030,6 @@
           <w:bCs/>
           <w:sz w:val="28"/>
           <w:szCs w:val="28"/>
-          <w:lang w:val="en-US"/>
         </w:rPr>
       </w:pPr>
       <w:r>
@@ -6086,100 +6085,133 @@
           <w:sz w:val="28"/>
           <w:szCs w:val="28"/>
         </w:rPr>
-        <w:t xml:space="preserve"> (</w:t>
-      </w:r>
-      <w:r>
-        <w:rPr>
-          <w:rFonts w:ascii="Times New Roman" w:hAnsi="Times New Roman" w:cs="Times New Roman"/>
-          <w:bCs/>
-          <w:sz w:val="28"/>
-          <w:szCs w:val="28"/>
-        </w:rPr>
-        <w:t>Макунькин)</w:t>
-      </w:r>
+        <w:t xml:space="preserve"> </w:t>
+      </w:r>
+    </w:p>
+    <w:p>
+      <w:pPr>
+        <w:ind w:right="141" w:firstLine="708"/>
+        <w:rPr>
+          <w:rFonts w:ascii="Times New Roman" w:hAnsi="Times New Roman" w:cs="Times New Roman"/>
+          <w:b/>
+          <w:sz w:val="28"/>
+          <w:szCs w:val="28"/>
+        </w:rPr>
+      </w:pPr>
+    </w:p>
+    <w:p>
+      <w:pPr>
+        <w:ind w:right="141" w:firstLine="708"/>
+        <w:rPr>
+          <w:rFonts w:ascii="Times New Roman" w:hAnsi="Times New Roman" w:cs="Times New Roman"/>
+          <w:b/>
+          <w:sz w:val="28"/>
+          <w:szCs w:val="28"/>
+          <w:lang w:val="en-US"/>
+        </w:rPr>
+      </w:pPr>
+    </w:p>
+    <w:p>
+      <w:pPr>
+        <w:ind w:right="141" w:firstLine="708"/>
+        <w:rPr>
+          <w:rFonts w:ascii="Times New Roman" w:hAnsi="Times New Roman" w:cs="Times New Roman"/>
+          <w:b/>
+          <w:sz w:val="28"/>
+          <w:szCs w:val="28"/>
+          <w:lang w:val="en-US"/>
+        </w:rPr>
+      </w:pPr>
     </w:p>
     <w:p>
       <w:pPr>
         <w:ind w:right="141"/>
-        <w:jc w:val="center"/>
-        <w:rPr>
-          <w:rFonts w:ascii="Times New Roman" w:hAnsi="Times New Roman" w:cs="Times New Roman"/>
-          <w:bCs/>
-          <w:sz w:val="28"/>
-          <w:szCs w:val="28"/>
-          <w:lang w:val="en-US"/>
-        </w:rPr>
-      </w:pPr>
-      <w:r>
-        <w:rPr>
-          <w:rFonts w:ascii="Times New Roman" w:hAnsi="Times New Roman" w:cs="Times New Roman"/>
-          <w:bCs/>
-          <w:sz w:val="28"/>
-          <w:szCs w:val="28"/>
-          <w:lang w:val="en-US"/>
+        <w:rPr>
+          <w:rFonts w:ascii="Times New Roman" w:hAnsi="Times New Roman" w:cs="Times New Roman"/>
+          <w:b/>
+          <w:sz w:val="28"/>
+          <w:szCs w:val="28"/>
+        </w:rPr>
+      </w:pPr>
+    </w:p>
+    <w:p>
+      <w:pPr>
+        <w:ind w:right="141" w:firstLine="708"/>
+        <w:rPr>
+          <w:rFonts w:ascii="Times New Roman" w:hAnsi="Times New Roman" w:cs="Times New Roman"/>
+          <w:b/>
+          <w:sz w:val="28"/>
+          <w:szCs w:val="28"/>
+        </w:rPr>
+      </w:pPr>
+      <w:r>
+        <w:rPr>
+          <w:rFonts w:ascii="Times New Roman" w:hAnsi="Times New Roman" w:cs="Times New Roman"/>
+          <w:b/>
+          <w:sz w:val="28"/>
+          <w:szCs w:val="28"/>
         </w:rPr>
         <w:lastRenderedPageBreak/>
-        <w:drawing>
-          <wp:inline distT="0" distB="0" distL="0" distR="0" wp14:anchorId="29F64B95" wp14:editId="5E668EAA">
-            <wp:extent cx="5940425" cy="2549525"/>
-            <wp:effectExtent l="0" t="0" r="3175" b="3175"/>
-            <wp:docPr id="168050167" name="Рисунок 1" descr="Изображение выглядит как текст, снимок экрана, программное обеспечение, Мультимедийное программное обеспечение&#10;&#10;Содержимое, созданное искусственным интеллектом, может быть неверным."/>
-            <wp:cNvGraphicFramePr>
-              <a:graphicFrameLocks xmlns:a="http://schemas.openxmlformats.org/drawingml/2006/main" noChangeAspect="1"/>
-            </wp:cNvGraphicFramePr>
-            <a:graphic xmlns:a="http://schemas.openxmlformats.org/drawingml/2006/main">
-              <a:graphicData uri="http://schemas.openxmlformats.org/drawingml/2006/picture">
-                <pic:pic xmlns:pic="http://schemas.openxmlformats.org/drawingml/2006/picture">
-                  <pic:nvPicPr>
-                    <pic:cNvPr id="168050167" name="Рисунок 1" descr="Изображение выглядит как текст, снимок экрана, программное обеспечение, Мультимедийное программное обеспечение&#10;&#10;Содержимое, созданное искусственным интеллектом, может быть неверным."/>
-                    <pic:cNvPicPr/>
-                  </pic:nvPicPr>
-                  <pic:blipFill>
-                    <a:blip r:embed="rId13"/>
-                    <a:stretch>
-                      <a:fillRect/>
-                    </a:stretch>
-                  </pic:blipFill>
-                  <pic:spPr>
-                    <a:xfrm>
-                      <a:off x="0" y="0"/>
-                      <a:ext cx="5940425" cy="2549525"/>
-                    </a:xfrm>
-                    <a:prstGeom prst="rect">
-                      <a:avLst/>
-                    </a:prstGeom>
-                  </pic:spPr>
-                </pic:pic>
-              </a:graphicData>
-            </a:graphic>
-          </wp:inline>
-        </w:drawing>
+        <w:t>Вывод</w:t>
       </w:r>
     </w:p>
     <w:p>
       <w:pPr>
         <w:ind w:right="141"/>
-        <w:jc w:val="center"/>
-        <w:rPr>
-          <w:rFonts w:ascii="Times New Roman" w:hAnsi="Times New Roman" w:cs="Times New Roman"/>
-          <w:bCs/>
-          <w:sz w:val="28"/>
-          <w:szCs w:val="28"/>
-        </w:rPr>
-      </w:pPr>
-      <w:r>
-        <w:rPr>
-          <w:rFonts w:ascii="Times New Roman" w:hAnsi="Times New Roman" w:cs="Times New Roman"/>
-          <w:bCs/>
-          <w:sz w:val="28"/>
-          <w:szCs w:val="28"/>
-        </w:rPr>
-        <w:t xml:space="preserve">9 рис. – Результат загрузки репозитория в </w:t>
-      </w:r>
-      <w:r>
-        <w:rPr>
-          <w:rFonts w:ascii="Times New Roman" w:hAnsi="Times New Roman" w:cs="Times New Roman"/>
-          <w:bCs/>
+        <w:rPr>
+          <w:rFonts w:ascii="Times New Roman" w:hAnsi="Times New Roman" w:cs="Times New Roman"/>
+          <w:sz w:val="28"/>
+          <w:szCs w:val="28"/>
+        </w:rPr>
+      </w:pPr>
+      <w:r>
+        <w:rPr>
+          <w:rFonts w:ascii="Times New Roman" w:hAnsi="Times New Roman" w:cs="Times New Roman"/>
+          <w:b/>
+          <w:sz w:val="28"/>
+          <w:szCs w:val="28"/>
+        </w:rPr>
+        <w:tab/>
+      </w:r>
+      <w:r>
+        <w:rPr>
+          <w:rFonts w:ascii="Times New Roman" w:hAnsi="Times New Roman" w:cs="Times New Roman"/>
+          <w:sz w:val="28"/>
+          <w:szCs w:val="28"/>
+        </w:rPr>
+        <w:t>В ходе выполнения лабораторной работы были разработаны программы для выполнения заданий Лабораторной работы №1. В процессе выполнения работы были использованы знания о простейших структурах данных.</w:t>
+      </w:r>
+    </w:p>
+    <w:p>
+      <w:pPr>
+        <w:ind w:right="141"/>
+        <w:rPr>
+          <w:rFonts w:ascii="Times New Roman" w:hAnsi="Times New Roman" w:cs="Times New Roman"/>
+          <w:sz w:val="28"/>
+          <w:szCs w:val="28"/>
+        </w:rPr>
+      </w:pPr>
+    </w:p>
+    <w:p>
+      <w:pPr>
+        <w:ind w:right="141"/>
+        <w:rPr>
+          <w:rFonts w:ascii="Times New Roman" w:hAnsi="Times New Roman" w:cs="Times New Roman"/>
+          <w:sz w:val="28"/>
+          <w:szCs w:val="28"/>
+        </w:rPr>
+      </w:pPr>
+      <w:r>
+        <w:rPr>
+          <w:rFonts w:ascii="Times New Roman" w:hAnsi="Times New Roman" w:cs="Times New Roman"/>
+          <w:sz w:val="28"/>
+          <w:szCs w:val="28"/>
+        </w:rPr>
+        <w:t xml:space="preserve">Ссылка на удаленный репозиторий </w:t>
+      </w:r>
+      <w:r>
+        <w:rPr>
+          <w:rFonts w:ascii="Times New Roman" w:hAnsi="Times New Roman" w:cs="Times New Roman"/>
           <w:sz w:val="28"/>
           <w:szCs w:val="28"/>
           <w:lang w:val="en-US"/>
@@ -6189,177 +6221,22 @@
       <w:r>
         <w:rPr>
           <w:rFonts w:ascii="Times New Roman" w:hAnsi="Times New Roman" w:cs="Times New Roman"/>
-          <w:bCs/>
-          <w:sz w:val="28"/>
-          <w:szCs w:val="28"/>
-        </w:rPr>
-        <w:t xml:space="preserve"> </w:t>
-      </w:r>
-      <w:r>
-        <w:rPr>
-          <w:rFonts w:ascii="Times New Roman" w:hAnsi="Times New Roman" w:cs="Times New Roman"/>
-          <w:bCs/>
-          <w:sz w:val="28"/>
-          <w:szCs w:val="28"/>
-        </w:rPr>
-        <w:t>на новой ветке (</w:t>
-      </w:r>
-      <w:proofErr w:type="spellStart"/>
-      <w:r>
-        <w:rPr>
-          <w:rFonts w:ascii="Times New Roman" w:hAnsi="Times New Roman" w:cs="Times New Roman"/>
-          <w:bCs/>
-          <w:sz w:val="28"/>
-          <w:szCs w:val="28"/>
-        </w:rPr>
-        <w:t>Мелюшев</w:t>
-      </w:r>
-      <w:proofErr w:type="spellEnd"/>
-      <w:r>
-        <w:rPr>
-          <w:rFonts w:ascii="Times New Roman" w:hAnsi="Times New Roman" w:cs="Times New Roman"/>
-          <w:bCs/>
-          <w:sz w:val="28"/>
-          <w:szCs w:val="28"/>
-        </w:rPr>
-        <w:t>)</w:t>
-      </w:r>
-    </w:p>
-    <w:p>
-      <w:pPr>
-        <w:ind w:right="141" w:firstLine="708"/>
-        <w:rPr>
-          <w:rFonts w:ascii="Times New Roman" w:hAnsi="Times New Roman" w:cs="Times New Roman"/>
-          <w:b/>
-          <w:sz w:val="28"/>
-          <w:szCs w:val="28"/>
-        </w:rPr>
-      </w:pPr>
-    </w:p>
-    <w:p>
-      <w:pPr>
-        <w:ind w:right="141" w:firstLine="708"/>
-        <w:rPr>
-          <w:rFonts w:ascii="Times New Roman" w:hAnsi="Times New Roman" w:cs="Times New Roman"/>
-          <w:b/>
-          <w:sz w:val="28"/>
-          <w:szCs w:val="28"/>
-        </w:rPr>
-      </w:pPr>
+          <w:sz w:val="28"/>
+          <w:szCs w:val="28"/>
+        </w:rPr>
+        <w:t>:</w:t>
+      </w:r>
     </w:p>
     <w:p>
       <w:pPr>
         <w:ind w:right="141"/>
         <w:rPr>
           <w:rFonts w:ascii="Times New Roman" w:hAnsi="Times New Roman" w:cs="Times New Roman"/>
-          <w:b/>
-          <w:sz w:val="28"/>
-          <w:szCs w:val="28"/>
-        </w:rPr>
-      </w:pPr>
-    </w:p>
-    <w:p>
-      <w:pPr>
-        <w:ind w:right="141" w:firstLine="708"/>
-        <w:rPr>
-          <w:rFonts w:ascii="Times New Roman" w:hAnsi="Times New Roman" w:cs="Times New Roman"/>
-          <w:b/>
-          <w:sz w:val="28"/>
-          <w:szCs w:val="28"/>
-        </w:rPr>
-      </w:pPr>
-      <w:r>
-        <w:rPr>
-          <w:rFonts w:ascii="Times New Roman" w:hAnsi="Times New Roman" w:cs="Times New Roman"/>
-          <w:b/>
-          <w:sz w:val="28"/>
-          <w:szCs w:val="28"/>
-        </w:rPr>
-        <w:t>Вывод</w:t>
-      </w:r>
-    </w:p>
-    <w:p>
-      <w:pPr>
-        <w:ind w:right="141"/>
-        <w:rPr>
-          <w:rFonts w:ascii="Times New Roman" w:hAnsi="Times New Roman" w:cs="Times New Roman"/>
-          <w:sz w:val="28"/>
-          <w:szCs w:val="28"/>
-        </w:rPr>
-      </w:pPr>
-      <w:r>
-        <w:rPr>
-          <w:rFonts w:ascii="Times New Roman" w:hAnsi="Times New Roman" w:cs="Times New Roman"/>
-          <w:b/>
-          <w:sz w:val="28"/>
-          <w:szCs w:val="28"/>
-        </w:rPr>
-        <w:tab/>
-      </w:r>
-      <w:r>
-        <w:rPr>
-          <w:rFonts w:ascii="Times New Roman" w:hAnsi="Times New Roman" w:cs="Times New Roman"/>
-          <w:sz w:val="28"/>
-          <w:szCs w:val="28"/>
-        </w:rPr>
-        <w:t>В ходе выполнения лабораторной работы были разработаны программы для выполнения заданий Лабораторной работы №1. В процессе выполнения работы были использованы знания о простейших структурах данных.</w:t>
-      </w:r>
-    </w:p>
-    <w:p>
-      <w:pPr>
-        <w:ind w:right="141"/>
-        <w:rPr>
-          <w:rFonts w:ascii="Times New Roman" w:hAnsi="Times New Roman" w:cs="Times New Roman"/>
-          <w:sz w:val="28"/>
-          <w:szCs w:val="28"/>
-        </w:rPr>
-      </w:pPr>
-    </w:p>
-    <w:p>
-      <w:pPr>
-        <w:ind w:right="141"/>
-        <w:rPr>
-          <w:rFonts w:ascii="Times New Roman" w:hAnsi="Times New Roman" w:cs="Times New Roman"/>
-          <w:sz w:val="28"/>
-          <w:szCs w:val="28"/>
-        </w:rPr>
-      </w:pPr>
-      <w:r>
-        <w:rPr>
-          <w:rFonts w:ascii="Times New Roman" w:hAnsi="Times New Roman" w:cs="Times New Roman"/>
-          <w:sz w:val="28"/>
-          <w:szCs w:val="28"/>
-        </w:rPr>
-        <w:t xml:space="preserve">Ссылка на удаленный репозиторий </w:t>
-      </w:r>
-      <w:r>
-        <w:rPr>
-          <w:rFonts w:ascii="Times New Roman" w:hAnsi="Times New Roman" w:cs="Times New Roman"/>
-          <w:sz w:val="28"/>
-          <w:szCs w:val="28"/>
-          <w:lang w:val="en-US"/>
-        </w:rPr>
-        <w:t>GitHub</w:t>
-      </w:r>
-      <w:r>
-        <w:rPr>
-          <w:rFonts w:ascii="Times New Roman" w:hAnsi="Times New Roman" w:cs="Times New Roman"/>
-          <w:sz w:val="28"/>
-          <w:szCs w:val="28"/>
-        </w:rPr>
-        <w:t>:</w:t>
-      </w:r>
-    </w:p>
-    <w:p>
-      <w:pPr>
-        <w:ind w:right="141"/>
-        <w:rPr>
-          <w:rFonts w:ascii="Times New Roman" w:hAnsi="Times New Roman" w:cs="Times New Roman"/>
-          <w:sz w:val="28"/>
-          <w:szCs w:val="28"/>
-        </w:rPr>
-      </w:pPr>
-      <w:hyperlink r:id="rId14" w:history="1">
+          <w:sz w:val="28"/>
+          <w:szCs w:val="28"/>
+        </w:rPr>
+      </w:pPr>
+      <w:hyperlink r:id="rId13" w:history="1">
         <w:r>
           <w:rPr>
             <w:rStyle w:val="ae"/>
